--- a/docs/quizzes/11_quiz_anova.docx
+++ b/docs/quizzes/11_quiz_anova.docx
@@ -15,7 +15,7 @@
         <w:pStyle w:val="Subtitle"/>
       </w:pPr>
       <w:r>
-        <w:t xml:space="preserve">comparing 3+ groups, assumptions, car::Anova, and emmeans post-hoc</w:t>
+        <w:t xml:space="preserve">comparing 3+ groups, assumptions, aov()/car::Anova(), and emmeans post-hoc — Palmer penguins</w:t>
       </w:r>
     </w:p>
     <w:p>
@@ -31,7 +31,7 @@
         <w:pStyle w:val="Date"/>
       </w:pPr>
       <w:r>
-        <w:t xml:space="preserve">2026-07-05</w:t>
+        <w:t xml:space="preserve">2026-08-27</w:t>
       </w:r>
     </w:p>
     <w:bookmarkStart w:id="10" w:name="quiz-11-one-way-anova"/>
@@ -57,7 +57,19 @@
         <w:pStyle w:val="FirstParagraph"/>
       </w:pPr>
       <w:r>
-        <w:t xml:space="preserve">Answer all 10 questions. This quiz covers why we use ANOVA instead of many t-tests, the F-statistic, checking assumptions, running the test, and finding</w:t>
+        <w:t xml:space="preserve">This quiz covers One-Way ANOVA I &amp; II: why we use ANOVA instead of many t-tests, the F-statistic, fitting</w:t>
+      </w:r>
+      <w:r>
+        <w:t xml:space="preserve"> </w:t>
+      </w:r>
+      <w:r>
+        <w:rPr>
+          <w:rStyle w:val="VerbatimChar"/>
+        </w:rPr>
+        <w:t xml:space="preserve">lm(body_mass_g ~ species, data = penguins_df)</w:t>
+      </w:r>
+      <w:r>
+        <w:t xml:space="preserve">, checking assumptions, running the test, and finding</w:t>
       </w:r>
       <w:r>
         <w:t xml:space="preserve"> </w:t>
@@ -73,25 +85,136 @@
         <w:t xml:space="preserve"> </w:t>
       </w:r>
       <w:r>
-        <w:t xml:space="preserve">groups differ with post-hoc comparisons (Palmer penguins: body mass by species).</w:t>
-      </w:r>
-    </w:p>
-    <w:p>
-      <w:pPr>
-        <w:pStyle w:val="BlockText"/>
+        <w:t xml:space="preserve">species differ with</w:t>
+      </w:r>
+      <w:r>
+        <w:t xml:space="preserve"> </w:t>
+      </w:r>
+      <w:r>
+        <w:rPr>
+          <w:rStyle w:val="VerbatimChar"/>
+        </w:rPr>
+        <w:t xml:space="preserve">emmeans</w:t>
+      </w:r>
+      <w:r>
+        <w:t xml:space="preserve"> </w:t>
+      </w:r>
+      <w:r>
+        <w:t xml:space="preserve">post-hoc comparisons.</w:t>
+      </w:r>
+    </w:p>
+    <w:p>
+      <w:pPr>
+        <w:pStyle w:val="BodyText"/>
+      </w:pPr>
+      <w:r>
+        <w:t xml:space="preserve">The quiz has four parts:</w:t>
+      </w:r>
+    </w:p>
+    <w:p>
+      <w:pPr>
+        <w:pStyle w:val="Compact"/>
+        <w:numPr>
+          <w:ilvl w:val="0"/>
+          <w:numId w:val="1001"/>
+        </w:numPr>
       </w:pPr>
       <w:r>
         <w:rPr>
           <w:b/>
           <w:bCs/>
         </w:rPr>
+        <w:t xml:space="preserve">Part A — General Knowledge &amp; Concepts</w:t>
+      </w:r>
+      <w:r>
+        <w:t xml:space="preserve"> </w:t>
+      </w:r>
+      <w:r>
+        <w:t xml:space="preserve">(8 questions)</w:t>
+      </w:r>
+    </w:p>
+    <w:p>
+      <w:pPr>
+        <w:pStyle w:val="Compact"/>
+        <w:numPr>
+          <w:ilvl w:val="0"/>
+          <w:numId w:val="1001"/>
+        </w:numPr>
+      </w:pPr>
+      <w:r>
+        <w:rPr>
+          <w:b/>
+          <w:bCs/>
+        </w:rPr>
+        <w:t xml:space="preserve">Part B — Predict the Output</w:t>
+      </w:r>
+      <w:r>
+        <w:t xml:space="preserve"> </w:t>
+      </w:r>
+      <w:r>
+        <w:t xml:space="preserve">(8 questions)</w:t>
+      </w:r>
+    </w:p>
+    <w:p>
+      <w:pPr>
+        <w:pStyle w:val="Compact"/>
+        <w:numPr>
+          <w:ilvl w:val="0"/>
+          <w:numId w:val="1001"/>
+        </w:numPr>
+      </w:pPr>
+      <w:r>
+        <w:rPr>
+          <w:b/>
+          <w:bCs/>
+        </w:rPr>
+        <w:t xml:space="preserve">Part C — Troubleshooting</w:t>
+      </w:r>
+      <w:r>
+        <w:t xml:space="preserve"> </w:t>
+      </w:r>
+      <w:r>
+        <w:t xml:space="preserve">(8 questions)</w:t>
+      </w:r>
+    </w:p>
+    <w:p>
+      <w:pPr>
+        <w:pStyle w:val="Compact"/>
+        <w:numPr>
+          <w:ilvl w:val="0"/>
+          <w:numId w:val="1001"/>
+        </w:numPr>
+      </w:pPr>
+      <w:r>
+        <w:rPr>
+          <w:b/>
+          <w:bCs/>
+        </w:rPr>
+        <w:t xml:space="preserve">Part D — Open-Ended / Applied</w:t>
+      </w:r>
+      <w:r>
+        <w:t xml:space="preserve"> </w:t>
+      </w:r>
+      <w:r>
+        <w:t xml:space="preserve">(8 questions)</w:t>
+      </w:r>
+    </w:p>
+    <w:p>
+      <w:pPr>
+        <w:pStyle w:val="BlockText"/>
+      </w:pPr>
+      <w:r>
+        <w:rPr>
+          <w:b/>
+          <w:bCs/>
+        </w:rPr>
         <w:t xml:space="preserve">Grading:</w:t>
       </w:r>
       <w:r>
         <w:t xml:space="preserve"> </w:t>
       </w:r>
       <w:r>
-        <w:t xml:space="preserve">10 questions × 1 point = 10 points total. Partial credit is available on code questions.</w:t>
+        <w:t xml:space="preserve">32 questions × 1 point = 32 points total. Partial credit is available on code and open-ended questions.</w:t>
       </w:r>
     </w:p>
     <w:p>
@@ -103,22 +226,32 @@
     </w:p>
     <w:bookmarkEnd w:id="9"/>
     <w:bookmarkEnd w:id="10"/>
-    <w:bookmarkStart w:id="12" w:name="question-1-true-false"/>
+    <w:bookmarkStart w:id="11" w:name="part-a-general-knowledge-concepts"/>
     <w:p>
       <w:pPr>
         <w:pStyle w:val="Heading1"/>
       </w:pPr>
       <w:r>
-        <w:t xml:space="preserve">Question 1 · True / False</w:t>
-      </w:r>
-    </w:p>
-    <w:bookmarkStart w:id="11" w:name="X031f88de752b91d3e6cff06131e6bd381f7d900"/>
+        <w:t xml:space="preserve">Part A — General Knowledge &amp; Concepts</w:t>
+      </w:r>
+    </w:p>
+    <w:bookmarkEnd w:id="11"/>
+    <w:bookmarkStart w:id="13" w:name="question-1-multiple-choice"/>
+    <w:p>
+      <w:pPr>
+        <w:pStyle w:val="Heading1"/>
+      </w:pPr>
+      <w:r>
+        <w:t xml:space="preserve">Question 1 · Multiple choice</w:t>
+      </w:r>
+    </w:p>
+    <w:bookmarkStart w:id="12" w:name="the-anova-f-statistic-is-a-ratio-of"/>
     <w:p>
       <w:pPr>
         <w:pStyle w:val="Heading3"/>
       </w:pPr>
       <w:r>
-        <w:t xml:space="preserve">Running three separate t-tests to compare three groups inflates the overall (family-wise) false-positive rate above 0.05.</w:t>
+        <w:t xml:space="preserve">The ANOVA F-statistic is a ratio of:</w:t>
       </w:r>
     </w:p>
     <w:p>
@@ -129,7 +262,34 @@
         <w:rPr>
           <w:rStyle w:val="VerbatimChar"/>
         </w:rPr>
-        <w:t xml:space="preserve">TRUE        FALSE</w:t>
+        <w:t xml:space="preserve">A)  within-group variance ÷ between-group variance</w:t>
+      </w:r>
+      <w:r>
+        <w:br/>
+      </w:r>
+      <w:r>
+        <w:rPr>
+          <w:rStyle w:val="VerbatimChar"/>
+        </w:rPr>
+        <w:t xml:space="preserve">B)  between-group variance ÷ within-group variance</w:t>
+      </w:r>
+      <w:r>
+        <w:br/>
+      </w:r>
+      <w:r>
+        <w:rPr>
+          <w:rStyle w:val="VerbatimChar"/>
+        </w:rPr>
+        <w:t xml:space="preserve">C)  the largest group mean ÷ the smallest</w:t>
+      </w:r>
+      <w:r>
+        <w:br/>
+      </w:r>
+      <w:r>
+        <w:rPr>
+          <w:rStyle w:val="VerbatimChar"/>
+        </w:rPr>
+        <w:t xml:space="preserve">D)  sample size ÷ number of groups</w:t>
       </w:r>
     </w:p>
     <w:p>
@@ -152,24 +312,24 @@
         </w:pict>
       </w:r>
     </w:p>
-    <w:bookmarkEnd w:id="11"/>
     <w:bookmarkEnd w:id="12"/>
-    <w:bookmarkStart w:id="14" w:name="question-2-multiple-choice"/>
+    <w:bookmarkEnd w:id="13"/>
+    <w:bookmarkStart w:id="15" w:name="question-2-true-false"/>
     <w:p>
       <w:pPr>
         <w:pStyle w:val="Heading1"/>
       </w:pPr>
       <w:r>
-        <w:t xml:space="preserve">Question 2 · Multiple choice</w:t>
-      </w:r>
-    </w:p>
-    <w:bookmarkStart w:id="13" w:name="the-anova-f-statistic-is-a-ratio-of"/>
+        <w:t xml:space="preserve">Question 2 · True / False</w:t>
+      </w:r>
+    </w:p>
+    <w:bookmarkStart w:id="14" w:name="X031f88de752b91d3e6cff06131e6bd381f7d900"/>
     <w:p>
       <w:pPr>
         <w:pStyle w:val="Heading3"/>
       </w:pPr>
       <w:r>
-        <w:t xml:space="preserve">The ANOVA F-statistic is a ratio of:</w:t>
+        <w:t xml:space="preserve">Running three separate t-tests to compare three groups inflates the overall (family-wise) false-positive rate above 0.05.</w:t>
       </w:r>
     </w:p>
     <w:p>
@@ -180,34 +340,7 @@
         <w:rPr>
           <w:rStyle w:val="VerbatimChar"/>
         </w:rPr>
-        <w:t xml:space="preserve">A)  within-group variance ÷ between-group variance</w:t>
-      </w:r>
-      <w:r>
-        <w:br/>
-      </w:r>
-      <w:r>
-        <w:rPr>
-          <w:rStyle w:val="VerbatimChar"/>
-        </w:rPr>
-        <w:t xml:space="preserve">B)  between-group variance ÷ within-group variance</w:t>
-      </w:r>
-      <w:r>
-        <w:br/>
-      </w:r>
-      <w:r>
-        <w:rPr>
-          <w:rStyle w:val="VerbatimChar"/>
-        </w:rPr>
-        <w:t xml:space="preserve">C)  the largest group mean ÷ the smallest</w:t>
-      </w:r>
-      <w:r>
-        <w:br/>
-      </w:r>
-      <w:r>
-        <w:rPr>
-          <w:rStyle w:val="VerbatimChar"/>
-        </w:rPr>
-        <w:t xml:space="preserve">D)  sample size ÷ number of groups</w:t>
+        <w:t xml:space="preserve">TRUE        FALSE</w:t>
       </w:r>
     </w:p>
     <w:p>
@@ -230,24 +363,24 @@
         </w:pict>
       </w:r>
     </w:p>
-    <w:bookmarkEnd w:id="13"/>
     <w:bookmarkEnd w:id="14"/>
-    <w:bookmarkStart w:id="16" w:name="question-3-short-answer-hypotheses"/>
+    <w:bookmarkEnd w:id="15"/>
+    <w:bookmarkStart w:id="17" w:name="question-3-short-answer-how-many-tests"/>
     <w:p>
       <w:pPr>
         <w:pStyle w:val="Heading1"/>
       </w:pPr>
       <w:r>
-        <w:t xml:space="preserve">Question 3 · Short answer — hypotheses</w:t>
-      </w:r>
-    </w:p>
-    <w:bookmarkStart w:id="15" w:name="Xd6f060457d731dd433445ffe52f78a54eb7406c"/>
+        <w:t xml:space="preserve">Question 3 · Short answer — how many tests?</w:t>
+      </w:r>
+    </w:p>
+    <w:bookmarkStart w:id="16" w:name="Xbd36b150b4a74fb7bc9a0f6098c121bcb29e62d"/>
     <w:p>
       <w:pPr>
         <w:pStyle w:val="Heading3"/>
       </w:pPr>
       <w:r>
-        <w:t xml:space="preserve">Write H₀ and Hₐ for a one-way ANOVA comparing mean body mass across three penguin species.</w:t>
+        <w:t xml:space="preserve">With 4 groups, how many pairwise t-tests would you need to compare every pair, and roughly what does that do to your overall false-positive rate compared to a single ANOVA?</w:t>
       </w:r>
     </w:p>
     <w:p>
@@ -258,7 +391,7 @@
         <w:rPr>
           <w:rStyle w:val="VerbatimChar"/>
         </w:rPr>
-        <w:t xml:space="preserve">H0:</w:t>
+        <w:t xml:space="preserve">Number of pairwise tests:</w:t>
       </w:r>
       <w:r>
         <w:br/>
@@ -267,7 +400,7 @@
         <w:rPr>
           <w:rStyle w:val="VerbatimChar"/>
         </w:rPr>
-        <w:t xml:space="preserve">Ha:</w:t>
+        <w:t xml:space="preserve">Effect on false-positive rate:</w:t>
       </w:r>
     </w:p>
     <w:p>
@@ -277,24 +410,36 @@
         </w:pict>
       </w:r>
     </w:p>
-    <w:bookmarkEnd w:id="15"/>
     <w:bookmarkEnd w:id="16"/>
-    <w:bookmarkStart w:id="18" w:name="question-4-matching-the-tools"/>
+    <w:bookmarkEnd w:id="17"/>
+    <w:bookmarkStart w:id="19" w:name="question-4-multiple-choice"/>
     <w:p>
       <w:pPr>
         <w:pStyle w:val="Heading1"/>
       </w:pPr>
       <w:r>
-        <w:t xml:space="preserve">Question 4 · Matching — the tools</w:t>
-      </w:r>
-    </w:p>
-    <w:bookmarkStart w:id="17" w:name="X38af8f4642f899147c8163d271a1ea7788adcaf"/>
+        <w:t xml:space="preserve">Question 4 · Multiple choice</w:t>
+      </w:r>
+    </w:p>
+    <w:bookmarkStart w:id="18" w:name="X139a33dd97e073c706cc9a2455b42cd16f13a9e"/>
     <w:p>
       <w:pPr>
         <w:pStyle w:val="Heading3"/>
       </w:pPr>
       <w:r>
-        <w:t xml:space="preserve">Match each function to its job. Write the letter next to each item.</w:t>
+        <w:t xml:space="preserve">In</w:t>
+      </w:r>
+      <w:r>
+        <w:t xml:space="preserve"> </w:t>
+      </w:r>
+      <w:r>
+        <w:rPr>
+          <w:rStyle w:val="VerbatimChar"/>
+        </w:rPr>
+        <w:t xml:space="preserve">lm(body_mass_g ~ species, data = penguins_df)</w:t>
+      </w:r>
+      <w:r>
+        <w:t xml:space="preserve">, which statement is correct?</w:t>
       </w:r>
     </w:p>
     <w:p>
@@ -305,7 +450,7 @@
         <w:rPr>
           <w:rStyle w:val="VerbatimChar"/>
         </w:rPr>
-        <w:t xml:space="preserve">1.  aov() + summary()                 ___</w:t>
+        <w:t xml:space="preserve">A)  body_mass_g is the predictor and species is the response</w:t>
       </w:r>
       <w:r>
         <w:br/>
@@ -314,7 +459,7 @@
         <w:rPr>
           <w:rStyle w:val="VerbatimChar"/>
         </w:rPr>
-        <w:t xml:space="preserve">2.  car::Anova(model, type = "II")    ___</w:t>
+        <w:t xml:space="preserve">B)  species is the predictor and body_mass_g is the response</w:t>
       </w:r>
       <w:r>
         <w:br/>
@@ -323,7 +468,7 @@
         <w:rPr>
           <w:rStyle w:val="VerbatimChar"/>
         </w:rPr>
-        <w:t xml:space="preserve">3.  leveneTest()                      ___</w:t>
+        <w:t xml:space="preserve">C)  Both variables are predictors</w:t>
       </w:r>
       <w:r>
         <w:br/>
@@ -332,64 +477,21 @@
         <w:rPr>
           <w:rStyle w:val="VerbatimChar"/>
         </w:rPr>
-        <w:t xml:space="preserve">4.  shapiro.test(residuals(model))    ___</w:t>
-      </w:r>
-      <w:r>
-        <w:br/>
-      </w:r>
-      <w:r>
-        <w:rPr>
-          <w:rStyle w:val="VerbatimChar"/>
-        </w:rPr>
-        <w:t xml:space="preserve">5.  emmeans(model, pairwise ~ group)  ___</w:t>
+        <w:t xml:space="preserve">D)  This is not a valid ANOVA — species must be numeric</w:t>
+      </w:r>
+    </w:p>
+    <w:p>
+      <w:pPr>
+        <w:pStyle w:val="FirstParagraph"/>
+      </w:pPr>
+      <w:r>
+        <w:t xml:space="preserve">Your answer:</w:t>
       </w:r>
     </w:p>
     <w:p>
       <w:pPr>
         <w:pStyle w:val="SourceCode"/>
       </w:pPr>
-      <w:r>
-        <w:rPr>
-          <w:rStyle w:val="VerbatimChar"/>
-        </w:rPr>
-        <w:t xml:space="preserve">A.  Test equal variance across groups</w:t>
-      </w:r>
-      <w:r>
-        <w:br/>
-      </w:r>
-      <w:r>
-        <w:rPr>
-          <w:rStyle w:val="VerbatimChar"/>
-        </w:rPr>
-        <w:t xml:space="preserve">B.  The classic ANOVA F table (Type I)</w:t>
-      </w:r>
-      <w:r>
-        <w:br/>
-      </w:r>
-      <w:r>
-        <w:rPr>
-          <w:rStyle w:val="VerbatimChar"/>
-        </w:rPr>
-        <w:t xml:space="preserve">C.  Post-hoc pairwise comparisons (which groups differ)</w:t>
-      </w:r>
-      <w:r>
-        <w:br/>
-      </w:r>
-      <w:r>
-        <w:rPr>
-          <w:rStyle w:val="VerbatimChar"/>
-        </w:rPr>
-        <w:t xml:space="preserve">D.  Type II ANOVA table (better for unbalanced data)</w:t>
-      </w:r>
-      <w:r>
-        <w:br/>
-      </w:r>
-      <w:r>
-        <w:rPr>
-          <w:rStyle w:val="VerbatimChar"/>
-        </w:rPr>
-        <w:t xml:space="preserve">E.  Test normality of the residuals</w:t>
-      </w:r>
     </w:p>
     <w:p>
       <w:r>
@@ -398,90 +500,48 @@
         </w:pict>
       </w:r>
     </w:p>
-    <w:bookmarkEnd w:id="17"/>
     <w:bookmarkEnd w:id="18"/>
-    <w:bookmarkStart w:id="20" w:name="question-5-short-code-fit-and-test"/>
+    <w:bookmarkEnd w:id="19"/>
+    <w:bookmarkStart w:id="21" w:name="X7e95561346cac219310f20d824add46f0b53153"/>
     <w:p>
       <w:pPr>
         <w:pStyle w:val="Heading1"/>
       </w:pPr>
       <w:r>
-        <w:t xml:space="preserve">Question 5 · Short code — fit and test</w:t>
-      </w:r>
-    </w:p>
-    <w:bookmarkStart w:id="19" w:name="X3441f9e5f079c1ae4a6147c563e5fa914e945df"/>
+        <w:t xml:space="preserve">Question 5 · Short answer — between vs. within</w:t>
+      </w:r>
+    </w:p>
+    <w:bookmarkStart w:id="20" w:name="X3c5db96b1441100be6961da5f6c64d0fee17bcf"/>
     <w:p>
       <w:pPr>
         <w:pStyle w:val="Heading3"/>
       </w:pPr>
       <w:r>
-        <w:t xml:space="preserve">Write the two lines that (1) fit a model of</w:t>
-      </w:r>
-      <w:r>
-        <w:t xml:space="preserve"> </w:t>
-      </w:r>
-      <w:r>
-        <w:rPr>
-          <w:rStyle w:val="VerbatimChar"/>
-        </w:rPr>
-        <w:t xml:space="preserve">body_mass_g</w:t>
-      </w:r>
-      <w:r>
-        <w:t xml:space="preserve"> </w:t>
-      </w:r>
-      <w:r>
-        <w:t xml:space="preserve">by</w:t>
-      </w:r>
-      <w:r>
-        <w:t xml:space="preserve"> </w:t>
-      </w:r>
-      <w:r>
-        <w:rPr>
-          <w:rStyle w:val="VerbatimChar"/>
-        </w:rPr>
-        <w:t xml:space="preserve">species</w:t>
-      </w:r>
-      <w:r>
-        <w:t xml:space="preserve"> </w:t>
-      </w:r>
-      <w:r>
-        <w:t xml:space="preserve">in</w:t>
-      </w:r>
-      <w:r>
-        <w:t xml:space="preserve"> </w:t>
-      </w:r>
-      <w:r>
-        <w:rPr>
-          <w:rStyle w:val="VerbatimChar"/>
-        </w:rPr>
-        <w:t xml:space="preserve">penguins_df</w:t>
-      </w:r>
-      <w:r>
-        <w:t xml:space="preserve">, stored in</w:t>
-      </w:r>
-      <w:r>
-        <w:t xml:space="preserve"> </w:t>
-      </w:r>
-      <w:r>
-        <w:rPr>
-          <w:rStyle w:val="VerbatimChar"/>
-        </w:rPr>
-        <w:t xml:space="preserve">mass_model</w:t>
-      </w:r>
-      <w:r>
-        <w:t xml:space="preserve">, and (2) print the Type II ANOVA table with</w:t>
-      </w:r>
-      <w:r>
-        <w:t xml:space="preserve"> </w:t>
-      </w:r>
-      <w:r>
-        <w:rPr>
-          <w:rStyle w:val="VerbatimChar"/>
-        </w:rPr>
-        <w:t xml:space="preserve">car</w:t>
-      </w:r>
-      <w:r>
-        <w:t xml:space="preserve">.</w:t>
+        <w:t xml:space="preserve">In one sentence each, define</w:t>
+      </w:r>
+      <w:r>
+        <w:t xml:space="preserve"> </w:t>
+      </w:r>
+      <w:r>
+        <w:t xml:space="preserve">“between-group variance”</w:t>
+      </w:r>
+      <w:r>
+        <w:t xml:space="preserve"> </w:t>
+      </w:r>
+      <w:r>
+        <w:t xml:space="preserve">and</w:t>
+      </w:r>
+      <w:r>
+        <w:t xml:space="preserve"> </w:t>
+      </w:r>
+      <w:r>
+        <w:t xml:space="preserve">“within-group variance”</w:t>
+      </w:r>
+      <w:r>
+        <w:t xml:space="preserve"> </w:t>
+      </w:r>
+      <w:r>
+        <w:t xml:space="preserve">in the context of comparing body mass across three penguin species.</w:t>
       </w:r>
     </w:p>
     <w:p>
@@ -490,12 +550,21 @@
       </w:pPr>
       <w:r>
         <w:rPr>
-          <w:rStyle w:val="CommentTok"/>
-        </w:rPr>
-        <w:t xml:space="preserve"># Your code:</w:t>
+          <w:rStyle w:val="VerbatimChar"/>
+        </w:rPr>
+        <w:t xml:space="preserve">Between-group variance:</w:t>
       </w:r>
       <w:r>
         <w:br/>
+      </w:r>
+      <w:r>
+        <w:br/>
+      </w:r>
+      <w:r>
+        <w:rPr>
+          <w:rStyle w:val="VerbatimChar"/>
+        </w:rPr>
+        <w:t xml:space="preserve">Within-group variance:</w:t>
       </w:r>
     </w:p>
     <w:p>
@@ -505,63 +574,33 @@
         </w:pict>
       </w:r>
     </w:p>
-    <w:bookmarkEnd w:id="19"/>
     <w:bookmarkEnd w:id="20"/>
-    <w:bookmarkStart w:id="22" w:name="question-6-find-the-error-car-not-loaded"/>
+    <w:bookmarkEnd w:id="21"/>
+    <w:bookmarkStart w:id="23" w:name="question-6-true-false"/>
     <w:p>
       <w:pPr>
         <w:pStyle w:val="Heading1"/>
       </w:pPr>
       <w:r>
-        <w:t xml:space="preserve">Question 6 · Find the error — car not loaded</w:t>
-      </w:r>
-    </w:p>
-    <w:bookmarkStart w:id="21" w:name="X3ac16c2791eca5a3bdd81ac4dfb285e23456fa0"/>
+        <w:t xml:space="preserve">Question 6 · True / False</w:t>
+      </w:r>
+    </w:p>
+    <w:bookmarkStart w:id="22" w:name="Xb04fc7826e9d4b9690e7c7df37304c29477be0a"/>
     <w:p>
       <w:pPr>
         <w:pStyle w:val="Heading3"/>
       </w:pPr>
       <w:r>
-        <w:t xml:space="preserve">This errors with</w:t>
-      </w:r>
-      <w:r>
-        <w:t xml:space="preserve"> </w:t>
-      </w:r>
-      <w:r>
-        <w:rPr>
-          <w:rStyle w:val="VerbatimChar"/>
-        </w:rPr>
-        <w:t xml:space="preserve">could not find function "Anova"</w:t>
-      </w:r>
-      <w:r>
-        <w:t xml:space="preserve">. What is wrong, and what is the difference between</w:t>
-      </w:r>
-      <w:r>
-        <w:t xml:space="preserve"> </w:t>
-      </w:r>
-      <w:r>
-        <w:rPr>
-          <w:rStyle w:val="VerbatimChar"/>
-        </w:rPr>
-        <w:t xml:space="preserve">anova()</w:t>
-      </w:r>
-      <w:r>
-        <w:t xml:space="preserve"> </w:t>
-      </w:r>
-      <w:r>
-        <w:t xml:space="preserve">and</w:t>
-      </w:r>
-      <w:r>
-        <w:t xml:space="preserve"> </w:t>
-      </w:r>
-      <w:r>
-        <w:rPr>
-          <w:rStyle w:val="VerbatimChar"/>
-        </w:rPr>
-        <w:t xml:space="preserve">Anova()</w:t>
-      </w:r>
-      <w:r>
-        <w:t xml:space="preserve">?</w:t>
+        <w:rPr>
+          <w:rStyle w:val="VerbatimChar"/>
+        </w:rPr>
+        <w:t xml:space="preserve">emmeans</w:t>
+      </w:r>
+      <w:r>
+        <w:t xml:space="preserve"> </w:t>
+      </w:r>
+      <w:r>
+        <w:t xml:space="preserve">pairwise comparisons that are Tukey-adjusted already correct for multiple comparisons, so the family-wise error rate stays at 0.05 without you doing anything extra.</w:t>
       </w:r>
     </w:p>
     <w:p>
@@ -570,39 +609,9 @@
       </w:pPr>
       <w:r>
         <w:rPr>
-          <w:rStyle w:val="FunctionTok"/>
-        </w:rPr>
-        <w:t xml:space="preserve">Anova</w:t>
-      </w:r>
-      <w:r>
-        <w:rPr>
-          <w:rStyle w:val="NormalTok"/>
-        </w:rPr>
-        <w:t xml:space="preserve">(mass_model, </w:t>
-      </w:r>
-      <w:r>
-        <w:rPr>
-          <w:rStyle w:val="AttributeTok"/>
-        </w:rPr>
-        <w:t xml:space="preserve">type =</w:t>
-      </w:r>
-      <w:r>
-        <w:rPr>
-          <w:rStyle w:val="NormalTok"/>
-        </w:rPr>
-        <w:t xml:space="preserve"> </w:t>
-      </w:r>
-      <w:r>
-        <w:rPr>
-          <w:rStyle w:val="StringTok"/>
-        </w:rPr>
-        <w:t xml:space="preserve">"II"</w:t>
-      </w:r>
-      <w:r>
-        <w:rPr>
-          <w:rStyle w:val="NormalTok"/>
-        </w:rPr>
-        <w:t xml:space="preserve">)</w:t>
+          <w:rStyle w:val="VerbatimChar"/>
+        </w:rPr>
+        <w:t xml:space="preserve">TRUE        FALSE</w:t>
       </w:r>
     </w:p>
     <w:p>
@@ -610,7 +619,7 @@
         <w:pStyle w:val="FirstParagraph"/>
       </w:pPr>
       <w:r>
-        <w:t xml:space="preserve">Your fix and explanation:</w:t>
+        <w:t xml:space="preserve">Your answer:</w:t>
       </w:r>
     </w:p>
     <w:p>
@@ -625,36 +634,24 @@
         </w:pict>
       </w:r>
     </w:p>
-    <w:bookmarkEnd w:id="21"/>
     <w:bookmarkEnd w:id="22"/>
-    <w:bookmarkStart w:id="24" w:name="Xf2697590db93db3e16cfb65b279c31a7837d9c9"/>
+    <w:bookmarkEnd w:id="23"/>
+    <w:bookmarkStart w:id="25" w:name="question-7-matching-the-tools"/>
     <w:p>
       <w:pPr>
         <w:pStyle w:val="Heading1"/>
       </w:pPr>
       <w:r>
-        <w:t xml:space="preserve">Question 7 · Multiple choice — interpreting the F test</w:t>
-      </w:r>
-    </w:p>
-    <w:bookmarkStart w:id="23" w:name="Xd312df87a7d802b4330a17368496f3d42fbe2cf"/>
+        <w:t xml:space="preserve">Question 7 · Matching — the tools</w:t>
+      </w:r>
+    </w:p>
+    <w:bookmarkStart w:id="24" w:name="X38af8f4642f899147c8163d271a1ea7788adcaf"/>
     <w:p>
       <w:pPr>
         <w:pStyle w:val="Heading3"/>
       </w:pPr>
       <w:r>
-        <w:t xml:space="preserve">The ANOVA gives</w:t>
-      </w:r>
-      <w:r>
-        <w:t xml:space="preserve"> </w:t>
-      </w:r>
-      <w:r>
-        <w:rPr>
-          <w:rStyle w:val="VerbatimChar"/>
-        </w:rPr>
-        <w:t xml:space="preserve">p &lt; 0.001</w:t>
-      </w:r>
-      <w:r>
-        <w:t xml:space="preserve">. What can you correctly conclude?</w:t>
+        <w:t xml:space="preserve">Match each function to its job. Write the letter next to each item.</w:t>
       </w:r>
     </w:p>
     <w:p>
@@ -665,7 +662,7 @@
         <w:rPr>
           <w:rStyle w:val="VerbatimChar"/>
         </w:rPr>
-        <w:t xml:space="preserve">A)  All three species differ from each other</w:t>
+        <w:t xml:space="preserve">1.  aov() + summary()                 ___</w:t>
       </w:r>
       <w:r>
         <w:br/>
@@ -674,7 +671,7 @@
         <w:rPr>
           <w:rStyle w:val="VerbatimChar"/>
         </w:rPr>
-        <w:t xml:space="preserve">B)  At least one species mean differs from the others — but not which</w:t>
+        <w:t xml:space="preserve">2.  car::Anova(model, type = "II")    ___</w:t>
       </w:r>
       <w:r>
         <w:br/>
@@ -683,7 +680,7 @@
         <w:rPr>
           <w:rStyle w:val="VerbatimChar"/>
         </w:rPr>
-        <w:t xml:space="preserve">C)  Gentoo is the heaviest species</w:t>
+        <w:t xml:space="preserve">3.  leveneTest()                      ___</w:t>
       </w:r>
       <w:r>
         <w:br/>
@@ -692,21 +689,64 @@
         <w:rPr>
           <w:rStyle w:val="VerbatimChar"/>
         </w:rPr>
-        <w:t xml:space="preserve">D)  The variances are equal</w:t>
-      </w:r>
-    </w:p>
-    <w:p>
-      <w:pPr>
-        <w:pStyle w:val="FirstParagraph"/>
-      </w:pPr>
-      <w:r>
-        <w:t xml:space="preserve">Your answer:</w:t>
+        <w:t xml:space="preserve">4.  shapiro.test(residuals(model))    ___</w:t>
+      </w:r>
+      <w:r>
+        <w:br/>
+      </w:r>
+      <w:r>
+        <w:rPr>
+          <w:rStyle w:val="VerbatimChar"/>
+        </w:rPr>
+        <w:t xml:space="preserve">5.  emmeans(model, pairwise ~ group)  ___</w:t>
       </w:r>
     </w:p>
     <w:p>
       <w:pPr>
         <w:pStyle w:val="SourceCode"/>
       </w:pPr>
+      <w:r>
+        <w:rPr>
+          <w:rStyle w:val="VerbatimChar"/>
+        </w:rPr>
+        <w:t xml:space="preserve">A.  Test equal variance across groups</w:t>
+      </w:r>
+      <w:r>
+        <w:br/>
+      </w:r>
+      <w:r>
+        <w:rPr>
+          <w:rStyle w:val="VerbatimChar"/>
+        </w:rPr>
+        <w:t xml:space="preserve">B.  The classic ANOVA F table (Type I)</w:t>
+      </w:r>
+      <w:r>
+        <w:br/>
+      </w:r>
+      <w:r>
+        <w:rPr>
+          <w:rStyle w:val="VerbatimChar"/>
+        </w:rPr>
+        <w:t xml:space="preserve">C.  Post-hoc pairwise comparisons (which groups differ)</w:t>
+      </w:r>
+      <w:r>
+        <w:br/>
+      </w:r>
+      <w:r>
+        <w:rPr>
+          <w:rStyle w:val="VerbatimChar"/>
+        </w:rPr>
+        <w:t xml:space="preserve">D.  Type II ANOVA table (better for unbalanced data)</w:t>
+      </w:r>
+      <w:r>
+        <w:br/>
+      </w:r>
+      <w:r>
+        <w:rPr>
+          <w:rStyle w:val="VerbatimChar"/>
+        </w:rPr>
+        <w:t xml:space="preserve">E.  Test normality of the residuals</w:t>
+      </w:r>
     </w:p>
     <w:p>
       <w:r>
@@ -715,66 +755,54 @@
         </w:pict>
       </w:r>
     </w:p>
-    <w:bookmarkEnd w:id="23"/>
     <w:bookmarkEnd w:id="24"/>
-    <w:bookmarkStart w:id="26" w:name="question-8-short-code-post-hoc"/>
+    <w:bookmarkEnd w:id="25"/>
+    <w:bookmarkStart w:id="27" w:name="question-8-multiple-choice"/>
     <w:p>
       <w:pPr>
         <w:pStyle w:val="Heading1"/>
       </w:pPr>
       <w:r>
-        <w:t xml:space="preserve">Question 8 · Short code — post-hoc</w:t>
-      </w:r>
-    </w:p>
-    <w:bookmarkStart w:id="25" w:name="X6547fd03641b5125d8c65b92a0c6b878e931459"/>
+        <w:t xml:space="preserve">Question 8 · Multiple choice</w:t>
+      </w:r>
+    </w:p>
+    <w:bookmarkStart w:id="26" w:name="Xa6fba3c1cdc9187766343b1a7b1e9d4b60c087b"/>
     <w:p>
       <w:pPr>
         <w:pStyle w:val="Heading3"/>
       </w:pPr>
       <w:r>
-        <w:t xml:space="preserve">Write the line that runs Tukey-adjusted pairwise comparisons of</w:t>
-      </w:r>
-      <w:r>
-        <w:t xml:space="preserve"> </w:t>
-      </w:r>
-      <w:r>
-        <w:rPr>
-          <w:rStyle w:val="VerbatimChar"/>
-        </w:rPr>
-        <w:t xml:space="preserve">species</w:t>
-      </w:r>
-      <w:r>
-        <w:t xml:space="preserve"> </w:t>
-      </w:r>
-      <w:r>
-        <w:t xml:space="preserve">from</w:t>
-      </w:r>
-      <w:r>
-        <w:t xml:space="preserve"> </w:t>
-      </w:r>
-      <w:r>
-        <w:rPr>
-          <w:rStyle w:val="VerbatimChar"/>
-        </w:rPr>
-        <w:t xml:space="preserve">mass_model</w:t>
-      </w:r>
-      <w:r>
-        <w:t xml:space="preserve"> </w:t>
-      </w:r>
-      <w:r>
-        <w:t xml:space="preserve">using</w:t>
-      </w:r>
-      <w:r>
-        <w:t xml:space="preserve"> </w:t>
-      </w:r>
-      <w:r>
-        <w:rPr>
-          <w:rStyle w:val="VerbatimChar"/>
-        </w:rPr>
-        <w:t xml:space="preserve">emmeans</w:t>
-      </w:r>
-      <w:r>
-        <w:t xml:space="preserve">.</w:t>
+        <w:t xml:space="preserve">Why does the lecture prefer</w:t>
+      </w:r>
+      <w:r>
+        <w:t xml:space="preserve"> </w:t>
+      </w:r>
+      <w:r>
+        <w:rPr>
+          <w:rStyle w:val="VerbatimChar"/>
+        </w:rPr>
+        <w:t xml:space="preserve">car::Anova(model, type = "II")</w:t>
+      </w:r>
+      <w:r>
+        <w:t xml:space="preserve"> </w:t>
+      </w:r>
+      <w:r>
+        <w:t xml:space="preserve">over base R’s</w:t>
+      </w:r>
+      <w:r>
+        <w:t xml:space="preserve"> </w:t>
+      </w:r>
+      <w:r>
+        <w:rPr>
+          <w:rStyle w:val="VerbatimChar"/>
+        </w:rPr>
+        <w:t xml:space="preserve">anova(model)</w:t>
+      </w:r>
+      <w:r>
+        <w:t xml:space="preserve"> </w:t>
+      </w:r>
+      <w:r>
+        <w:t xml:space="preserve">for the penguin data?</w:t>
       </w:r>
     </w:p>
     <w:p>
@@ -783,10 +811,50 @@
       </w:pPr>
       <w:r>
         <w:rPr>
-          <w:rStyle w:val="CommentTok"/>
-        </w:rPr>
-        <w:t xml:space="preserve"># Your code:</w:t>
-      </w:r>
+          <w:rStyle w:val="VerbatimChar"/>
+        </w:rPr>
+        <w:t xml:space="preserve">A)  Anova() runs faster on large datasets</w:t>
+      </w:r>
+      <w:r>
+        <w:br/>
+      </w:r>
+      <w:r>
+        <w:rPr>
+          <w:rStyle w:val="VerbatimChar"/>
+        </w:rPr>
+        <w:t xml:space="preserve">B)  The groups are unbalanced (different n per species), and Type II does not depend on variable order</w:t>
+      </w:r>
+      <w:r>
+        <w:br/>
+      </w:r>
+      <w:r>
+        <w:rPr>
+          <w:rStyle w:val="VerbatimChar"/>
+        </w:rPr>
+        <w:t xml:space="preserve">C)  anova() cannot handle a categorical predictor</w:t>
+      </w:r>
+      <w:r>
+        <w:br/>
+      </w:r>
+      <w:r>
+        <w:rPr>
+          <w:rStyle w:val="VerbatimChar"/>
+        </w:rPr>
+        <w:t xml:space="preserve">D)  Anova() automatically drops missing data</w:t>
+      </w:r>
+    </w:p>
+    <w:p>
+      <w:pPr>
+        <w:pStyle w:val="FirstParagraph"/>
+      </w:pPr>
+      <w:r>
+        <w:t xml:space="preserve">Your answer:</w:t>
+      </w:r>
+    </w:p>
+    <w:p>
+      <w:pPr>
+        <w:pStyle w:val="SourceCode"/>
+      </w:pPr>
     </w:p>
     <w:p>
       <w:r>
@@ -795,56 +863,49 @@
         </w:pict>
       </w:r>
     </w:p>
-    <w:bookmarkEnd w:id="25"/>
     <w:bookmarkEnd w:id="26"/>
-    <w:bookmarkStart w:id="28" w:name="question-9-true-false"/>
+    <w:bookmarkEnd w:id="27"/>
+    <w:bookmarkStart w:id="28" w:name="part-b-predict-the-output"/>
     <w:p>
       <w:pPr>
         <w:pStyle w:val="Heading1"/>
       </w:pPr>
       <w:r>
-        <w:t xml:space="preserve">Question 9 · True / False</w:t>
-      </w:r>
-    </w:p>
-    <w:bookmarkStart w:id="27" w:name="Xd79fee0f704c504b93e098f7c08e60086504286"/>
+        <w:t xml:space="preserve">Part B — Predict the Output</w:t>
+      </w:r>
+    </w:p>
+    <w:bookmarkEnd w:id="28"/>
+    <w:bookmarkStart w:id="30" w:name="question-9-predict-the-output-count"/>
+    <w:p>
+      <w:pPr>
+        <w:pStyle w:val="Heading1"/>
+      </w:pPr>
+      <w:r>
+        <w:t xml:space="preserve">Question 9 · Predict the output — count()</w:t>
+      </w:r>
+    </w:p>
+    <w:bookmarkStart w:id="29" w:name="Xcde0e1dde2a71cc0be4ef70c49d23c2e0e930d4"/>
     <w:p>
       <w:pPr>
         <w:pStyle w:val="Heading3"/>
       </w:pPr>
       <w:r>
-        <w:t xml:space="preserve">The normality assumption in ANOVA is checked on the model’s</w:t>
-      </w:r>
-      <w:r>
-        <w:t xml:space="preserve"> </w:t>
-      </w:r>
-      <w:r>
-        <w:rPr>
-          <w:b/>
-          <w:bCs/>
-        </w:rPr>
-        <w:t xml:space="preserve">residuals</w:t>
-      </w:r>
-      <w:r>
-        <w:t xml:space="preserve">, and with a large sample the Shapiro-Wilk test can flag tiny, harmless departures — so the QQ plot matters too.</w:t>
-      </w:r>
-    </w:p>
-    <w:p>
-      <w:pPr>
-        <w:pStyle w:val="SourceCode"/>
-      </w:pPr>
-      <w:r>
-        <w:rPr>
-          <w:rStyle w:val="VerbatimChar"/>
-        </w:rPr>
-        <w:t xml:space="preserve">TRUE        FALSE</w:t>
-      </w:r>
-    </w:p>
-    <w:p>
-      <w:pPr>
-        <w:pStyle w:val="FirstParagraph"/>
-      </w:pPr>
-      <w:r>
-        <w:t xml:space="preserve">Your answer:</w:t>
+        <w:t xml:space="preserve">What does</w:t>
+      </w:r>
+      <w:r>
+        <w:t xml:space="preserve"> </w:t>
+      </w:r>
+      <w:r>
+        <w:rPr>
+          <w:rStyle w:val="VerbatimChar"/>
+        </w:rPr>
+        <w:t xml:space="preserve">penguins_df %&gt;% count(species)</w:t>
+      </w:r>
+      <w:r>
+        <w:t xml:space="preserve"> </w:t>
+      </w:r>
+      <w:r>
+        <w:t xml:space="preserve">print? Sketch the shape of the result (columns and roughly how many rows).</w:t>
       </w:r>
     </w:p>
     <w:p>
@@ -859,63 +920,494 @@
         </w:pict>
       </w:r>
     </w:p>
-    <w:bookmarkEnd w:id="27"/>
-    <w:bookmarkEnd w:id="28"/>
-    <w:bookmarkStart w:id="30" w:name="Xe4724f047e50a4fae294aca6f184da3895dfe1a"/>
+    <w:bookmarkEnd w:id="29"/>
+    <w:bookmarkEnd w:id="30"/>
+    <w:bookmarkStart w:id="32" w:name="X5bf1a2de7be906f97fb1cfb0d9c4c467f7987b6"/>
     <w:p>
       <w:pPr>
         <w:pStyle w:val="Heading1"/>
       </w:pPr>
       <w:r>
-        <w:t xml:space="preserve">Question 10 · Predict / short answer — compact letters</w:t>
-      </w:r>
-    </w:p>
-    <w:bookmarkStart w:id="29" w:name="X76de387133ec7f9fd9c8fe4bae9c9d6d83dde39"/>
+        <w:t xml:space="preserve">Question 10 · Predict the output — the boxplot</w:t>
+      </w:r>
+    </w:p>
+    <w:bookmarkStart w:id="31" w:name="Xdb64afbbb171dfd4f4bae290b77624cae85ad83"/>
     <w:p>
       <w:pPr>
         <w:pStyle w:val="Heading3"/>
       </w:pPr>
       <w:r>
-        <w:t xml:space="preserve">In a compact letter display, Adelie gets</w:t>
-      </w:r>
-      <w:r>
-        <w:t xml:space="preserve"> </w:t>
-      </w:r>
-      <w:r>
-        <w:rPr>
-          <w:b/>
-          <w:bCs/>
-        </w:rPr>
-        <w:t xml:space="preserve">a</w:t>
-      </w:r>
-      <w:r>
-        <w:t xml:space="preserve">, Chinstrap gets</w:t>
-      </w:r>
-      <w:r>
-        <w:t xml:space="preserve"> </w:t>
-      </w:r>
-      <w:r>
-        <w:rPr>
-          <w:b/>
-          <w:bCs/>
-        </w:rPr>
-        <w:t xml:space="preserve">a</w:t>
-      </w:r>
-      <w:r>
-        <w:t xml:space="preserve">, and Gentoo gets</w:t>
-      </w:r>
-      <w:r>
-        <w:t xml:space="preserve"> </w:t>
-      </w:r>
-      <w:r>
-        <w:rPr>
-          <w:b/>
-          <w:bCs/>
-        </w:rPr>
-        <w:t xml:space="preserve">b</w:t>
-      </w:r>
-      <w:r>
-        <w:t xml:space="preserve">. Which species are statistically different from each other, and which are not?</w:t>
+        <w:t xml:space="preserve">Sketch or describe what this plot looks like — how many boxes, their relative heights, and what the jittered points add.</w:t>
+      </w:r>
+    </w:p>
+    <w:p>
+      <w:pPr>
+        <w:pStyle w:val="SourceCode"/>
+      </w:pPr>
+      <w:r>
+        <w:rPr>
+          <w:rStyle w:val="NormalTok"/>
+        </w:rPr>
+        <w:t xml:space="preserve">penguins_df </w:t>
+      </w:r>
+      <w:r>
+        <w:rPr>
+          <w:rStyle w:val="SpecialCharTok"/>
+        </w:rPr>
+        <w:t xml:space="preserve">%&gt;%</w:t>
+      </w:r>
+      <w:r>
+        <w:br/>
+      </w:r>
+      <w:r>
+        <w:rPr>
+          <w:rStyle w:val="NormalTok"/>
+        </w:rPr>
+        <w:t xml:space="preserve">  </w:t>
+      </w:r>
+      <w:r>
+        <w:rPr>
+          <w:rStyle w:val="FunctionTok"/>
+        </w:rPr>
+        <w:t xml:space="preserve">ggplot</w:t>
+      </w:r>
+      <w:r>
+        <w:rPr>
+          <w:rStyle w:val="NormalTok"/>
+        </w:rPr>
+        <w:t xml:space="preserve">(</w:t>
+      </w:r>
+      <w:r>
+        <w:rPr>
+          <w:rStyle w:val="FunctionTok"/>
+        </w:rPr>
+        <w:t xml:space="preserve">aes</w:t>
+      </w:r>
+      <w:r>
+        <w:rPr>
+          <w:rStyle w:val="NormalTok"/>
+        </w:rPr>
+        <w:t xml:space="preserve">(</w:t>
+      </w:r>
+      <w:r>
+        <w:rPr>
+          <w:rStyle w:val="AttributeTok"/>
+        </w:rPr>
+        <w:t xml:space="preserve">x =</w:t>
+      </w:r>
+      <w:r>
+        <w:rPr>
+          <w:rStyle w:val="NormalTok"/>
+        </w:rPr>
+        <w:t xml:space="preserve"> species, </w:t>
+      </w:r>
+      <w:r>
+        <w:rPr>
+          <w:rStyle w:val="AttributeTok"/>
+        </w:rPr>
+        <w:t xml:space="preserve">y =</w:t>
+      </w:r>
+      <w:r>
+        <w:rPr>
+          <w:rStyle w:val="NormalTok"/>
+        </w:rPr>
+        <w:t xml:space="preserve"> body_mass_g, </w:t>
+      </w:r>
+      <w:r>
+        <w:rPr>
+          <w:rStyle w:val="AttributeTok"/>
+        </w:rPr>
+        <w:t xml:space="preserve">fill =</w:t>
+      </w:r>
+      <w:r>
+        <w:rPr>
+          <w:rStyle w:val="NormalTok"/>
+        </w:rPr>
+        <w:t xml:space="preserve"> species)) </w:t>
+      </w:r>
+      <w:r>
+        <w:rPr>
+          <w:rStyle w:val="SpecialCharTok"/>
+        </w:rPr>
+        <w:t xml:space="preserve">+</w:t>
+      </w:r>
+      <w:r>
+        <w:br/>
+      </w:r>
+      <w:r>
+        <w:rPr>
+          <w:rStyle w:val="NormalTok"/>
+        </w:rPr>
+        <w:t xml:space="preserve">  </w:t>
+      </w:r>
+      <w:r>
+        <w:rPr>
+          <w:rStyle w:val="FunctionTok"/>
+        </w:rPr>
+        <w:t xml:space="preserve">geom_boxplot</w:t>
+      </w:r>
+      <w:r>
+        <w:rPr>
+          <w:rStyle w:val="NormalTok"/>
+        </w:rPr>
+        <w:t xml:space="preserve">(</w:t>
+      </w:r>
+      <w:r>
+        <w:rPr>
+          <w:rStyle w:val="AttributeTok"/>
+        </w:rPr>
+        <w:t xml:space="preserve">alpha =</w:t>
+      </w:r>
+      <w:r>
+        <w:rPr>
+          <w:rStyle w:val="NormalTok"/>
+        </w:rPr>
+        <w:t xml:space="preserve"> </w:t>
+      </w:r>
+      <w:r>
+        <w:rPr>
+          <w:rStyle w:val="FloatTok"/>
+        </w:rPr>
+        <w:t xml:space="preserve">0.5</w:t>
+      </w:r>
+      <w:r>
+        <w:rPr>
+          <w:rStyle w:val="NormalTok"/>
+        </w:rPr>
+        <w:t xml:space="preserve">, </w:t>
+      </w:r>
+      <w:r>
+        <w:rPr>
+          <w:rStyle w:val="AttributeTok"/>
+        </w:rPr>
+        <w:t xml:space="preserve">outlier.shape =</w:t>
+      </w:r>
+      <w:r>
+        <w:rPr>
+          <w:rStyle w:val="NormalTok"/>
+        </w:rPr>
+        <w:t xml:space="preserve"> </w:t>
+      </w:r>
+      <w:r>
+        <w:rPr>
+          <w:rStyle w:val="ConstantTok"/>
+        </w:rPr>
+        <w:t xml:space="preserve">NA</w:t>
+      </w:r>
+      <w:r>
+        <w:rPr>
+          <w:rStyle w:val="NormalTok"/>
+        </w:rPr>
+        <w:t xml:space="preserve">) </w:t>
+      </w:r>
+      <w:r>
+        <w:rPr>
+          <w:rStyle w:val="SpecialCharTok"/>
+        </w:rPr>
+        <w:t xml:space="preserve">+</w:t>
+      </w:r>
+      <w:r>
+        <w:br/>
+      </w:r>
+      <w:r>
+        <w:rPr>
+          <w:rStyle w:val="NormalTok"/>
+        </w:rPr>
+        <w:t xml:space="preserve">  </w:t>
+      </w:r>
+      <w:r>
+        <w:rPr>
+          <w:rStyle w:val="FunctionTok"/>
+        </w:rPr>
+        <w:t xml:space="preserve">geom_point</w:t>
+      </w:r>
+      <w:r>
+        <w:rPr>
+          <w:rStyle w:val="NormalTok"/>
+        </w:rPr>
+        <w:t xml:space="preserve">(</w:t>
+      </w:r>
+      <w:r>
+        <w:rPr>
+          <w:rStyle w:val="AttributeTok"/>
+        </w:rPr>
+        <w:t xml:space="preserve">position =</w:t>
+      </w:r>
+      <w:r>
+        <w:rPr>
+          <w:rStyle w:val="NormalTok"/>
+        </w:rPr>
+        <w:t xml:space="preserve"> </w:t>
+      </w:r>
+      <w:r>
+        <w:rPr>
+          <w:rStyle w:val="FunctionTok"/>
+        </w:rPr>
+        <w:t xml:space="preserve">position_jitter</w:t>
+      </w:r>
+      <w:r>
+        <w:rPr>
+          <w:rStyle w:val="NormalTok"/>
+        </w:rPr>
+        <w:t xml:space="preserve">(</w:t>
+      </w:r>
+      <w:r>
+        <w:rPr>
+          <w:rStyle w:val="AttributeTok"/>
+        </w:rPr>
+        <w:t xml:space="preserve">width =</w:t>
+      </w:r>
+      <w:r>
+        <w:rPr>
+          <w:rStyle w:val="NormalTok"/>
+        </w:rPr>
+        <w:t xml:space="preserve"> </w:t>
+      </w:r>
+      <w:r>
+        <w:rPr>
+          <w:rStyle w:val="FloatTok"/>
+        </w:rPr>
+        <w:t xml:space="preserve">0.15</w:t>
+      </w:r>
+      <w:r>
+        <w:rPr>
+          <w:rStyle w:val="NormalTok"/>
+        </w:rPr>
+        <w:t xml:space="preserve">, </w:t>
+      </w:r>
+      <w:r>
+        <w:rPr>
+          <w:rStyle w:val="AttributeTok"/>
+        </w:rPr>
+        <w:t xml:space="preserve">seed =</w:t>
+      </w:r>
+      <w:r>
+        <w:rPr>
+          <w:rStyle w:val="NormalTok"/>
+        </w:rPr>
+        <w:t xml:space="preserve"> </w:t>
+      </w:r>
+      <w:r>
+        <w:rPr>
+          <w:rStyle w:val="DecValTok"/>
+        </w:rPr>
+        <w:t xml:space="preserve">42</w:t>
+      </w:r>
+      <w:r>
+        <w:rPr>
+          <w:rStyle w:val="NormalTok"/>
+        </w:rPr>
+        <w:t xml:space="preserve">),</w:t>
+      </w:r>
+      <w:r>
+        <w:br/>
+      </w:r>
+      <w:r>
+        <w:rPr>
+          <w:rStyle w:val="NormalTok"/>
+        </w:rPr>
+        <w:t xml:space="preserve">             </w:t>
+      </w:r>
+      <w:r>
+        <w:rPr>
+          <w:rStyle w:val="AttributeTok"/>
+        </w:rPr>
+        <w:t xml:space="preserve">alpha =</w:t>
+      </w:r>
+      <w:r>
+        <w:rPr>
+          <w:rStyle w:val="NormalTok"/>
+        </w:rPr>
+        <w:t xml:space="preserve"> </w:t>
+      </w:r>
+      <w:r>
+        <w:rPr>
+          <w:rStyle w:val="FloatTok"/>
+        </w:rPr>
+        <w:t xml:space="preserve">0.3</w:t>
+      </w:r>
+      <w:r>
+        <w:rPr>
+          <w:rStyle w:val="NormalTok"/>
+        </w:rPr>
+        <w:t xml:space="preserve">, </w:t>
+      </w:r>
+      <w:r>
+        <w:rPr>
+          <w:rStyle w:val="AttributeTok"/>
+        </w:rPr>
+        <w:t xml:space="preserve">size =</w:t>
+      </w:r>
+      <w:r>
+        <w:rPr>
+          <w:rStyle w:val="NormalTok"/>
+        </w:rPr>
+        <w:t xml:space="preserve"> </w:t>
+      </w:r>
+      <w:r>
+        <w:rPr>
+          <w:rStyle w:val="FloatTok"/>
+        </w:rPr>
+        <w:t xml:space="preserve">1.5</w:t>
+      </w:r>
+      <w:r>
+        <w:rPr>
+          <w:rStyle w:val="NormalTok"/>
+        </w:rPr>
+        <w:t xml:space="preserve">) </w:t>
+      </w:r>
+      <w:r>
+        <w:rPr>
+          <w:rStyle w:val="SpecialCharTok"/>
+        </w:rPr>
+        <w:t xml:space="preserve">+</w:t>
+      </w:r>
+      <w:r>
+        <w:br/>
+      </w:r>
+      <w:r>
+        <w:rPr>
+          <w:rStyle w:val="NormalTok"/>
+        </w:rPr>
+        <w:t xml:space="preserve">  </w:t>
+      </w:r>
+      <w:r>
+        <w:rPr>
+          <w:rStyle w:val="FunctionTok"/>
+        </w:rPr>
+        <w:t xml:space="preserve">labs</w:t>
+      </w:r>
+      <w:r>
+        <w:rPr>
+          <w:rStyle w:val="NormalTok"/>
+        </w:rPr>
+        <w:t xml:space="preserve">(</w:t>
+      </w:r>
+      <w:r>
+        <w:rPr>
+          <w:rStyle w:val="AttributeTok"/>
+        </w:rPr>
+        <w:t xml:space="preserve">x =</w:t>
+      </w:r>
+      <w:r>
+        <w:rPr>
+          <w:rStyle w:val="NormalTok"/>
+        </w:rPr>
+        <w:t xml:space="preserve"> </w:t>
+      </w:r>
+      <w:r>
+        <w:rPr>
+          <w:rStyle w:val="StringTok"/>
+        </w:rPr>
+        <w:t xml:space="preserve">"Species"</w:t>
+      </w:r>
+      <w:r>
+        <w:rPr>
+          <w:rStyle w:val="NormalTok"/>
+        </w:rPr>
+        <w:t xml:space="preserve">, </w:t>
+      </w:r>
+      <w:r>
+        <w:rPr>
+          <w:rStyle w:val="AttributeTok"/>
+        </w:rPr>
+        <w:t xml:space="preserve">y =</w:t>
+      </w:r>
+      <w:r>
+        <w:rPr>
+          <w:rStyle w:val="NormalTok"/>
+        </w:rPr>
+        <w:t xml:space="preserve"> </w:t>
+      </w:r>
+      <w:r>
+        <w:rPr>
+          <w:rStyle w:val="StringTok"/>
+        </w:rPr>
+        <w:t xml:space="preserve">"Body Mass (g)"</w:t>
+      </w:r>
+      <w:r>
+        <w:rPr>
+          <w:rStyle w:val="NormalTok"/>
+        </w:rPr>
+        <w:t xml:space="preserve">) </w:t>
+      </w:r>
+      <w:r>
+        <w:rPr>
+          <w:rStyle w:val="SpecialCharTok"/>
+        </w:rPr>
+        <w:t xml:space="preserve">+</w:t>
+      </w:r>
+      <w:r>
+        <w:br/>
+      </w:r>
+      <w:r>
+        <w:rPr>
+          <w:rStyle w:val="NormalTok"/>
+        </w:rPr>
+        <w:t xml:space="preserve">  </w:t>
+      </w:r>
+      <w:r>
+        <w:rPr>
+          <w:rStyle w:val="FunctionTok"/>
+        </w:rPr>
+        <w:t xml:space="preserve">theme_minimal</w:t>
+      </w:r>
+      <w:r>
+        <w:rPr>
+          <w:rStyle w:val="NormalTok"/>
+        </w:rPr>
+        <w:t xml:space="preserve">() </w:t>
+      </w:r>
+      <w:r>
+        <w:rPr>
+          <w:rStyle w:val="SpecialCharTok"/>
+        </w:rPr>
+        <w:t xml:space="preserve">+</w:t>
+      </w:r>
+      <w:r>
+        <w:br/>
+      </w:r>
+      <w:r>
+        <w:rPr>
+          <w:rStyle w:val="NormalTok"/>
+        </w:rPr>
+        <w:t xml:space="preserve">  </w:t>
+      </w:r>
+      <w:r>
+        <w:rPr>
+          <w:rStyle w:val="FunctionTok"/>
+        </w:rPr>
+        <w:t xml:space="preserve">theme</w:t>
+      </w:r>
+      <w:r>
+        <w:rPr>
+          <w:rStyle w:val="NormalTok"/>
+        </w:rPr>
+        <w:t xml:space="preserve">(</w:t>
+      </w:r>
+      <w:r>
+        <w:rPr>
+          <w:rStyle w:val="AttributeTok"/>
+        </w:rPr>
+        <w:t xml:space="preserve">legend.position =</w:t>
+      </w:r>
+      <w:r>
+        <w:rPr>
+          <w:rStyle w:val="NormalTok"/>
+        </w:rPr>
+        <w:t xml:space="preserve"> </w:t>
+      </w:r>
+      <w:r>
+        <w:rPr>
+          <w:rStyle w:val="StringTok"/>
+        </w:rPr>
+        <w:t xml:space="preserve">"none"</w:t>
+      </w:r>
+      <w:r>
+        <w:rPr>
+          <w:rStyle w:val="NormalTok"/>
+        </w:rPr>
+        <w:t xml:space="preserve">)</w:t>
       </w:r>
     </w:p>
     <w:p>
@@ -930,9 +1422,2249 @@
         </w:pict>
       </w:r>
     </w:p>
-    <w:bookmarkEnd w:id="29"/>
-    <w:bookmarkEnd w:id="30"/>
-    <w:bookmarkStart w:id="32" w:name="X19fac04d5a5d6dbca660e85fda058eb10015d87"/>
+    <w:bookmarkEnd w:id="31"/>
+    <w:bookmarkEnd w:id="32"/>
+    <w:bookmarkStart w:id="34" w:name="X86ac099a9cbfb43092f8d48f96fef4edc1b143e"/>
+    <w:p>
+      <w:pPr>
+        <w:pStyle w:val="Heading1"/>
+      </w:pPr>
+      <w:r>
+        <w:t xml:space="preserve">Question 11 · Predict the output — diagnostic plots</w:t>
+      </w:r>
+    </w:p>
+    <w:bookmarkStart w:id="33" w:name="X295d9daad24961fdac3f51ba3dd4051371d4a1d"/>
+    <w:p>
+      <w:pPr>
+        <w:pStyle w:val="Heading3"/>
+      </w:pPr>
+      <w:r>
+        <w:rPr>
+          <w:rStyle w:val="VerbatimChar"/>
+        </w:rPr>
+        <w:t xml:space="preserve">par(mfrow = c(2, 2)); plot(mass_model)</w:t>
+      </w:r>
+      <w:r>
+        <w:t xml:space="preserve"> </w:t>
+      </w:r>
+      <w:r>
+        <w:t xml:space="preserve">produces four base R panels. Name all four, in order, and what each one is used to check.</w:t>
+      </w:r>
+    </w:p>
+    <w:p>
+      <w:pPr>
+        <w:pStyle w:val="SourceCode"/>
+      </w:pPr>
+      <w:r>
+        <w:rPr>
+          <w:rStyle w:val="VerbatimChar"/>
+        </w:rPr>
+        <w:t xml:space="preserve">Panel 1:</w:t>
+      </w:r>
+      <w:r>
+        <w:br/>
+      </w:r>
+      <w:r>
+        <w:rPr>
+          <w:rStyle w:val="VerbatimChar"/>
+        </w:rPr>
+        <w:t xml:space="preserve">Panel 2:</w:t>
+      </w:r>
+      <w:r>
+        <w:br/>
+      </w:r>
+      <w:r>
+        <w:rPr>
+          <w:rStyle w:val="VerbatimChar"/>
+        </w:rPr>
+        <w:t xml:space="preserve">Panel 3:</w:t>
+      </w:r>
+      <w:r>
+        <w:br/>
+      </w:r>
+      <w:r>
+        <w:rPr>
+          <w:rStyle w:val="VerbatimChar"/>
+        </w:rPr>
+        <w:t xml:space="preserve">Panel 4:</w:t>
+      </w:r>
+    </w:p>
+    <w:p>
+      <w:r>
+        <w:pict>
+          <v:rect style="width:0;height:1.5pt" o:hralign="center" o:hrstd="t" o:hr="t"/>
+        </w:pict>
+      </w:r>
+    </w:p>
+    <w:bookmarkEnd w:id="33"/>
+    <w:bookmarkEnd w:id="34"/>
+    <w:bookmarkStart w:id="36" w:name="Xab5390f0b8984de76c4e4bcb76293a3d9440356"/>
+    <w:p>
+      <w:pPr>
+        <w:pStyle w:val="Heading1"/>
+      </w:pPr>
+      <w:r>
+        <w:t xml:space="preserve">Question 12 · Predict the output — the F table</w:t>
+      </w:r>
+    </w:p>
+    <w:bookmarkStart w:id="35" w:name="Xd75684ee18c2eceffc0160f114195150ca9fc3b"/>
+    <w:p>
+      <w:pPr>
+        <w:pStyle w:val="Heading3"/>
+      </w:pPr>
+      <w:r>
+        <w:rPr>
+          <w:rStyle w:val="VerbatimChar"/>
+        </w:rPr>
+        <w:t xml:space="preserve">summary(aov(body_mass_g ~ species, data = penguins_df))</w:t>
+      </w:r>
+      <w:r>
+        <w:t xml:space="preserve"> </w:t>
+      </w:r>
+      <w:r>
+        <w:t xml:space="preserve">prints a table with columns</w:t>
+      </w:r>
+      <w:r>
+        <w:t xml:space="preserve"> </w:t>
+      </w:r>
+      <w:r>
+        <w:rPr>
+          <w:rStyle w:val="VerbatimChar"/>
+        </w:rPr>
+        <w:t xml:space="preserve">Df</w:t>
+      </w:r>
+      <w:r>
+        <w:t xml:space="preserve">,</w:t>
+      </w:r>
+      <w:r>
+        <w:t xml:space="preserve"> </w:t>
+      </w:r>
+      <w:r>
+        <w:rPr>
+          <w:rStyle w:val="VerbatimChar"/>
+        </w:rPr>
+        <w:t xml:space="preserve">Sum Sq</w:t>
+      </w:r>
+      <w:r>
+        <w:t xml:space="preserve">,</w:t>
+      </w:r>
+      <w:r>
+        <w:t xml:space="preserve"> </w:t>
+      </w:r>
+      <w:r>
+        <w:rPr>
+          <w:rStyle w:val="VerbatimChar"/>
+        </w:rPr>
+        <w:t xml:space="preserve">Mean Sq</w:t>
+      </w:r>
+      <w:r>
+        <w:t xml:space="preserve">,</w:t>
+      </w:r>
+      <w:r>
+        <w:t xml:space="preserve"> </w:t>
+      </w:r>
+      <w:r>
+        <w:rPr>
+          <w:rStyle w:val="VerbatimChar"/>
+        </w:rPr>
+        <w:t xml:space="preserve">F value</w:t>
+      </w:r>
+      <w:r>
+        <w:t xml:space="preserve">, and</w:t>
+      </w:r>
+      <w:r>
+        <w:t xml:space="preserve"> </w:t>
+      </w:r>
+      <w:r>
+        <w:rPr>
+          <w:rStyle w:val="VerbatimChar"/>
+        </w:rPr>
+        <w:t xml:space="preserve">Pr(&gt;F)</w:t>
+      </w:r>
+      <w:r>
+        <w:t xml:space="preserve">. If</w:t>
+      </w:r>
+      <w:r>
+        <w:t xml:space="preserve"> </w:t>
+      </w:r>
+      <w:r>
+        <w:rPr>
+          <w:rStyle w:val="VerbatimChar"/>
+        </w:rPr>
+        <w:t xml:space="preserve">Pr(&gt;F)</w:t>
+      </w:r>
+      <w:r>
+        <w:t xml:space="preserve"> </w:t>
+      </w:r>
+      <w:r>
+        <w:t xml:space="preserve">comes back far below 0.001, what does that tell you — and what does it NOT tell you?</w:t>
+      </w:r>
+    </w:p>
+    <w:p>
+      <w:pPr>
+        <w:pStyle w:val="SourceCode"/>
+      </w:pPr>
+      <w:r>
+        <w:rPr>
+          <w:rStyle w:val="VerbatimChar"/>
+        </w:rPr>
+        <w:t xml:space="preserve">What it tells you:</w:t>
+      </w:r>
+      <w:r>
+        <w:br/>
+      </w:r>
+      <w:r>
+        <w:br/>
+      </w:r>
+      <w:r>
+        <w:rPr>
+          <w:rStyle w:val="VerbatimChar"/>
+        </w:rPr>
+        <w:t xml:space="preserve">What it does NOT tell you:</w:t>
+      </w:r>
+    </w:p>
+    <w:p>
+      <w:r>
+        <w:pict>
+          <v:rect style="width:0;height:1.5pt" o:hralign="center" o:hrstd="t" o:hr="t"/>
+        </w:pict>
+      </w:r>
+    </w:p>
+    <w:bookmarkEnd w:id="35"/>
+    <w:bookmarkEnd w:id="36"/>
+    <w:bookmarkStart w:id="38" w:name="Xa6490380a367c3d9aa1b25bd710a691e1ca594e"/>
+    <w:p>
+      <w:pPr>
+        <w:pStyle w:val="Heading1"/>
+      </w:pPr>
+      <w:r>
+        <w:t xml:space="preserve">Question 13 · Predict the output — emmeans contrasts</w:t>
+      </w:r>
+    </w:p>
+    <w:bookmarkStart w:id="37" w:name="X27aebc92c0a6630d07f17907347f457d09e481d"/>
+    <w:p>
+      <w:pPr>
+        <w:pStyle w:val="Heading3"/>
+      </w:pPr>
+      <w:r>
+        <w:rPr>
+          <w:rStyle w:val="VerbatimChar"/>
+        </w:rPr>
+        <w:t xml:space="preserve">mass_emm &lt;- emmeans(mass_model, pairwise ~ species)</w:t>
+      </w:r>
+      <w:r>
+        <w:t xml:space="preserve"> </w:t>
+      </w:r>
+      <w:r>
+        <w:t xml:space="preserve">then</w:t>
+      </w:r>
+      <w:r>
+        <w:t xml:space="preserve"> </w:t>
+      </w:r>
+      <w:r>
+        <w:rPr>
+          <w:rStyle w:val="VerbatimChar"/>
+        </w:rPr>
+        <w:t xml:space="preserve">mass_emm$contrasts</w:t>
+      </w:r>
+      <w:r>
+        <w:t xml:space="preserve"> </w:t>
+      </w:r>
+      <w:r>
+        <w:t xml:space="preserve">is printed. How many rows appear in this table, and what does each row represent?</w:t>
+      </w:r>
+    </w:p>
+    <w:p>
+      <w:pPr>
+        <w:pStyle w:val="SourceCode"/>
+      </w:pPr>
+    </w:p>
+    <w:p>
+      <w:r>
+        <w:pict>
+          <v:rect style="width:0;height:1.5pt" o:hralign="center" o:hrstd="t" o:hr="t"/>
+        </w:pict>
+      </w:r>
+    </w:p>
+    <w:bookmarkEnd w:id="37"/>
+    <w:bookmarkEnd w:id="38"/>
+    <w:bookmarkStart w:id="40" w:name="X0d278275213789ceead5973eca450f9d7d62bd8"/>
+    <w:p>
+      <w:pPr>
+        <w:pStyle w:val="Heading1"/>
+      </w:pPr>
+      <w:r>
+        <w:t xml:space="preserve">Question 14 · Predict the output — compact letter display</w:t>
+      </w:r>
+    </w:p>
+    <w:bookmarkStart w:id="39" w:name="Xc3600fe0a28e815711f2f5b6ce73c81aef290a8"/>
+    <w:p>
+      <w:pPr>
+        <w:pStyle w:val="Heading3"/>
+      </w:pPr>
+      <w:r>
+        <w:t xml:space="preserve">Suppose</w:t>
+      </w:r>
+      <w:r>
+        <w:t xml:space="preserve"> </w:t>
+      </w:r>
+      <w:r>
+        <w:rPr>
+          <w:rStyle w:val="VerbatimChar"/>
+        </w:rPr>
+        <w:t xml:space="preserve">multcomp::cld(mass_emm$emmeans, Letters = letters)</w:t>
+      </w:r>
+      <w:r>
+        <w:t xml:space="preserve"> </w:t>
+      </w:r>
+      <w:r>
+        <w:t xml:space="preserve">assigns Adelie →</w:t>
+      </w:r>
+      <w:r>
+        <w:t xml:space="preserve"> </w:t>
+      </w:r>
+      <w:r>
+        <w:t xml:space="preserve">“a”</w:t>
+      </w:r>
+      <w:r>
+        <w:t xml:space="preserve">, Chinstrap →</w:t>
+      </w:r>
+      <w:r>
+        <w:t xml:space="preserve"> </w:t>
+      </w:r>
+      <w:r>
+        <w:t xml:space="preserve">“a”</w:t>
+      </w:r>
+      <w:r>
+        <w:t xml:space="preserve">, Gentoo →</w:t>
+      </w:r>
+      <w:r>
+        <w:t xml:space="preserve"> </w:t>
+      </w:r>
+      <w:r>
+        <w:t xml:space="preserve">“b”</w:t>
+      </w:r>
+      <w:r>
+        <w:t xml:space="preserve">. Sketch what the output table looks like (species, emmean, and the</w:t>
+      </w:r>
+      <w:r>
+        <w:t xml:space="preserve"> </w:t>
+      </w:r>
+      <w:r>
+        <w:rPr>
+          <w:rStyle w:val="VerbatimChar"/>
+        </w:rPr>
+        <w:t xml:space="preserve">.group</w:t>
+      </w:r>
+      <w:r>
+        <w:t xml:space="preserve"> </w:t>
+      </w:r>
+      <w:r>
+        <w:t xml:space="preserve">column), and state in one sentence what the letters mean.</w:t>
+      </w:r>
+    </w:p>
+    <w:p>
+      <w:pPr>
+        <w:pStyle w:val="SourceCode"/>
+      </w:pPr>
+    </w:p>
+    <w:p>
+      <w:r>
+        <w:pict>
+          <v:rect style="width:0;height:1.5pt" o:hralign="center" o:hrstd="t" o:hr="t"/>
+        </w:pict>
+      </w:r>
+    </w:p>
+    <w:bookmarkEnd w:id="39"/>
+    <w:bookmarkEnd w:id="40"/>
+    <w:bookmarkStart w:id="42" w:name="Xaf8dc9dc92ff5761657904be0234c258e629ac4"/>
+    <w:p>
+      <w:pPr>
+        <w:pStyle w:val="Heading1"/>
+      </w:pPr>
+      <w:r>
+        <w:t xml:space="preserve">Question 15 · Predict the output — Levene’s test</w:t>
+      </w:r>
+    </w:p>
+    <w:bookmarkStart w:id="41" w:name="Xeb9698407e494e7b610afd31f26e6f203dd3ab7"/>
+    <w:p>
+      <w:pPr>
+        <w:pStyle w:val="Heading3"/>
+      </w:pPr>
+      <w:r>
+        <w:rPr>
+          <w:rStyle w:val="VerbatimChar"/>
+        </w:rPr>
+        <w:t xml:space="preserve">leveneTest(body_mass_g ~ species, data = penguins_df)</w:t>
+      </w:r>
+      <w:r>
+        <w:t xml:space="preserve"> </w:t>
+      </w:r>
+      <w:r>
+        <w:t xml:space="preserve">returns</w:t>
+      </w:r>
+      <w:r>
+        <w:t xml:space="preserve"> </w:t>
+      </w:r>
+      <w:r>
+        <w:rPr>
+          <w:rStyle w:val="VerbatimChar"/>
+        </w:rPr>
+        <w:t xml:space="preserve">p = 0.34</w:t>
+      </w:r>
+      <w:r>
+        <w:t xml:space="preserve">. Do you proceed with the classic ANOVA or switch to Welch’s ANOVA (</w:t>
+      </w:r>
+      <w:r>
+        <w:rPr>
+          <w:rStyle w:val="VerbatimChar"/>
+        </w:rPr>
+        <w:t xml:space="preserve">oneway.test(..., var.equal = FALSE)</w:t>
+      </w:r>
+      <w:r>
+        <w:t xml:space="preserve">)? Explain.</w:t>
+      </w:r>
+    </w:p>
+    <w:p>
+      <w:pPr>
+        <w:pStyle w:val="SourceCode"/>
+      </w:pPr>
+    </w:p>
+    <w:p>
+      <w:r>
+        <w:pict>
+          <v:rect style="width:0;height:1.5pt" o:hralign="center" o:hrstd="t" o:hr="t"/>
+        </w:pict>
+      </w:r>
+    </w:p>
+    <w:bookmarkEnd w:id="41"/>
+    <w:bookmarkEnd w:id="42"/>
+    <w:bookmarkStart w:id="44" w:name="Xe20e654320c98e5758467e8f3f5179172cdbccc"/>
+    <w:p>
+      <w:pPr>
+        <w:pStyle w:val="Heading1"/>
+      </w:pPr>
+      <w:r>
+        <w:t xml:space="preserve">Question 16 · Predict the output — the means plot</w:t>
+      </w:r>
+    </w:p>
+    <w:bookmarkStart w:id="43" w:name="X4cd580d2f5322166706a189d2cfaf903a00bf5c"/>
+    <w:p>
+      <w:pPr>
+        <w:pStyle w:val="Heading3"/>
+      </w:pPr>
+      <w:r>
+        <w:t xml:space="preserve">Describe what this plot looks like — how many points, what the error bars represent, and what it would mean if two of the error bars overlapped a lot.</w:t>
+      </w:r>
+    </w:p>
+    <w:p>
+      <w:pPr>
+        <w:pStyle w:val="SourceCode"/>
+      </w:pPr>
+      <w:r>
+        <w:rPr>
+          <w:rStyle w:val="FunctionTok"/>
+        </w:rPr>
+        <w:t xml:space="preserve">as.data.frame</w:t>
+      </w:r>
+      <w:r>
+        <w:rPr>
+          <w:rStyle w:val="NormalTok"/>
+        </w:rPr>
+        <w:t xml:space="preserve">(mass_emm</w:t>
+      </w:r>
+      <w:r>
+        <w:rPr>
+          <w:rStyle w:val="SpecialCharTok"/>
+        </w:rPr>
+        <w:t xml:space="preserve">$</w:t>
+      </w:r>
+      <w:r>
+        <w:rPr>
+          <w:rStyle w:val="NormalTok"/>
+        </w:rPr>
+        <w:t xml:space="preserve">emmeans) </w:t>
+      </w:r>
+      <w:r>
+        <w:rPr>
+          <w:rStyle w:val="SpecialCharTok"/>
+        </w:rPr>
+        <w:t xml:space="preserve">%&gt;%</w:t>
+      </w:r>
+      <w:r>
+        <w:br/>
+      </w:r>
+      <w:r>
+        <w:rPr>
+          <w:rStyle w:val="NormalTok"/>
+        </w:rPr>
+        <w:t xml:space="preserve">  </w:t>
+      </w:r>
+      <w:r>
+        <w:rPr>
+          <w:rStyle w:val="FunctionTok"/>
+        </w:rPr>
+        <w:t xml:space="preserve">ggplot</w:t>
+      </w:r>
+      <w:r>
+        <w:rPr>
+          <w:rStyle w:val="NormalTok"/>
+        </w:rPr>
+        <w:t xml:space="preserve">(</w:t>
+      </w:r>
+      <w:r>
+        <w:rPr>
+          <w:rStyle w:val="FunctionTok"/>
+        </w:rPr>
+        <w:t xml:space="preserve">aes</w:t>
+      </w:r>
+      <w:r>
+        <w:rPr>
+          <w:rStyle w:val="NormalTok"/>
+        </w:rPr>
+        <w:t xml:space="preserve">(</w:t>
+      </w:r>
+      <w:r>
+        <w:rPr>
+          <w:rStyle w:val="AttributeTok"/>
+        </w:rPr>
+        <w:t xml:space="preserve">x =</w:t>
+      </w:r>
+      <w:r>
+        <w:rPr>
+          <w:rStyle w:val="NormalTok"/>
+        </w:rPr>
+        <w:t xml:space="preserve"> species, </w:t>
+      </w:r>
+      <w:r>
+        <w:rPr>
+          <w:rStyle w:val="AttributeTok"/>
+        </w:rPr>
+        <w:t xml:space="preserve">y =</w:t>
+      </w:r>
+      <w:r>
+        <w:rPr>
+          <w:rStyle w:val="NormalTok"/>
+        </w:rPr>
+        <w:t xml:space="preserve"> emmean, </w:t>
+      </w:r>
+      <w:r>
+        <w:rPr>
+          <w:rStyle w:val="AttributeTok"/>
+        </w:rPr>
+        <w:t xml:space="preserve">color =</w:t>
+      </w:r>
+      <w:r>
+        <w:rPr>
+          <w:rStyle w:val="NormalTok"/>
+        </w:rPr>
+        <w:t xml:space="preserve"> species)) </w:t>
+      </w:r>
+      <w:r>
+        <w:rPr>
+          <w:rStyle w:val="SpecialCharTok"/>
+        </w:rPr>
+        <w:t xml:space="preserve">+</w:t>
+      </w:r>
+      <w:r>
+        <w:br/>
+      </w:r>
+      <w:r>
+        <w:rPr>
+          <w:rStyle w:val="NormalTok"/>
+        </w:rPr>
+        <w:t xml:space="preserve">  </w:t>
+      </w:r>
+      <w:r>
+        <w:rPr>
+          <w:rStyle w:val="FunctionTok"/>
+        </w:rPr>
+        <w:t xml:space="preserve">geom_point</w:t>
+      </w:r>
+      <w:r>
+        <w:rPr>
+          <w:rStyle w:val="NormalTok"/>
+        </w:rPr>
+        <w:t xml:space="preserve">(</w:t>
+      </w:r>
+      <w:r>
+        <w:rPr>
+          <w:rStyle w:val="AttributeTok"/>
+        </w:rPr>
+        <w:t xml:space="preserve">size =</w:t>
+      </w:r>
+      <w:r>
+        <w:rPr>
+          <w:rStyle w:val="NormalTok"/>
+        </w:rPr>
+        <w:t xml:space="preserve"> </w:t>
+      </w:r>
+      <w:r>
+        <w:rPr>
+          <w:rStyle w:val="DecValTok"/>
+        </w:rPr>
+        <w:t xml:space="preserve">3</w:t>
+      </w:r>
+      <w:r>
+        <w:rPr>
+          <w:rStyle w:val="NormalTok"/>
+        </w:rPr>
+        <w:t xml:space="preserve">) </w:t>
+      </w:r>
+      <w:r>
+        <w:rPr>
+          <w:rStyle w:val="SpecialCharTok"/>
+        </w:rPr>
+        <w:t xml:space="preserve">+</w:t>
+      </w:r>
+      <w:r>
+        <w:br/>
+      </w:r>
+      <w:r>
+        <w:rPr>
+          <w:rStyle w:val="NormalTok"/>
+        </w:rPr>
+        <w:t xml:space="preserve">  </w:t>
+      </w:r>
+      <w:r>
+        <w:rPr>
+          <w:rStyle w:val="FunctionTok"/>
+        </w:rPr>
+        <w:t xml:space="preserve">geom_errorbar</w:t>
+      </w:r>
+      <w:r>
+        <w:rPr>
+          <w:rStyle w:val="NormalTok"/>
+        </w:rPr>
+        <w:t xml:space="preserve">(</w:t>
+      </w:r>
+      <w:r>
+        <w:rPr>
+          <w:rStyle w:val="FunctionTok"/>
+        </w:rPr>
+        <w:t xml:space="preserve">aes</w:t>
+      </w:r>
+      <w:r>
+        <w:rPr>
+          <w:rStyle w:val="NormalTok"/>
+        </w:rPr>
+        <w:t xml:space="preserve">(</w:t>
+      </w:r>
+      <w:r>
+        <w:rPr>
+          <w:rStyle w:val="AttributeTok"/>
+        </w:rPr>
+        <w:t xml:space="preserve">ymin =</w:t>
+      </w:r>
+      <w:r>
+        <w:rPr>
+          <w:rStyle w:val="NormalTok"/>
+        </w:rPr>
+        <w:t xml:space="preserve"> lower.CL, </w:t>
+      </w:r>
+      <w:r>
+        <w:rPr>
+          <w:rStyle w:val="AttributeTok"/>
+        </w:rPr>
+        <w:t xml:space="preserve">ymax =</w:t>
+      </w:r>
+      <w:r>
+        <w:rPr>
+          <w:rStyle w:val="NormalTok"/>
+        </w:rPr>
+        <w:t xml:space="preserve"> upper.CL),</w:t>
+      </w:r>
+      <w:r>
+        <w:br/>
+      </w:r>
+      <w:r>
+        <w:rPr>
+          <w:rStyle w:val="NormalTok"/>
+        </w:rPr>
+        <w:t xml:space="preserve">                </w:t>
+      </w:r>
+      <w:r>
+        <w:rPr>
+          <w:rStyle w:val="AttributeTok"/>
+        </w:rPr>
+        <w:t xml:space="preserve">width =</w:t>
+      </w:r>
+      <w:r>
+        <w:rPr>
+          <w:rStyle w:val="NormalTok"/>
+        </w:rPr>
+        <w:t xml:space="preserve"> </w:t>
+      </w:r>
+      <w:r>
+        <w:rPr>
+          <w:rStyle w:val="FloatTok"/>
+        </w:rPr>
+        <w:t xml:space="preserve">0.15</w:t>
+      </w:r>
+      <w:r>
+        <w:rPr>
+          <w:rStyle w:val="NormalTok"/>
+        </w:rPr>
+        <w:t xml:space="preserve">, </w:t>
+      </w:r>
+      <w:r>
+        <w:rPr>
+          <w:rStyle w:val="AttributeTok"/>
+        </w:rPr>
+        <w:t xml:space="preserve">linewidth =</w:t>
+      </w:r>
+      <w:r>
+        <w:rPr>
+          <w:rStyle w:val="NormalTok"/>
+        </w:rPr>
+        <w:t xml:space="preserve"> </w:t>
+      </w:r>
+      <w:r>
+        <w:rPr>
+          <w:rStyle w:val="FloatTok"/>
+        </w:rPr>
+        <w:t xml:space="preserve">0.9</w:t>
+      </w:r>
+      <w:r>
+        <w:rPr>
+          <w:rStyle w:val="NormalTok"/>
+        </w:rPr>
+        <w:t xml:space="preserve">) </w:t>
+      </w:r>
+      <w:r>
+        <w:rPr>
+          <w:rStyle w:val="SpecialCharTok"/>
+        </w:rPr>
+        <w:t xml:space="preserve">+</w:t>
+      </w:r>
+      <w:r>
+        <w:br/>
+      </w:r>
+      <w:r>
+        <w:rPr>
+          <w:rStyle w:val="NormalTok"/>
+        </w:rPr>
+        <w:t xml:space="preserve">  </w:t>
+      </w:r>
+      <w:r>
+        <w:rPr>
+          <w:rStyle w:val="FunctionTok"/>
+        </w:rPr>
+        <w:t xml:space="preserve">labs</w:t>
+      </w:r>
+      <w:r>
+        <w:rPr>
+          <w:rStyle w:val="NormalTok"/>
+        </w:rPr>
+        <w:t xml:space="preserve">(</w:t>
+      </w:r>
+      <w:r>
+        <w:rPr>
+          <w:rStyle w:val="AttributeTok"/>
+        </w:rPr>
+        <w:t xml:space="preserve">x =</w:t>
+      </w:r>
+      <w:r>
+        <w:rPr>
+          <w:rStyle w:val="NormalTok"/>
+        </w:rPr>
+        <w:t xml:space="preserve"> </w:t>
+      </w:r>
+      <w:r>
+        <w:rPr>
+          <w:rStyle w:val="StringTok"/>
+        </w:rPr>
+        <w:t xml:space="preserve">"Species"</w:t>
+      </w:r>
+      <w:r>
+        <w:rPr>
+          <w:rStyle w:val="NormalTok"/>
+        </w:rPr>
+        <w:t xml:space="preserve">, </w:t>
+      </w:r>
+      <w:r>
+        <w:rPr>
+          <w:rStyle w:val="AttributeTok"/>
+        </w:rPr>
+        <w:t xml:space="preserve">y =</w:t>
+      </w:r>
+      <w:r>
+        <w:rPr>
+          <w:rStyle w:val="NormalTok"/>
+        </w:rPr>
+        <w:t xml:space="preserve"> </w:t>
+      </w:r>
+      <w:r>
+        <w:rPr>
+          <w:rStyle w:val="StringTok"/>
+        </w:rPr>
+        <w:t xml:space="preserve">"Estimated mean mass (g)"</w:t>
+      </w:r>
+      <w:r>
+        <w:rPr>
+          <w:rStyle w:val="NormalTok"/>
+        </w:rPr>
+        <w:t xml:space="preserve">) </w:t>
+      </w:r>
+      <w:r>
+        <w:rPr>
+          <w:rStyle w:val="SpecialCharTok"/>
+        </w:rPr>
+        <w:t xml:space="preserve">+</w:t>
+      </w:r>
+      <w:r>
+        <w:br/>
+      </w:r>
+      <w:r>
+        <w:rPr>
+          <w:rStyle w:val="NormalTok"/>
+        </w:rPr>
+        <w:t xml:space="preserve">  </w:t>
+      </w:r>
+      <w:r>
+        <w:rPr>
+          <w:rStyle w:val="FunctionTok"/>
+        </w:rPr>
+        <w:t xml:space="preserve">theme_minimal</w:t>
+      </w:r>
+      <w:r>
+        <w:rPr>
+          <w:rStyle w:val="NormalTok"/>
+        </w:rPr>
+        <w:t xml:space="preserve">() </w:t>
+      </w:r>
+      <w:r>
+        <w:rPr>
+          <w:rStyle w:val="SpecialCharTok"/>
+        </w:rPr>
+        <w:t xml:space="preserve">+</w:t>
+      </w:r>
+      <w:r>
+        <w:br/>
+      </w:r>
+      <w:r>
+        <w:rPr>
+          <w:rStyle w:val="NormalTok"/>
+        </w:rPr>
+        <w:t xml:space="preserve">  </w:t>
+      </w:r>
+      <w:r>
+        <w:rPr>
+          <w:rStyle w:val="FunctionTok"/>
+        </w:rPr>
+        <w:t xml:space="preserve">theme</w:t>
+      </w:r>
+      <w:r>
+        <w:rPr>
+          <w:rStyle w:val="NormalTok"/>
+        </w:rPr>
+        <w:t xml:space="preserve">(</w:t>
+      </w:r>
+      <w:r>
+        <w:rPr>
+          <w:rStyle w:val="AttributeTok"/>
+        </w:rPr>
+        <w:t xml:space="preserve">legend.position =</w:t>
+      </w:r>
+      <w:r>
+        <w:rPr>
+          <w:rStyle w:val="NormalTok"/>
+        </w:rPr>
+        <w:t xml:space="preserve"> </w:t>
+      </w:r>
+      <w:r>
+        <w:rPr>
+          <w:rStyle w:val="StringTok"/>
+        </w:rPr>
+        <w:t xml:space="preserve">"none"</w:t>
+      </w:r>
+      <w:r>
+        <w:rPr>
+          <w:rStyle w:val="NormalTok"/>
+        </w:rPr>
+        <w:t xml:space="preserve">)</w:t>
+      </w:r>
+    </w:p>
+    <w:p>
+      <w:pPr>
+        <w:pStyle w:val="SourceCode"/>
+      </w:pPr>
+    </w:p>
+    <w:p>
+      <w:r>
+        <w:pict>
+          <v:rect style="width:0;height:1.5pt" o:hralign="center" o:hrstd="t" o:hr="t"/>
+        </w:pict>
+      </w:r>
+    </w:p>
+    <w:bookmarkEnd w:id="43"/>
+    <w:bookmarkEnd w:id="44"/>
+    <w:bookmarkStart w:id="45" w:name="part-c-troubleshooting"/>
+    <w:p>
+      <w:pPr>
+        <w:pStyle w:val="Heading1"/>
+      </w:pPr>
+      <w:r>
+        <w:t xml:space="preserve">Part C — Troubleshooting</w:t>
+      </w:r>
+    </w:p>
+    <w:bookmarkEnd w:id="45"/>
+    <w:bookmarkStart w:id="47" w:name="X68662761b407a753e03786ac9d4e412ffb2f18e"/>
+    <w:p>
+      <w:pPr>
+        <w:pStyle w:val="Heading1"/>
+      </w:pPr>
+      <w:r>
+        <w:t xml:space="preserve">Question 17 · Find the error — car not loaded</w:t>
+      </w:r>
+    </w:p>
+    <w:bookmarkStart w:id="46" w:name="X3ac16c2791eca5a3bdd81ac4dfb285e23456fa0"/>
+    <w:p>
+      <w:pPr>
+        <w:pStyle w:val="Heading3"/>
+      </w:pPr>
+      <w:r>
+        <w:t xml:space="preserve">This errors with</w:t>
+      </w:r>
+      <w:r>
+        <w:t xml:space="preserve"> </w:t>
+      </w:r>
+      <w:r>
+        <w:rPr>
+          <w:rStyle w:val="VerbatimChar"/>
+        </w:rPr>
+        <w:t xml:space="preserve">could not find function "Anova"</w:t>
+      </w:r>
+      <w:r>
+        <w:t xml:space="preserve">. What is wrong, and what is the difference between</w:t>
+      </w:r>
+      <w:r>
+        <w:t xml:space="preserve"> </w:t>
+      </w:r>
+      <w:r>
+        <w:rPr>
+          <w:rStyle w:val="VerbatimChar"/>
+        </w:rPr>
+        <w:t xml:space="preserve">anova()</w:t>
+      </w:r>
+      <w:r>
+        <w:t xml:space="preserve"> </w:t>
+      </w:r>
+      <w:r>
+        <w:t xml:space="preserve">and</w:t>
+      </w:r>
+      <w:r>
+        <w:t xml:space="preserve"> </w:t>
+      </w:r>
+      <w:r>
+        <w:rPr>
+          <w:rStyle w:val="VerbatimChar"/>
+        </w:rPr>
+        <w:t xml:space="preserve">Anova()</w:t>
+      </w:r>
+      <w:r>
+        <w:t xml:space="preserve">?</w:t>
+      </w:r>
+    </w:p>
+    <w:p>
+      <w:pPr>
+        <w:pStyle w:val="SourceCode"/>
+      </w:pPr>
+      <w:r>
+        <w:rPr>
+          <w:rStyle w:val="FunctionTok"/>
+        </w:rPr>
+        <w:t xml:space="preserve">Anova</w:t>
+      </w:r>
+      <w:r>
+        <w:rPr>
+          <w:rStyle w:val="NormalTok"/>
+        </w:rPr>
+        <w:t xml:space="preserve">(mass_model, </w:t>
+      </w:r>
+      <w:r>
+        <w:rPr>
+          <w:rStyle w:val="AttributeTok"/>
+        </w:rPr>
+        <w:t xml:space="preserve">type =</w:t>
+      </w:r>
+      <w:r>
+        <w:rPr>
+          <w:rStyle w:val="NormalTok"/>
+        </w:rPr>
+        <w:t xml:space="preserve"> </w:t>
+      </w:r>
+      <w:r>
+        <w:rPr>
+          <w:rStyle w:val="StringTok"/>
+        </w:rPr>
+        <w:t xml:space="preserve">"II"</w:t>
+      </w:r>
+      <w:r>
+        <w:rPr>
+          <w:rStyle w:val="NormalTok"/>
+        </w:rPr>
+        <w:t xml:space="preserve">)</w:t>
+      </w:r>
+    </w:p>
+    <w:p>
+      <w:pPr>
+        <w:pStyle w:val="FirstParagraph"/>
+      </w:pPr>
+      <w:r>
+        <w:t xml:space="preserve">Your fix and explanation:</w:t>
+      </w:r>
+    </w:p>
+    <w:p>
+      <w:pPr>
+        <w:pStyle w:val="SourceCode"/>
+      </w:pPr>
+    </w:p>
+    <w:p>
+      <w:r>
+        <w:pict>
+          <v:rect style="width:0;height:1.5pt" o:hralign="center" o:hrstd="t" o:hr="t"/>
+        </w:pict>
+      </w:r>
+    </w:p>
+    <w:bookmarkEnd w:id="46"/>
+    <w:bookmarkEnd w:id="47"/>
+    <w:bookmarkStart w:id="49" w:name="Xa5953f65e927265dfa8e544fdf20ab9781ac3e7"/>
+    <w:p>
+      <w:pPr>
+        <w:pStyle w:val="Heading1"/>
+      </w:pPr>
+      <w:r>
+        <w:t xml:space="preserve">Question 18 · Find the error — backwards formula</w:t>
+      </w:r>
+    </w:p>
+    <w:bookmarkStart w:id="48" w:name="X0a0fcab61c82fcfd028bddd3b1ed3ef48d53ae8"/>
+    <w:p>
+      <w:pPr>
+        <w:pStyle w:val="Heading3"/>
+      </w:pPr>
+      <w:r>
+        <w:t xml:space="preserve">A student wants to test whether body mass differs by species, and writes this. What is conceptually wrong with the model, and how would you fix it?</w:t>
+      </w:r>
+    </w:p>
+    <w:p>
+      <w:pPr>
+        <w:pStyle w:val="SourceCode"/>
+      </w:pPr>
+      <w:r>
+        <w:rPr>
+          <w:rStyle w:val="NormalTok"/>
+        </w:rPr>
+        <w:t xml:space="preserve">mass_model </w:t>
+      </w:r>
+      <w:r>
+        <w:rPr>
+          <w:rStyle w:val="OtherTok"/>
+        </w:rPr>
+        <w:t xml:space="preserve">&lt;-</w:t>
+      </w:r>
+      <w:r>
+        <w:rPr>
+          <w:rStyle w:val="NormalTok"/>
+        </w:rPr>
+        <w:t xml:space="preserve"> </w:t>
+      </w:r>
+      <w:r>
+        <w:rPr>
+          <w:rStyle w:val="FunctionTok"/>
+        </w:rPr>
+        <w:t xml:space="preserve">lm</w:t>
+      </w:r>
+      <w:r>
+        <w:rPr>
+          <w:rStyle w:val="NormalTok"/>
+        </w:rPr>
+        <w:t xml:space="preserve">(species </w:t>
+      </w:r>
+      <w:r>
+        <w:rPr>
+          <w:rStyle w:val="SpecialCharTok"/>
+        </w:rPr>
+        <w:t xml:space="preserve">~</w:t>
+      </w:r>
+      <w:r>
+        <w:rPr>
+          <w:rStyle w:val="NormalTok"/>
+        </w:rPr>
+        <w:t xml:space="preserve"> body_mass_g, </w:t>
+      </w:r>
+      <w:r>
+        <w:rPr>
+          <w:rStyle w:val="AttributeTok"/>
+        </w:rPr>
+        <w:t xml:space="preserve">data =</w:t>
+      </w:r>
+      <w:r>
+        <w:rPr>
+          <w:rStyle w:val="NormalTok"/>
+        </w:rPr>
+        <w:t xml:space="preserve"> penguins_df)</w:t>
+      </w:r>
+    </w:p>
+    <w:p>
+      <w:pPr>
+        <w:pStyle w:val="SourceCode"/>
+      </w:pPr>
+    </w:p>
+    <w:p>
+      <w:r>
+        <w:pict>
+          <v:rect style="width:0;height:1.5pt" o:hralign="center" o:hrstd="t" o:hr="t"/>
+        </w:pict>
+      </w:r>
+    </w:p>
+    <w:bookmarkEnd w:id="48"/>
+    <w:bookmarkEnd w:id="49"/>
+    <w:bookmarkStart w:id="51" w:name="Xd06c7fd3fe2c2c2af03b3a614c0faf297ce1490"/>
+    <w:p>
+      <w:pPr>
+        <w:pStyle w:val="Heading1"/>
+      </w:pPr>
+      <w:r>
+        <w:t xml:space="preserve">Question 19 · Find the error — testing the wrong thing</w:t>
+      </w:r>
+    </w:p>
+    <w:bookmarkStart w:id="50" w:name="X50fedb173da0e5b8a002d53505846c770a39bd8"/>
+    <w:p>
+      <w:pPr>
+        <w:pStyle w:val="Heading3"/>
+      </w:pPr>
+      <w:r>
+        <w:t xml:space="preserve">This code runs without an error, but it does not check what the student thinks it checks. What is wrong?</w:t>
+      </w:r>
+    </w:p>
+    <w:p>
+      <w:pPr>
+        <w:pStyle w:val="SourceCode"/>
+      </w:pPr>
+      <w:r>
+        <w:rPr>
+          <w:rStyle w:val="FunctionTok"/>
+        </w:rPr>
+        <w:t xml:space="preserve">shapiro.test</w:t>
+      </w:r>
+      <w:r>
+        <w:rPr>
+          <w:rStyle w:val="NormalTok"/>
+        </w:rPr>
+        <w:t xml:space="preserve">(mass_model)</w:t>
+      </w:r>
+    </w:p>
+    <w:p>
+      <w:pPr>
+        <w:pStyle w:val="SourceCode"/>
+      </w:pPr>
+    </w:p>
+    <w:p>
+      <w:r>
+        <w:pict>
+          <v:rect style="width:0;height:1.5pt" o:hralign="center" o:hrstd="t" o:hr="t"/>
+        </w:pict>
+      </w:r>
+    </w:p>
+    <w:bookmarkEnd w:id="50"/>
+    <w:bookmarkEnd w:id="51"/>
+    <w:bookmarkStart w:id="53" w:name="X1787129d46c8bd633841c30731804a019f0b983"/>
+    <w:p>
+      <w:pPr>
+        <w:pStyle w:val="Heading1"/>
+      </w:pPr>
+      <w:r>
+        <w:t xml:space="preserve">Question 20 · Find the error — skipped drop_na()</w:t>
+      </w:r>
+    </w:p>
+    <w:bookmarkStart w:id="52" w:name="Xd7194259223142b3474f978445475b95bbeee93"/>
+    <w:p>
+      <w:pPr>
+        <w:pStyle w:val="Heading3"/>
+      </w:pPr>
+      <w:r>
+        <w:t xml:space="preserve">A student skips the cleaning step and fits the model directly on</w:t>
+      </w:r>
+      <w:r>
+        <w:t xml:space="preserve"> </w:t>
+      </w:r>
+      <w:r>
+        <w:rPr>
+          <w:rStyle w:val="VerbatimChar"/>
+        </w:rPr>
+        <w:t xml:space="preserve">penguins</w:t>
+      </w:r>
+      <w:r>
+        <w:t xml:space="preserve"> </w:t>
+      </w:r>
+      <w:r>
+        <w:t xml:space="preserve">instead of</w:t>
+      </w:r>
+      <w:r>
+        <w:t xml:space="preserve"> </w:t>
+      </w:r>
+      <w:r>
+        <w:rPr>
+          <w:rStyle w:val="VerbatimChar"/>
+        </w:rPr>
+        <w:t xml:space="preserve">penguins_df</w:t>
+      </w:r>
+      <w:r>
+        <w:t xml:space="preserve">. What could go wrong, and why does the lecture drop rows first?</w:t>
+      </w:r>
+    </w:p>
+    <w:p>
+      <w:pPr>
+        <w:pStyle w:val="SourceCode"/>
+      </w:pPr>
+      <w:r>
+        <w:rPr>
+          <w:rStyle w:val="NormalTok"/>
+        </w:rPr>
+        <w:t xml:space="preserve">mass_model </w:t>
+      </w:r>
+      <w:r>
+        <w:rPr>
+          <w:rStyle w:val="OtherTok"/>
+        </w:rPr>
+        <w:t xml:space="preserve">&lt;-</w:t>
+      </w:r>
+      <w:r>
+        <w:rPr>
+          <w:rStyle w:val="NormalTok"/>
+        </w:rPr>
+        <w:t xml:space="preserve"> </w:t>
+      </w:r>
+      <w:r>
+        <w:rPr>
+          <w:rStyle w:val="FunctionTok"/>
+        </w:rPr>
+        <w:t xml:space="preserve">lm</w:t>
+      </w:r>
+      <w:r>
+        <w:rPr>
+          <w:rStyle w:val="NormalTok"/>
+        </w:rPr>
+        <w:t xml:space="preserve">(body_mass_g </w:t>
+      </w:r>
+      <w:r>
+        <w:rPr>
+          <w:rStyle w:val="SpecialCharTok"/>
+        </w:rPr>
+        <w:t xml:space="preserve">~</w:t>
+      </w:r>
+      <w:r>
+        <w:rPr>
+          <w:rStyle w:val="NormalTok"/>
+        </w:rPr>
+        <w:t xml:space="preserve"> species, </w:t>
+      </w:r>
+      <w:r>
+        <w:rPr>
+          <w:rStyle w:val="AttributeTok"/>
+        </w:rPr>
+        <w:t xml:space="preserve">data =</w:t>
+      </w:r>
+      <w:r>
+        <w:rPr>
+          <w:rStyle w:val="NormalTok"/>
+        </w:rPr>
+        <w:t xml:space="preserve"> penguins)</w:t>
+      </w:r>
+    </w:p>
+    <w:p>
+      <w:pPr>
+        <w:pStyle w:val="SourceCode"/>
+      </w:pPr>
+    </w:p>
+    <w:p>
+      <w:r>
+        <w:pict>
+          <v:rect style="width:0;height:1.5pt" o:hralign="center" o:hrstd="t" o:hr="t"/>
+        </w:pict>
+      </w:r>
+    </w:p>
+    <w:bookmarkEnd w:id="52"/>
+    <w:bookmarkEnd w:id="53"/>
+    <w:bookmarkStart w:id="55" w:name="X0e8f757cdd21315f709493a1a232bd4c3ac9402"/>
+    <w:p>
+      <w:pPr>
+        <w:pStyle w:val="Heading1"/>
+      </w:pPr>
+      <w:r>
+        <w:t xml:space="preserve">Question 21 · Find the error — missing pairwise</w:t>
+      </w:r>
+    </w:p>
+    <w:bookmarkStart w:id="54" w:name="X8aa562c84c563b16fbd268d55fd7fc5b7b35a41"/>
+    <w:p>
+      <w:pPr>
+        <w:pStyle w:val="Heading3"/>
+      </w:pPr>
+      <w:r>
+        <w:t xml:space="preserve">This code errors with</w:t>
+      </w:r>
+      <w:r>
+        <w:t xml:space="preserve"> </w:t>
+      </w:r>
+      <w:r>
+        <w:rPr>
+          <w:rStyle w:val="VerbatimChar"/>
+        </w:rPr>
+        <w:t xml:space="preserve">$ operator is invalid for atomic vectors</w:t>
+      </w:r>
+      <w:r>
+        <w:t xml:space="preserve"> </w:t>
+      </w:r>
+      <w:r>
+        <w:t xml:space="preserve">(or similar) when the student tries</w:t>
+      </w:r>
+      <w:r>
+        <w:t xml:space="preserve"> </w:t>
+      </w:r>
+      <w:r>
+        <w:rPr>
+          <w:rStyle w:val="VerbatimChar"/>
+        </w:rPr>
+        <w:t xml:space="preserve">mass_emm$contrasts</w:t>
+      </w:r>
+      <w:r>
+        <w:t xml:space="preserve">. What did they forget to include in the</w:t>
+      </w:r>
+      <w:r>
+        <w:t xml:space="preserve"> </w:t>
+      </w:r>
+      <w:r>
+        <w:rPr>
+          <w:rStyle w:val="VerbatimChar"/>
+        </w:rPr>
+        <w:t xml:space="preserve">emmeans()</w:t>
+      </w:r>
+      <w:r>
+        <w:t xml:space="preserve"> </w:t>
+      </w:r>
+      <w:r>
+        <w:t xml:space="preserve">call?</w:t>
+      </w:r>
+    </w:p>
+    <w:p>
+      <w:pPr>
+        <w:pStyle w:val="SourceCode"/>
+      </w:pPr>
+      <w:r>
+        <w:rPr>
+          <w:rStyle w:val="NormalTok"/>
+        </w:rPr>
+        <w:t xml:space="preserve">mass_emm </w:t>
+      </w:r>
+      <w:r>
+        <w:rPr>
+          <w:rStyle w:val="OtherTok"/>
+        </w:rPr>
+        <w:t xml:space="preserve">&lt;-</w:t>
+      </w:r>
+      <w:r>
+        <w:rPr>
+          <w:rStyle w:val="NormalTok"/>
+        </w:rPr>
+        <w:t xml:space="preserve"> </w:t>
+      </w:r>
+      <w:r>
+        <w:rPr>
+          <w:rStyle w:val="FunctionTok"/>
+        </w:rPr>
+        <w:t xml:space="preserve">emmeans</w:t>
+      </w:r>
+      <w:r>
+        <w:rPr>
+          <w:rStyle w:val="NormalTok"/>
+        </w:rPr>
+        <w:t xml:space="preserve">(mass_model, </w:t>
+      </w:r>
+      <w:r>
+        <w:rPr>
+          <w:rStyle w:val="SpecialCharTok"/>
+        </w:rPr>
+        <w:t xml:space="preserve">~</w:t>
+      </w:r>
+      <w:r>
+        <w:rPr>
+          <w:rStyle w:val="NormalTok"/>
+        </w:rPr>
+        <w:t xml:space="preserve"> species)</w:t>
+      </w:r>
+      <w:r>
+        <w:br/>
+      </w:r>
+      <w:r>
+        <w:rPr>
+          <w:rStyle w:val="NormalTok"/>
+        </w:rPr>
+        <w:t xml:space="preserve">mass_emm</w:t>
+      </w:r>
+      <w:r>
+        <w:rPr>
+          <w:rStyle w:val="SpecialCharTok"/>
+        </w:rPr>
+        <w:t xml:space="preserve">$</w:t>
+      </w:r>
+      <w:r>
+        <w:rPr>
+          <w:rStyle w:val="NormalTok"/>
+        </w:rPr>
+        <w:t xml:space="preserve">contrasts</w:t>
+      </w:r>
+    </w:p>
+    <w:p>
+      <w:pPr>
+        <w:pStyle w:val="SourceCode"/>
+      </w:pPr>
+    </w:p>
+    <w:p>
+      <w:r>
+        <w:pict>
+          <v:rect style="width:0;height:1.5pt" o:hralign="center" o:hrstd="t" o:hr="t"/>
+        </w:pict>
+      </w:r>
+    </w:p>
+    <w:bookmarkEnd w:id="54"/>
+    <w:bookmarkEnd w:id="55"/>
+    <w:bookmarkStart w:id="57" w:name="X3ee0fa037c0a97f3917a102d501c60a42ddc16e"/>
+    <w:p>
+      <w:pPr>
+        <w:pStyle w:val="Heading1"/>
+      </w:pPr>
+      <w:r>
+        <w:t xml:space="preserve">Question 22 · Find the error — cld() on the wrong object</w:t>
+      </w:r>
+    </w:p>
+    <w:bookmarkStart w:id="56" w:name="Xc6102b1c4f27feb5955f167512f871416c51db6"/>
+    <w:p>
+      <w:pPr>
+        <w:pStyle w:val="Heading3"/>
+      </w:pPr>
+      <w:r>
+        <w:t xml:space="preserve">This throws an error. What object should be passed to</w:t>
+      </w:r>
+      <w:r>
+        <w:t xml:space="preserve"> </w:t>
+      </w:r>
+      <w:r>
+        <w:rPr>
+          <w:rStyle w:val="VerbatimChar"/>
+        </w:rPr>
+        <w:t xml:space="preserve">cld()</w:t>
+      </w:r>
+      <w:r>
+        <w:t xml:space="preserve"> </w:t>
+      </w:r>
+      <w:r>
+        <w:t xml:space="preserve">instead?</w:t>
+      </w:r>
+    </w:p>
+    <w:p>
+      <w:pPr>
+        <w:pStyle w:val="SourceCode"/>
+      </w:pPr>
+      <w:r>
+        <w:rPr>
+          <w:rStyle w:val="NormalTok"/>
+        </w:rPr>
+        <w:t xml:space="preserve">multcomp</w:t>
+      </w:r>
+      <w:r>
+        <w:rPr>
+          <w:rStyle w:val="SpecialCharTok"/>
+        </w:rPr>
+        <w:t xml:space="preserve">::</w:t>
+      </w:r>
+      <w:r>
+        <w:rPr>
+          <w:rStyle w:val="FunctionTok"/>
+        </w:rPr>
+        <w:t xml:space="preserve">cld</w:t>
+      </w:r>
+      <w:r>
+        <w:rPr>
+          <w:rStyle w:val="NormalTok"/>
+        </w:rPr>
+        <w:t xml:space="preserve">(mass_emm, </w:t>
+      </w:r>
+      <w:r>
+        <w:rPr>
+          <w:rStyle w:val="AttributeTok"/>
+        </w:rPr>
+        <w:t xml:space="preserve">Letters =</w:t>
+      </w:r>
+      <w:r>
+        <w:rPr>
+          <w:rStyle w:val="NormalTok"/>
+        </w:rPr>
+        <w:t xml:space="preserve"> letters)</w:t>
+      </w:r>
+    </w:p>
+    <w:p>
+      <w:pPr>
+        <w:pStyle w:val="SourceCode"/>
+      </w:pPr>
+    </w:p>
+    <w:p>
+      <w:r>
+        <w:pict>
+          <v:rect style="width:0;height:1.5pt" o:hralign="center" o:hrstd="t" o:hr="t"/>
+        </w:pict>
+      </w:r>
+    </w:p>
+    <w:bookmarkEnd w:id="56"/>
+    <w:bookmarkEnd w:id="57"/>
+    <w:bookmarkStart w:id="59" w:name="X8eabdef5b379a8b9160c62a96d7a0d5719b200e"/>
+    <w:p>
+      <w:pPr>
+        <w:pStyle w:val="Heading1"/>
+      </w:pPr>
+      <w:r>
+        <w:t xml:space="preserve">Question 23 · Find the error — leveneTest formula backwards</w:t>
+      </w:r>
+    </w:p>
+    <w:bookmarkStart w:id="58" w:name="X0255b2f72d7a975c9514e191732d4e62419ed54"/>
+    <w:p>
+      <w:pPr>
+        <w:pStyle w:val="Heading3"/>
+      </w:pPr>
+      <w:r>
+        <w:t xml:space="preserve">A student writes the formula backwards. What should the formula be, and why does the order matter for</w:t>
+      </w:r>
+      <w:r>
+        <w:t xml:space="preserve"> </w:t>
+      </w:r>
+      <w:r>
+        <w:rPr>
+          <w:rStyle w:val="VerbatimChar"/>
+        </w:rPr>
+        <w:t xml:space="preserve">leveneTest()</w:t>
+      </w:r>
+      <w:r>
+        <w:t xml:space="preserve">?</w:t>
+      </w:r>
+    </w:p>
+    <w:p>
+      <w:pPr>
+        <w:pStyle w:val="SourceCode"/>
+      </w:pPr>
+      <w:r>
+        <w:rPr>
+          <w:rStyle w:val="FunctionTok"/>
+        </w:rPr>
+        <w:t xml:space="preserve">leveneTest</w:t>
+      </w:r>
+      <w:r>
+        <w:rPr>
+          <w:rStyle w:val="NormalTok"/>
+        </w:rPr>
+        <w:t xml:space="preserve">(species </w:t>
+      </w:r>
+      <w:r>
+        <w:rPr>
+          <w:rStyle w:val="SpecialCharTok"/>
+        </w:rPr>
+        <w:t xml:space="preserve">~</w:t>
+      </w:r>
+      <w:r>
+        <w:rPr>
+          <w:rStyle w:val="NormalTok"/>
+        </w:rPr>
+        <w:t xml:space="preserve"> body_mass_g, </w:t>
+      </w:r>
+      <w:r>
+        <w:rPr>
+          <w:rStyle w:val="AttributeTok"/>
+        </w:rPr>
+        <w:t xml:space="preserve">data =</w:t>
+      </w:r>
+      <w:r>
+        <w:rPr>
+          <w:rStyle w:val="NormalTok"/>
+        </w:rPr>
+        <w:t xml:space="preserve"> penguins_df)</w:t>
+      </w:r>
+    </w:p>
+    <w:p>
+      <w:pPr>
+        <w:pStyle w:val="SourceCode"/>
+      </w:pPr>
+    </w:p>
+    <w:p>
+      <w:r>
+        <w:pict>
+          <v:rect style="width:0;height:1.5pt" o:hralign="center" o:hrstd="t" o:hr="t"/>
+        </w:pict>
+      </w:r>
+    </w:p>
+    <w:bookmarkEnd w:id="58"/>
+    <w:bookmarkEnd w:id="59"/>
+    <w:bookmarkStart w:id="61" w:name="X589021bd0cf11d3199395af837a0fa7b1e80c92"/>
+    <w:p>
+      <w:pPr>
+        <w:pStyle w:val="Heading1"/>
+      </w:pPr>
+      <w:r>
+        <w:t xml:space="preserve">Question 24 · Find the error — wrong argument value</w:t>
+      </w:r>
+    </w:p>
+    <w:bookmarkStart w:id="60" w:name="X5101b50067a65df71488dcd04a1ecf81d78d249"/>
+    <w:p>
+      <w:pPr>
+        <w:pStyle w:val="Heading3"/>
+      </w:pPr>
+      <w:r>
+        <w:t xml:space="preserve">This errors (or silently misbehaves). What is wrong with the</w:t>
+      </w:r>
+      <w:r>
+        <w:t xml:space="preserve"> </w:t>
+      </w:r>
+      <w:r>
+        <w:rPr>
+          <w:rStyle w:val="VerbatimChar"/>
+        </w:rPr>
+        <w:t xml:space="preserve">type</w:t>
+      </w:r>
+      <w:r>
+        <w:t xml:space="preserve"> </w:t>
+      </w:r>
+      <w:r>
+        <w:t xml:space="preserve">argument?</w:t>
+      </w:r>
+    </w:p>
+    <w:p>
+      <w:pPr>
+        <w:pStyle w:val="SourceCode"/>
+      </w:pPr>
+      <w:r>
+        <w:rPr>
+          <w:rStyle w:val="NormalTok"/>
+        </w:rPr>
+        <w:t xml:space="preserve">car</w:t>
+      </w:r>
+      <w:r>
+        <w:rPr>
+          <w:rStyle w:val="SpecialCharTok"/>
+        </w:rPr>
+        <w:t xml:space="preserve">::</w:t>
+      </w:r>
+      <w:r>
+        <w:rPr>
+          <w:rStyle w:val="FunctionTok"/>
+        </w:rPr>
+        <w:t xml:space="preserve">Anova</w:t>
+      </w:r>
+      <w:r>
+        <w:rPr>
+          <w:rStyle w:val="NormalTok"/>
+        </w:rPr>
+        <w:t xml:space="preserve">(mass_model, </w:t>
+      </w:r>
+      <w:r>
+        <w:rPr>
+          <w:rStyle w:val="AttributeTok"/>
+        </w:rPr>
+        <w:t xml:space="preserve">type =</w:t>
+      </w:r>
+      <w:r>
+        <w:rPr>
+          <w:rStyle w:val="NormalTok"/>
+        </w:rPr>
+        <w:t xml:space="preserve"> </w:t>
+      </w:r>
+      <w:r>
+        <w:rPr>
+          <w:rStyle w:val="StringTok"/>
+        </w:rPr>
+        <w:t xml:space="preserve">"2"</w:t>
+      </w:r>
+      <w:r>
+        <w:rPr>
+          <w:rStyle w:val="NormalTok"/>
+        </w:rPr>
+        <w:t xml:space="preserve">)</w:t>
+      </w:r>
+    </w:p>
+    <w:p>
+      <w:pPr>
+        <w:pStyle w:val="SourceCode"/>
+      </w:pPr>
+    </w:p>
+    <w:p>
+      <w:r>
+        <w:pict>
+          <v:rect style="width:0;height:1.5pt" o:hralign="center" o:hrstd="t" o:hr="t"/>
+        </w:pict>
+      </w:r>
+    </w:p>
+    <w:bookmarkEnd w:id="60"/>
+    <w:bookmarkEnd w:id="61"/>
+    <w:bookmarkStart w:id="62" w:name="part-d-open-ended-applied"/>
+    <w:p>
+      <w:pPr>
+        <w:pStyle w:val="Heading1"/>
+      </w:pPr>
+      <w:r>
+        <w:t xml:space="preserve">Part D — Open-Ended / Applied</w:t>
+      </w:r>
+    </w:p>
+    <w:bookmarkEnd w:id="62"/>
+    <w:bookmarkStart w:id="64" w:name="question-25-hypotheses"/>
+    <w:p>
+      <w:pPr>
+        <w:pStyle w:val="Heading1"/>
+      </w:pPr>
+      <w:r>
+        <w:t xml:space="preserve">Question 25 · Hypotheses</w:t>
+      </w:r>
+    </w:p>
+    <w:bookmarkStart w:id="63" w:name="Xb511baf36cc1cd0e206dcfe76eab17b96fb91e7"/>
+    <w:p>
+      <w:pPr>
+        <w:pStyle w:val="Heading3"/>
+      </w:pPr>
+      <w:r>
+        <w:t xml:space="preserve">Write H₀ and Hₐ, in both words and symbols, for a one-way ANOVA comparing mean body mass across the three penguin species.</w:t>
+      </w:r>
+    </w:p>
+    <w:p>
+      <w:pPr>
+        <w:pStyle w:val="SourceCode"/>
+      </w:pPr>
+      <w:r>
+        <w:rPr>
+          <w:rStyle w:val="VerbatimChar"/>
+        </w:rPr>
+        <w:t xml:space="preserve">H0 (words):</w:t>
+      </w:r>
+      <w:r>
+        <w:br/>
+      </w:r>
+      <w:r>
+        <w:rPr>
+          <w:rStyle w:val="VerbatimChar"/>
+        </w:rPr>
+        <w:t xml:space="preserve">Ha (words):</w:t>
+      </w:r>
+      <w:r>
+        <w:br/>
+      </w:r>
+      <w:r>
+        <w:br/>
+      </w:r>
+      <w:r>
+        <w:rPr>
+          <w:rStyle w:val="VerbatimChar"/>
+        </w:rPr>
+        <w:t xml:space="preserve">H0 (symbols):</w:t>
+      </w:r>
+      <w:r>
+        <w:br/>
+      </w:r>
+      <w:r>
+        <w:rPr>
+          <w:rStyle w:val="VerbatimChar"/>
+        </w:rPr>
+        <w:t xml:space="preserve">Ha (symbols):</w:t>
+      </w:r>
+    </w:p>
+    <w:p>
+      <w:r>
+        <w:pict>
+          <v:rect style="width:0;height:1.5pt" o:hralign="center" o:hrstd="t" o:hr="t"/>
+        </w:pict>
+      </w:r>
+    </w:p>
+    <w:bookmarkEnd w:id="63"/>
+    <w:bookmarkEnd w:id="64"/>
+    <w:bookmarkStart w:id="66" w:name="question-26-hypothesis-vs.-prediction"/>
+    <w:p>
+      <w:pPr>
+        <w:pStyle w:val="Heading1"/>
+      </w:pPr>
+      <w:r>
+        <w:t xml:space="preserve">Question 26 · Hypothesis vs. prediction</w:t>
+      </w:r>
+    </w:p>
+    <w:bookmarkStart w:id="65" w:name="Xc142c3d9bbeaf6ba3134c0d308b0bbc84c873e4"/>
+    <w:p>
+      <w:pPr>
+        <w:pStyle w:val="Heading3"/>
+      </w:pPr>
+      <w:r>
+        <w:t xml:space="preserve">Explain the difference between a</w:t>
+      </w:r>
+      <w:r>
+        <w:t xml:space="preserve"> </w:t>
+      </w:r>
+      <w:r>
+        <w:rPr>
+          <w:b/>
+          <w:bCs/>
+        </w:rPr>
+        <w:t xml:space="preserve">hypothesis</w:t>
+      </w:r>
+      <w:r>
+        <w:t xml:space="preserve"> </w:t>
+      </w:r>
+      <w:r>
+        <w:t xml:space="preserve">(the H₀/Hₐ framework) and a</w:t>
+      </w:r>
+      <w:r>
+        <w:t xml:space="preserve"> </w:t>
+      </w:r>
+      <w:r>
+        <w:rPr>
+          <w:b/>
+          <w:bCs/>
+        </w:rPr>
+        <w:t xml:space="preserve">prediction</w:t>
+      </w:r>
+      <w:r>
+        <w:t xml:space="preserve"> </w:t>
+      </w:r>
+      <w:r>
+        <w:t xml:space="preserve">(what you personally expect the data to show). Then give one example of each for the penguin body-mass ANOVA.</w:t>
+      </w:r>
+    </w:p>
+    <w:p>
+      <w:pPr>
+        <w:pStyle w:val="SourceCode"/>
+      </w:pPr>
+      <w:r>
+        <w:rPr>
+          <w:rStyle w:val="VerbatimChar"/>
+        </w:rPr>
+        <w:t xml:space="preserve">Difference:</w:t>
+      </w:r>
+      <w:r>
+        <w:br/>
+      </w:r>
+      <w:r>
+        <w:br/>
+      </w:r>
+      <w:r>
+        <w:rPr>
+          <w:rStyle w:val="VerbatimChar"/>
+        </w:rPr>
+        <w:t xml:space="preserve">Example hypothesis:</w:t>
+      </w:r>
+      <w:r>
+        <w:br/>
+      </w:r>
+      <w:r>
+        <w:br/>
+      </w:r>
+      <w:r>
+        <w:rPr>
+          <w:rStyle w:val="VerbatimChar"/>
+        </w:rPr>
+        <w:t xml:space="preserve">Example prediction:</w:t>
+      </w:r>
+    </w:p>
+    <w:p>
+      <w:r>
+        <w:pict>
+          <v:rect style="width:0;height:1.5pt" o:hralign="center" o:hrstd="t" o:hr="t"/>
+        </w:pict>
+      </w:r>
+    </w:p>
+    <w:bookmarkEnd w:id="65"/>
+    <w:bookmarkEnd w:id="66"/>
+    <w:bookmarkStart w:id="68" w:name="question-27-assumptions"/>
+    <w:p>
+      <w:pPr>
+        <w:pStyle w:val="Heading1"/>
+      </w:pPr>
+      <w:r>
+        <w:t xml:space="preserve">Question 27 · Assumptions</w:t>
+      </w:r>
+    </w:p>
+    <w:bookmarkStart w:id="67" w:name="X3be724bd50c46e6785f2e13b5dd898f7e0bc3d1"/>
+    <w:p>
+      <w:pPr>
+        <w:pStyle w:val="Heading3"/>
+      </w:pPr>
+      <w:r>
+        <w:t xml:space="preserve">List the assumptions of a one-way ANOVA and, for each one, name the specific check you would run on</w:t>
+      </w:r>
+      <w:r>
+        <w:t xml:space="preserve"> </w:t>
+      </w:r>
+      <w:r>
+        <w:rPr>
+          <w:rStyle w:val="VerbatimChar"/>
+        </w:rPr>
+        <w:t xml:space="preserve">mass_model</w:t>
+      </w:r>
+      <w:r>
+        <w:t xml:space="preserve">.</w:t>
+      </w:r>
+    </w:p>
+    <w:p>
+      <w:pPr>
+        <w:pStyle w:val="SourceCode"/>
+      </w:pPr>
+      <w:r>
+        <w:rPr>
+          <w:rStyle w:val="VerbatimChar"/>
+        </w:rPr>
+        <w:t xml:space="preserve">Assumption 1:                  How to check it:</w:t>
+      </w:r>
+      <w:r>
+        <w:br/>
+      </w:r>
+      <w:r>
+        <w:rPr>
+          <w:rStyle w:val="VerbatimChar"/>
+        </w:rPr>
+        <w:t xml:space="preserve">Assumption 2:                  How to check it:</w:t>
+      </w:r>
+      <w:r>
+        <w:br/>
+      </w:r>
+      <w:r>
+        <w:rPr>
+          <w:rStyle w:val="VerbatimChar"/>
+        </w:rPr>
+        <w:t xml:space="preserve">Assumption 3:                  How to check it:</w:t>
+      </w:r>
+    </w:p>
+    <w:p>
+      <w:r>
+        <w:pict>
+          <v:rect style="width:0;height:1.5pt" o:hralign="center" o:hrstd="t" o:hr="t"/>
+        </w:pict>
+      </w:r>
+    </w:p>
+    <w:bookmarkEnd w:id="67"/>
+    <w:bookmarkEnd w:id="68"/>
+    <w:bookmarkStart w:id="70" w:name="Xe8e48e616fb646df475b10899df771b5d4b3785"/>
+    <w:p>
+      <w:pPr>
+        <w:pStyle w:val="Heading1"/>
+      </w:pPr>
+      <w:r>
+        <w:t xml:space="preserve">Question 28 · Interpreting a significant F-test</w:t>
+      </w:r>
+    </w:p>
+    <w:bookmarkStart w:id="69" w:name="X10797414ffb13a2f4bf068cf65616b1d69c293b"/>
+    <w:p>
+      <w:pPr>
+        <w:pStyle w:val="Heading3"/>
+      </w:pPr>
+      <w:r>
+        <w:t xml:space="preserve">The ANOVA gives</w:t>
+      </w:r>
+      <w:r>
+        <w:t xml:space="preserve"> </w:t>
+      </w:r>
+      <w:r>
+        <w:rPr>
+          <w:rStyle w:val="VerbatimChar"/>
+        </w:rPr>
+        <w:t xml:space="preserve">p &lt; 0.001</w:t>
+      </w:r>
+      <w:r>
+        <w:t xml:space="preserve">. What can you correctly conclude, and what can you NOT conclude without running a post-hoc test?</w:t>
+      </w:r>
+    </w:p>
+    <w:p>
+      <w:pPr>
+        <w:pStyle w:val="SourceCode"/>
+      </w:pPr>
+      <w:r>
+        <w:rPr>
+          <w:rStyle w:val="VerbatimChar"/>
+        </w:rPr>
+        <w:t xml:space="preserve">Can conclude:</w:t>
+      </w:r>
+      <w:r>
+        <w:br/>
+      </w:r>
+      <w:r>
+        <w:br/>
+      </w:r>
+      <w:r>
+        <w:rPr>
+          <w:rStyle w:val="VerbatimChar"/>
+        </w:rPr>
+        <w:t xml:space="preserve">Cannot conclude (without post-hoc):</w:t>
+      </w:r>
+    </w:p>
+    <w:p>
+      <w:r>
+        <w:pict>
+          <v:rect style="width:0;height:1.5pt" o:hralign="center" o:hrstd="t" o:hr="t"/>
+        </w:pict>
+      </w:r>
+    </w:p>
+    <w:bookmarkEnd w:id="69"/>
+    <w:bookmarkEnd w:id="70"/>
+    <w:bookmarkStart w:id="72" w:name="question-29-compact-letters"/>
+    <w:p>
+      <w:pPr>
+        <w:pStyle w:val="Heading1"/>
+      </w:pPr>
+      <w:r>
+        <w:t xml:space="preserve">Question 29 · Compact letters</w:t>
+      </w:r>
+    </w:p>
+    <w:bookmarkStart w:id="71" w:name="X8a3b2eda648820a256bc41f0d78c5798058bd11"/>
+    <w:p>
+      <w:pPr>
+        <w:pStyle w:val="Heading3"/>
+      </w:pPr>
+      <w:r>
+        <w:t xml:space="preserve">In a compact letter display, Adelie gets</w:t>
+      </w:r>
+      <w:r>
+        <w:t xml:space="preserve"> </w:t>
+      </w:r>
+      <w:r>
+        <w:rPr>
+          <w:b/>
+          <w:bCs/>
+        </w:rPr>
+        <w:t xml:space="preserve">a</w:t>
+      </w:r>
+      <w:r>
+        <w:t xml:space="preserve">, Chinstrap gets</w:t>
+      </w:r>
+      <w:r>
+        <w:t xml:space="preserve"> </w:t>
+      </w:r>
+      <w:r>
+        <w:rPr>
+          <w:b/>
+          <w:bCs/>
+        </w:rPr>
+        <w:t xml:space="preserve">a</w:t>
+      </w:r>
+      <w:r>
+        <w:t xml:space="preserve">, and Gentoo gets</w:t>
+      </w:r>
+      <w:r>
+        <w:t xml:space="preserve"> </w:t>
+      </w:r>
+      <w:r>
+        <w:rPr>
+          <w:b/>
+          <w:bCs/>
+        </w:rPr>
+        <w:t xml:space="preserve">b</w:t>
+      </w:r>
+      <w:r>
+        <w:t xml:space="preserve">. Which species are statistically different from each other, and which are not? How do you know?</w:t>
+      </w:r>
+    </w:p>
+    <w:p>
+      <w:pPr>
+        <w:pStyle w:val="SourceCode"/>
+      </w:pPr>
+    </w:p>
+    <w:p>
+      <w:r>
+        <w:pict>
+          <v:rect style="width:0;height:1.5pt" o:hralign="center" o:hrstd="t" o:hr="t"/>
+        </w:pict>
+      </w:r>
+    </w:p>
+    <w:bookmarkEnd w:id="71"/>
+    <w:bookmarkEnd w:id="72"/>
+    <w:bookmarkStart w:id="74" w:name="question-30-large-sample-caution"/>
+    <w:p>
+      <w:pPr>
+        <w:pStyle w:val="Heading1"/>
+      </w:pPr>
+      <w:r>
+        <w:t xml:space="preserve">Question 30 · Large-sample caution</w:t>
+      </w:r>
+    </w:p>
+    <w:bookmarkStart w:id="73" w:name="X2738b2ad984c4f0d1d28492ae7d0cf3eb152537"/>
+    <w:p>
+      <w:pPr>
+        <w:pStyle w:val="Heading3"/>
+      </w:pPr>
+      <w:r>
+        <w:t xml:space="preserve">With about 340 penguins, Shapiro-Wilk can return a</w:t>
+      </w:r>
+      <w:r>
+        <w:t xml:space="preserve"> </w:t>
+      </w:r>
+      <w:r>
+        <w:t xml:space="preserve">“significant”</w:t>
+      </w:r>
+      <w:r>
+        <w:t xml:space="preserve"> </w:t>
+      </w:r>
+      <w:r>
+        <w:t xml:space="preserve">(small) p-value even when the residuals look fine on the Q-Q plot. Explain why large samples cause this, and which diagnostic you should trust more in that situation.</w:t>
+      </w:r>
+    </w:p>
+    <w:p>
+      <w:pPr>
+        <w:pStyle w:val="SourceCode"/>
+      </w:pPr>
+    </w:p>
+    <w:p>
+      <w:r>
+        <w:pict>
+          <v:rect style="width:0;height:1.5pt" o:hralign="center" o:hrstd="t" o:hr="t"/>
+        </w:pict>
+      </w:r>
+    </w:p>
+    <w:bookmarkEnd w:id="73"/>
+    <w:bookmarkEnd w:id="74"/>
+    <w:bookmarkStart w:id="76" w:name="question-31-why-the-type-habit-matters"/>
+    <w:p>
+      <w:pPr>
+        <w:pStyle w:val="Heading1"/>
+      </w:pPr>
+      <w:r>
+        <w:t xml:space="preserve">Question 31 · Why the type habit matters</w:t>
+      </w:r>
+    </w:p>
+    <w:bookmarkStart w:id="75" w:name="X4f29b13e345b79cb3e8cf97be27e9d4e1d1d517"/>
+    <w:p>
+      <w:pPr>
+        <w:pStyle w:val="Heading3"/>
+      </w:pPr>
+      <w:r>
+        <w:rPr>
+          <w:rStyle w:val="VerbatimChar"/>
+        </w:rPr>
+        <w:t xml:space="preserve">car::Anova(mass_model, type = "II")</w:t>
+      </w:r>
+      <w:r>
+        <w:t xml:space="preserve"> </w:t>
+      </w:r>
+      <w:r>
+        <w:t xml:space="preserve">gives the same F and p-value here as base</w:t>
+      </w:r>
+      <w:r>
+        <w:t xml:space="preserve"> </w:t>
+      </w:r>
+      <w:r>
+        <w:rPr>
+          <w:rStyle w:val="VerbatimChar"/>
+        </w:rPr>
+        <w:t xml:space="preserve">anova()</w:t>
+      </w:r>
+      <w:r>
+        <w:t xml:space="preserve">, since there is only one predictor. Explain why the lecture still insists on building the</w:t>
+      </w:r>
+      <w:r>
+        <w:t xml:space="preserve"> </w:t>
+      </w:r>
+      <w:r>
+        <w:rPr>
+          <w:rStyle w:val="VerbatimChar"/>
+        </w:rPr>
+        <w:t xml:space="preserve">type = "II"</w:t>
+      </w:r>
+      <w:r>
+        <w:t xml:space="preserve"> </w:t>
+      </w:r>
+      <w:r>
+        <w:t xml:space="preserve">habit now, before you meet two-way ANOVA.</w:t>
+      </w:r>
+    </w:p>
+    <w:p>
+      <w:pPr>
+        <w:pStyle w:val="SourceCode"/>
+      </w:pPr>
+    </w:p>
+    <w:p>
+      <w:r>
+        <w:pict>
+          <v:rect style="width:0;height:1.5pt" o:hralign="center" o:hrstd="t" o:hr="t"/>
+        </w:pict>
+      </w:r>
+    </w:p>
+    <w:bookmarkEnd w:id="75"/>
+    <w:bookmarkEnd w:id="76"/>
+    <w:bookmarkStart w:id="78" w:name="question-32-write-the-results-sentence"/>
+    <w:p>
+      <w:pPr>
+        <w:pStyle w:val="Heading1"/>
+      </w:pPr>
+      <w:r>
+        <w:t xml:space="preserve">Question 32 · Write the results sentence</w:t>
+      </w:r>
+    </w:p>
+    <w:bookmarkStart w:id="77" w:name="X8c26c2878b69679b72911e17547ec4df1b446fd"/>
+    <w:p>
+      <w:pPr>
+        <w:pStyle w:val="Heading3"/>
+      </w:pPr>
+      <w:r>
+        <w:t xml:space="preserve">Using the template below, write a complete, reportable results sentence for the penguin ANOVA. Include the test name, F, both degrees of freedom, the p-value, the post-hoc outcome, and the direction (which species is heaviest).</w:t>
+      </w:r>
+    </w:p>
+    <w:p>
+      <w:pPr>
+        <w:pStyle w:val="SourceCode"/>
+      </w:pPr>
+      <w:r>
+        <w:rPr>
+          <w:rStyle w:val="VerbatimChar"/>
+        </w:rPr>
+        <w:t xml:space="preserve">Template:</w:t>
+      </w:r>
+      <w:r>
+        <w:br/>
+      </w:r>
+      <w:r>
+        <w:rPr>
+          <w:rStyle w:val="VerbatimChar"/>
+        </w:rPr>
+        <w:t xml:space="preserve">"Body mass differed significantly among the three penguin species</w:t>
+      </w:r>
+      <w:r>
+        <w:br/>
+      </w:r>
+      <w:r>
+        <w:rPr>
+          <w:rStyle w:val="VerbatimChar"/>
+        </w:rPr>
+        <w:t xml:space="preserve">(one-way ANOVA: F(__, __) = ____, p ____). Tukey-adjusted comparisons</w:t>
+      </w:r>
+      <w:r>
+        <w:br/>
+      </w:r>
+      <w:r>
+        <w:rPr>
+          <w:rStyle w:val="VerbatimChar"/>
+        </w:rPr>
+        <w:t xml:space="preserve">showed that ____________________, with __________ heaviest."</w:t>
+      </w:r>
+      <w:r>
+        <w:br/>
+      </w:r>
+      <w:r>
+        <w:br/>
+      </w:r>
+      <w:r>
+        <w:rPr>
+          <w:rStyle w:val="VerbatimChar"/>
+        </w:rPr>
+        <w:t xml:space="preserve">Your sentence:</w:t>
+      </w:r>
+    </w:p>
+    <w:p>
+      <w:r>
+        <w:pict>
+          <v:rect style="width:0;height:1.5pt" o:hralign="center" o:hrstd="t" o:hr="t"/>
+        </w:pict>
+      </w:r>
+    </w:p>
+    <w:bookmarkEnd w:id="77"/>
+    <w:bookmarkEnd w:id="78"/>
+    <w:bookmarkStart w:id="80" w:name="X19fac04d5a5d6dbca660e85fda058eb10015d87"/>
     <w:p>
       <w:pPr>
         <w:pStyle w:val="Heading1"/>
@@ -959,9 +3691,9 @@
         <w:tblLook w:firstRow="1" w:lastRow="0" w:firstColumn="0" w:lastColumn="0" w:noHBand="0" w:noVBand="0" w:val="0020"/>
       </w:tblPr>
       <w:tblGrid>
-        <w:gridCol w:w="2640"/>
-        <w:gridCol w:w="2640"/>
-        <w:gridCol w:w="2640"/>
+        <w:gridCol w:w="1923"/>
+        <w:gridCol w:w="2036"/>
+        <w:gridCol w:w="3960"/>
       </w:tblGrid>
       <w:tr>
         <w:trPr>
@@ -1020,6 +3752,51 @@
               <w:pStyle w:val="Compact"/>
             </w:pPr>
             <w:r>
+              <w:t xml:space="preserve">MC</w:t>
+            </w:r>
+          </w:p>
+        </w:tc>
+        <w:tc>
+          <w:tcPr/>
+          <w:p>
+            <w:pPr>
+              <w:pStyle w:val="Compact"/>
+            </w:pPr>
+            <w:r>
+              <w:rPr>
+                <w:b/>
+                <w:bCs/>
+              </w:rPr>
+              <w:t xml:space="preserve">B</w:t>
+            </w:r>
+            <w:r>
+              <w:t xml:space="preserve"> </w:t>
+            </w:r>
+            <w:r>
+              <w:t xml:space="preserve">— between ÷ within (signal ÷ noise)</w:t>
+            </w:r>
+          </w:p>
+        </w:tc>
+      </w:tr>
+      <w:tr>
+        <w:tc>
+          <w:tcPr/>
+          <w:p>
+            <w:pPr>
+              <w:pStyle w:val="Compact"/>
+            </w:pPr>
+            <w:r>
+              <w:t xml:space="preserve">2</w:t>
+            </w:r>
+          </w:p>
+        </w:tc>
+        <w:tc>
+          <w:tcPr/>
+          <w:p>
+            <w:pPr>
+              <w:pStyle w:val="Compact"/>
+            </w:pPr>
+            <w:r>
               <w:t xml:space="preserve">T/F</w:t>
             </w:r>
           </w:p>
@@ -1054,7 +3831,42 @@
               <w:pStyle w:val="Compact"/>
             </w:pPr>
             <w:r>
-              <w:t xml:space="preserve">2</w:t>
+              <w:t xml:space="preserve">3</w:t>
+            </w:r>
+          </w:p>
+        </w:tc>
+        <w:tc>
+          <w:tcPr/>
+          <w:p>
+            <w:pPr>
+              <w:pStyle w:val="Compact"/>
+            </w:pPr>
+            <w:r>
+              <w:t xml:space="preserve">Short</w:t>
+            </w:r>
+          </w:p>
+        </w:tc>
+        <w:tc>
+          <w:tcPr/>
+          <w:p>
+            <w:pPr>
+              <w:pStyle w:val="Compact"/>
+            </w:pPr>
+            <w:r>
+              <w:t xml:space="preserve">6 pairwise tests (choose(4,2)); stacks to roughly a 26% chance of at least one false positive vs. 5% for one ANOVA</w:t>
+            </w:r>
+          </w:p>
+        </w:tc>
+      </w:tr>
+      <w:tr>
+        <w:tc>
+          <w:tcPr/>
+          <w:p>
+            <w:pPr>
+              <w:pStyle w:val="Compact"/>
+            </w:pPr>
+            <w:r>
+              <w:t xml:space="preserve">4</w:t>
             </w:r>
           </w:p>
         </w:tc>
@@ -1086,156 +3898,22 @@
               <w:t xml:space="preserve"> </w:t>
             </w:r>
             <w:r>
-              <w:t xml:space="preserve">— between ÷ within (signal ÷ noise)</w:t>
-            </w:r>
-          </w:p>
-        </w:tc>
-      </w:tr>
-      <w:tr>
-        <w:tc>
-          <w:tcPr/>
-          <w:p>
-            <w:pPr>
-              <w:pStyle w:val="Compact"/>
-            </w:pPr>
-            <w:r>
-              <w:t xml:space="preserve">3</w:t>
-            </w:r>
-          </w:p>
-        </w:tc>
-        <w:tc>
-          <w:tcPr/>
-          <w:p>
-            <w:pPr>
-              <w:pStyle w:val="Compact"/>
-            </w:pPr>
-            <w:r>
-              <w:t xml:space="preserve">Concept</w:t>
-            </w:r>
-          </w:p>
-        </w:tc>
-        <w:tc>
-          <w:tcPr/>
-          <w:p>
-            <w:pPr>
-              <w:pStyle w:val="Compact"/>
-            </w:pPr>
-            <w:r>
-              <w:t xml:space="preserve">H₀: μ₁ = μ₂ = μ₃ (all species means equal); Hₐ: at least one differs</w:t>
-            </w:r>
-          </w:p>
-        </w:tc>
-      </w:tr>
-      <w:tr>
-        <w:tc>
-          <w:tcPr/>
-          <w:p>
-            <w:pPr>
-              <w:pStyle w:val="Compact"/>
-            </w:pPr>
-            <w:r>
-              <w:t xml:space="preserve">4</w:t>
-            </w:r>
-          </w:p>
-        </w:tc>
-        <w:tc>
-          <w:tcPr/>
-          <w:p>
-            <w:pPr>
-              <w:pStyle w:val="Compact"/>
-            </w:pPr>
-            <w:r>
-              <w:t xml:space="preserve">Match</w:t>
-            </w:r>
-          </w:p>
-        </w:tc>
-        <w:tc>
-          <w:tcPr/>
-          <w:p>
-            <w:pPr>
-              <w:pStyle w:val="Compact"/>
-            </w:pPr>
-            <w:r>
-              <w:t xml:space="preserve">1–B, 2–D, 3–A, 4–E, 5–C</w:t>
-            </w:r>
-          </w:p>
-        </w:tc>
-      </w:tr>
-      <w:tr>
-        <w:tc>
-          <w:tcPr/>
-          <w:p>
-            <w:pPr>
-              <w:pStyle w:val="Compact"/>
-            </w:pPr>
-            <w:r>
-              <w:t xml:space="preserve">5</w:t>
-            </w:r>
-          </w:p>
-        </w:tc>
-        <w:tc>
-          <w:tcPr/>
-          <w:p>
-            <w:pPr>
-              <w:pStyle w:val="Compact"/>
-            </w:pPr>
-            <w:r>
-              <w:t xml:space="preserve">Code</w:t>
-            </w:r>
-          </w:p>
-        </w:tc>
-        <w:tc>
-          <w:tcPr/>
-          <w:p>
-            <w:pPr>
-              <w:pStyle w:val="Compact"/>
-            </w:pPr>
-            <w:r>
-              <w:t xml:space="preserve">See below</w:t>
-            </w:r>
-          </w:p>
-        </w:tc>
-      </w:tr>
-      <w:tr>
-        <w:tc>
-          <w:tcPr/>
-          <w:p>
-            <w:pPr>
-              <w:pStyle w:val="Compact"/>
-            </w:pPr>
-            <w:r>
-              <w:t xml:space="preserve">6</w:t>
-            </w:r>
-          </w:p>
-        </w:tc>
-        <w:tc>
-          <w:tcPr/>
-          <w:p>
-            <w:pPr>
-              <w:pStyle w:val="Compact"/>
-            </w:pPr>
-            <w:r>
-              <w:t xml:space="preserve">Error</w:t>
-            </w:r>
-          </w:p>
-        </w:tc>
-        <w:tc>
-          <w:tcPr/>
-          <w:p>
-            <w:pPr>
-              <w:pStyle w:val="Compact"/>
-            </w:pPr>
+              <w:t xml:space="preserve">—</w:t>
+            </w:r>
+            <w:r>
+              <w:t xml:space="preserve"> </w:t>
+            </w:r>
             <w:r>
               <w:rPr>
                 <w:rStyle w:val="VerbatimChar"/>
               </w:rPr>
-              <w:t xml:space="preserve">library(car)</w:t>
+              <w:t xml:space="preserve">species</w:t>
             </w:r>
             <w:r>
               <w:t xml:space="preserve"> </w:t>
             </w:r>
             <w:r>
-              <w:t xml:space="preserve">is missing; lowercase</w:t>
+              <w:t xml:space="preserve">(categorical) is the predictor,</w:t>
             </w:r>
             <w:r>
               <w:t xml:space="preserve"> </w:t>
@@ -1244,28 +3922,13 @@
               <w:rPr>
                 <w:rStyle w:val="VerbatimChar"/>
               </w:rPr>
-              <w:t xml:space="preserve">anova()</w:t>
+              <w:t xml:space="preserve">body_mass_g</w:t>
             </w:r>
             <w:r>
               <w:t xml:space="preserve"> </w:t>
             </w:r>
             <w:r>
-              <w:t xml:space="preserve">compares models (Type I), capital</w:t>
-            </w:r>
-            <w:r>
-              <w:t xml:space="preserve"> </w:t>
-            </w:r>
-            <w:r>
-              <w:rPr>
-                <w:rStyle w:val="VerbatimChar"/>
-              </w:rPr>
-              <w:t xml:space="preserve">Anova()</w:t>
-            </w:r>
-            <w:r>
-              <w:t xml:space="preserve"> </w:t>
-            </w:r>
-            <w:r>
-              <w:t xml:space="preserve">gives the Type II/III table</w:t>
+              <w:t xml:space="preserve">(numeric) is the response</w:t>
             </w:r>
           </w:p>
         </w:tc>
@@ -1278,7 +3941,116 @@
               <w:pStyle w:val="Compact"/>
             </w:pPr>
             <w:r>
+              <w:t xml:space="preserve">5</w:t>
+            </w:r>
+          </w:p>
+        </w:tc>
+        <w:tc>
+          <w:tcPr/>
+          <w:p>
+            <w:pPr>
+              <w:pStyle w:val="Compact"/>
+            </w:pPr>
+            <w:r>
+              <w:t xml:space="preserve">Short</w:t>
+            </w:r>
+          </w:p>
+        </w:tc>
+        <w:tc>
+          <w:tcPr/>
+          <w:p>
+            <w:pPr>
+              <w:pStyle w:val="Compact"/>
+            </w:pPr>
+            <w:r>
+              <w:t xml:space="preserve">Between = how far apart the group means are; within = how much individuals scatter inside each group</w:t>
+            </w:r>
+          </w:p>
+        </w:tc>
+      </w:tr>
+      <w:tr>
+        <w:tc>
+          <w:tcPr/>
+          <w:p>
+            <w:pPr>
+              <w:pStyle w:val="Compact"/>
+            </w:pPr>
+            <w:r>
+              <w:t xml:space="preserve">6</w:t>
+            </w:r>
+          </w:p>
+        </w:tc>
+        <w:tc>
+          <w:tcPr/>
+          <w:p>
+            <w:pPr>
+              <w:pStyle w:val="Compact"/>
+            </w:pPr>
+            <w:r>
+              <w:t xml:space="preserve">T/F</w:t>
+            </w:r>
+          </w:p>
+        </w:tc>
+        <w:tc>
+          <w:tcPr/>
+          <w:p>
+            <w:pPr>
+              <w:pStyle w:val="Compact"/>
+            </w:pPr>
+            <w:r>
+              <w:rPr>
+                <w:b/>
+                <w:bCs/>
+              </w:rPr>
+              <w:t xml:space="preserve">TRUE</w:t>
+            </w:r>
+          </w:p>
+        </w:tc>
+      </w:tr>
+      <w:tr>
+        <w:tc>
+          <w:tcPr/>
+          <w:p>
+            <w:pPr>
+              <w:pStyle w:val="Compact"/>
+            </w:pPr>
+            <w:r>
               <w:t xml:space="preserve">7</w:t>
+            </w:r>
+          </w:p>
+        </w:tc>
+        <w:tc>
+          <w:tcPr/>
+          <w:p>
+            <w:pPr>
+              <w:pStyle w:val="Compact"/>
+            </w:pPr>
+            <w:r>
+              <w:t xml:space="preserve">Match</w:t>
+            </w:r>
+          </w:p>
+        </w:tc>
+        <w:tc>
+          <w:tcPr/>
+          <w:p>
+            <w:pPr>
+              <w:pStyle w:val="Compact"/>
+            </w:pPr>
+            <w:r>
+              <w:t xml:space="preserve">1–B, 2–D, 3–A, 4–E, 5–C</w:t>
+            </w:r>
+          </w:p>
+        </w:tc>
+      </w:tr>
+      <w:tr>
+        <w:tc>
+          <w:tcPr/>
+          <w:p>
+            <w:pPr>
+              <w:pStyle w:val="Compact"/>
+            </w:pPr>
+            <w:r>
+              <w:t xml:space="preserve">8</w:t>
             </w:r>
           </w:p>
         </w:tc>
@@ -1310,7 +4082,7 @@
               <w:t xml:space="preserve"> </w:t>
             </w:r>
             <w:r>
-              <w:t xml:space="preserve">— at least one differs; post-hoc says which</w:t>
+              <w:t xml:space="preserve">— unbalanced n per species; Type II is order-independent</w:t>
             </w:r>
           </w:p>
         </w:tc>
@@ -1323,32 +4095,53 @@
               <w:pStyle w:val="Compact"/>
             </w:pPr>
             <w:r>
-              <w:t xml:space="preserve">8</w:t>
-            </w:r>
-          </w:p>
-        </w:tc>
-        <w:tc>
-          <w:tcPr/>
-          <w:p>
-            <w:pPr>
-              <w:pStyle w:val="Compact"/>
-            </w:pPr>
-            <w:r>
-              <w:t xml:space="preserve">Code</w:t>
-            </w:r>
-          </w:p>
-        </w:tc>
-        <w:tc>
-          <w:tcPr/>
-          <w:p>
-            <w:pPr>
-              <w:pStyle w:val="Compact"/>
-            </w:pPr>
+              <w:t xml:space="preserve">9</w:t>
+            </w:r>
+          </w:p>
+        </w:tc>
+        <w:tc>
+          <w:tcPr/>
+          <w:p>
+            <w:pPr>
+              <w:pStyle w:val="Compact"/>
+            </w:pPr>
+            <w:r>
+              <w:t xml:space="preserve">Predict</w:t>
+            </w:r>
+          </w:p>
+        </w:tc>
+        <w:tc>
+          <w:tcPr/>
+          <w:p>
+            <w:pPr>
+              <w:pStyle w:val="Compact"/>
+            </w:pPr>
+            <w:r>
+              <w:t xml:space="preserve">3 rows (Adelie, Chinstrap, Gentoo) with columns</w:t>
+            </w:r>
+            <w:r>
+              <w:t xml:space="preserve"> </w:t>
+            </w:r>
             <w:r>
               <w:rPr>
                 <w:rStyle w:val="VerbatimChar"/>
               </w:rPr>
-              <w:t xml:space="preserve">emmeans(mass_model, pairwise ~ species)</w:t>
+              <w:t xml:space="preserve">species</w:t>
+            </w:r>
+            <w:r>
+              <w:t xml:space="preserve"> </w:t>
+            </w:r>
+            <w:r>
+              <w:t xml:space="preserve">and</w:t>
+            </w:r>
+            <w:r>
+              <w:t xml:space="preserve"> </w:t>
+            </w:r>
+            <w:r>
+              <w:rPr>
+                <w:rStyle w:val="VerbatimChar"/>
+              </w:rPr>
+              <w:t xml:space="preserve">n</w:t>
             </w:r>
           </w:p>
         </w:tc>
@@ -1361,33 +4154,29 @@
               <w:pStyle w:val="Compact"/>
             </w:pPr>
             <w:r>
-              <w:t xml:space="preserve">9</w:t>
-            </w:r>
-          </w:p>
-        </w:tc>
-        <w:tc>
-          <w:tcPr/>
-          <w:p>
-            <w:pPr>
-              <w:pStyle w:val="Compact"/>
-            </w:pPr>
-            <w:r>
-              <w:t xml:space="preserve">T/F</w:t>
-            </w:r>
-          </w:p>
-        </w:tc>
-        <w:tc>
-          <w:tcPr/>
-          <w:p>
-            <w:pPr>
-              <w:pStyle w:val="Compact"/>
-            </w:pPr>
-            <w:r>
-              <w:rPr>
-                <w:b/>
-                <w:bCs/>
-              </w:rPr>
-              <w:t xml:space="preserve">TRUE</w:t>
+              <w:t xml:space="preserve">10</w:t>
+            </w:r>
+          </w:p>
+        </w:tc>
+        <w:tc>
+          <w:tcPr/>
+          <w:p>
+            <w:pPr>
+              <w:pStyle w:val="Compact"/>
+            </w:pPr>
+            <w:r>
+              <w:t xml:space="preserve">Predict</w:t>
+            </w:r>
+          </w:p>
+        </w:tc>
+        <w:tc>
+          <w:tcPr/>
+          <w:p>
+            <w:pPr>
+              <w:pStyle w:val="Compact"/>
+            </w:pPr>
+            <w:r>
+              <w:t xml:space="preserve">3 boxplots (one per species) with jittered points overlaid; Gentoo visibly higher/heavier than Adelie and Chinstrap, which overlap more with each other</w:t>
             </w:r>
           </w:p>
         </w:tc>
@@ -1400,7 +4189,1018 @@
               <w:pStyle w:val="Compact"/>
             </w:pPr>
             <w:r>
-              <w:t xml:space="preserve">10</w:t>
+              <w:t xml:space="preserve">11</w:t>
+            </w:r>
+          </w:p>
+        </w:tc>
+        <w:tc>
+          <w:tcPr/>
+          <w:p>
+            <w:pPr>
+              <w:pStyle w:val="Compact"/>
+            </w:pPr>
+            <w:r>
+              <w:t xml:space="preserve">Predict</w:t>
+            </w:r>
+          </w:p>
+        </w:tc>
+        <w:tc>
+          <w:tcPr/>
+          <w:p>
+            <w:pPr>
+              <w:pStyle w:val="Compact"/>
+            </w:pPr>
+            <w:r>
+              <w:t xml:space="preserve">1: Residuals vs Fitted (equal variance/patterns); 2: Normal Q-Q (normality of residuals); 3: Scale-Location (spread of residuals); 4: Residuals vs Leverage (influential points)</w:t>
+            </w:r>
+          </w:p>
+        </w:tc>
+      </w:tr>
+      <w:tr>
+        <w:tc>
+          <w:tcPr/>
+          <w:p>
+            <w:pPr>
+              <w:pStyle w:val="Compact"/>
+            </w:pPr>
+            <w:r>
+              <w:t xml:space="preserve">12</w:t>
+            </w:r>
+          </w:p>
+        </w:tc>
+        <w:tc>
+          <w:tcPr/>
+          <w:p>
+            <w:pPr>
+              <w:pStyle w:val="Compact"/>
+            </w:pPr>
+            <w:r>
+              <w:t xml:space="preserve">Predict</w:t>
+            </w:r>
+          </w:p>
+        </w:tc>
+        <w:tc>
+          <w:tcPr/>
+          <w:p>
+            <w:pPr>
+              <w:pStyle w:val="Compact"/>
+            </w:pPr>
+            <w:r>
+              <w:t xml:space="preserve">Tells you: at least one species mean differs from the others. Does NOT tell you: which species differ — needs post-hoc</w:t>
+            </w:r>
+          </w:p>
+        </w:tc>
+      </w:tr>
+      <w:tr>
+        <w:tc>
+          <w:tcPr/>
+          <w:p>
+            <w:pPr>
+              <w:pStyle w:val="Compact"/>
+            </w:pPr>
+            <w:r>
+              <w:t xml:space="preserve">13</w:t>
+            </w:r>
+          </w:p>
+        </w:tc>
+        <w:tc>
+          <w:tcPr/>
+          <w:p>
+            <w:pPr>
+              <w:pStyle w:val="Compact"/>
+            </w:pPr>
+            <w:r>
+              <w:t xml:space="preserve">Predict</w:t>
+            </w:r>
+          </w:p>
+        </w:tc>
+        <w:tc>
+          <w:tcPr/>
+          <w:p>
+            <w:pPr>
+              <w:pStyle w:val="Compact"/>
+            </w:pPr>
+            <w:r>
+              <w:t xml:space="preserve">3 rows — one per pairwise comparison: Adelie–Chinstrap, Adelie–Gentoo, Chinstrap–Gentoo, each with estimate, SE, df, t.ratio, p.value</w:t>
+            </w:r>
+          </w:p>
+        </w:tc>
+      </w:tr>
+      <w:tr>
+        <w:tc>
+          <w:tcPr/>
+          <w:p>
+            <w:pPr>
+              <w:pStyle w:val="Compact"/>
+            </w:pPr>
+            <w:r>
+              <w:t xml:space="preserve">14</w:t>
+            </w:r>
+          </w:p>
+        </w:tc>
+        <w:tc>
+          <w:tcPr/>
+          <w:p>
+            <w:pPr>
+              <w:pStyle w:val="Compact"/>
+            </w:pPr>
+            <w:r>
+              <w:t xml:space="preserve">Predict</w:t>
+            </w:r>
+          </w:p>
+        </w:tc>
+        <w:tc>
+          <w:tcPr/>
+          <w:p>
+            <w:pPr>
+              <w:pStyle w:val="Compact"/>
+            </w:pPr>
+            <w:r>
+              <w:t xml:space="preserve">Table shows species, emmean, SE, CI, and</w:t>
+            </w:r>
+            <w:r>
+              <w:t xml:space="preserve"> </w:t>
+            </w:r>
+            <w:r>
+              <w:rPr>
+                <w:rStyle w:val="VerbatimChar"/>
+              </w:rPr>
+              <w:t xml:space="preserve">.group</w:t>
+            </w:r>
+            <w:r>
+              <w:t xml:space="preserve">; Adelie and Chinstrap share letter</w:t>
+            </w:r>
+            <w:r>
+              <w:t xml:space="preserve"> </w:t>
+            </w:r>
+            <w:r>
+              <w:t xml:space="preserve">“a”</w:t>
+            </w:r>
+            <w:r>
+              <w:t xml:space="preserve"> </w:t>
+            </w:r>
+            <w:r>
+              <w:t xml:space="preserve">(not different), Gentoo has</w:t>
+            </w:r>
+            <w:r>
+              <w:t xml:space="preserve"> </w:t>
+            </w:r>
+            <w:r>
+              <w:t xml:space="preserve">“b”</w:t>
+            </w:r>
+            <w:r>
+              <w:t xml:space="preserve"> </w:t>
+            </w:r>
+            <w:r>
+              <w:t xml:space="preserve">(different from both)</w:t>
+            </w:r>
+          </w:p>
+        </w:tc>
+      </w:tr>
+      <w:tr>
+        <w:tc>
+          <w:tcPr/>
+          <w:p>
+            <w:pPr>
+              <w:pStyle w:val="Compact"/>
+            </w:pPr>
+            <w:r>
+              <w:t xml:space="preserve">15</w:t>
+            </w:r>
+          </w:p>
+        </w:tc>
+        <w:tc>
+          <w:tcPr/>
+          <w:p>
+            <w:pPr>
+              <w:pStyle w:val="Compact"/>
+            </w:pPr>
+            <w:r>
+              <w:t xml:space="preserve">Predict</w:t>
+            </w:r>
+          </w:p>
+        </w:tc>
+        <w:tc>
+          <w:tcPr/>
+          <w:p>
+            <w:pPr>
+              <w:pStyle w:val="Compact"/>
+            </w:pPr>
+            <w:r>
+              <w:t xml:space="preserve">p = 0.34 &gt; 0.05 → variances are not significantly different → proceed with the classic ANOVA (no need for Welch’s)</w:t>
+            </w:r>
+          </w:p>
+        </w:tc>
+      </w:tr>
+      <w:tr>
+        <w:tc>
+          <w:tcPr/>
+          <w:p>
+            <w:pPr>
+              <w:pStyle w:val="Compact"/>
+            </w:pPr>
+            <w:r>
+              <w:t xml:space="preserve">16</w:t>
+            </w:r>
+          </w:p>
+        </w:tc>
+        <w:tc>
+          <w:tcPr/>
+          <w:p>
+            <w:pPr>
+              <w:pStyle w:val="Compact"/>
+            </w:pPr>
+            <w:r>
+              <w:t xml:space="preserve">Predict</w:t>
+            </w:r>
+          </w:p>
+        </w:tc>
+        <w:tc>
+          <w:tcPr/>
+          <w:p>
+            <w:pPr>
+              <w:pStyle w:val="Compact"/>
+            </w:pPr>
+            <w:r>
+              <w:t xml:space="preserve">3 points (one per species) with vertical error bars = 95% CI of the estimated mean; heavily overlapping bars would suggest those two species’ means are not clearly distinguishable</w:t>
+            </w:r>
+          </w:p>
+        </w:tc>
+      </w:tr>
+      <w:tr>
+        <w:tc>
+          <w:tcPr/>
+          <w:p>
+            <w:pPr>
+              <w:pStyle w:val="Compact"/>
+            </w:pPr>
+            <w:r>
+              <w:t xml:space="preserve">17</w:t>
+            </w:r>
+          </w:p>
+        </w:tc>
+        <w:tc>
+          <w:tcPr/>
+          <w:p>
+            <w:pPr>
+              <w:pStyle w:val="Compact"/>
+            </w:pPr>
+            <w:r>
+              <w:t xml:space="preserve">Error</w:t>
+            </w:r>
+          </w:p>
+        </w:tc>
+        <w:tc>
+          <w:tcPr/>
+          <w:p>
+            <w:pPr>
+              <w:pStyle w:val="Compact"/>
+            </w:pPr>
+            <w:r>
+              <w:rPr>
+                <w:rStyle w:val="VerbatimChar"/>
+              </w:rPr>
+              <w:t xml:space="preserve">library(car)</w:t>
+            </w:r>
+            <w:r>
+              <w:t xml:space="preserve"> </w:t>
+            </w:r>
+            <w:r>
+              <w:t xml:space="preserve">is missing; lowercase</w:t>
+            </w:r>
+            <w:r>
+              <w:t xml:space="preserve"> </w:t>
+            </w:r>
+            <w:r>
+              <w:rPr>
+                <w:rStyle w:val="VerbatimChar"/>
+              </w:rPr>
+              <w:t xml:space="preserve">anova()</w:t>
+            </w:r>
+            <w:r>
+              <w:t xml:space="preserve"> </w:t>
+            </w:r>
+            <w:r>
+              <w:t xml:space="preserve">is base R (Type I, compares models), capital</w:t>
+            </w:r>
+            <w:r>
+              <w:t xml:space="preserve"> </w:t>
+            </w:r>
+            <w:r>
+              <w:rPr>
+                <w:rStyle w:val="VerbatimChar"/>
+              </w:rPr>
+              <w:t xml:space="preserve">Anova()</w:t>
+            </w:r>
+            <w:r>
+              <w:t xml:space="preserve"> </w:t>
+            </w:r>
+            <w:r>
+              <w:t xml:space="preserve">(car) gives the Type II/III table</w:t>
+            </w:r>
+          </w:p>
+        </w:tc>
+      </w:tr>
+      <w:tr>
+        <w:tc>
+          <w:tcPr/>
+          <w:p>
+            <w:pPr>
+              <w:pStyle w:val="Compact"/>
+            </w:pPr>
+            <w:r>
+              <w:t xml:space="preserve">18</w:t>
+            </w:r>
+          </w:p>
+        </w:tc>
+        <w:tc>
+          <w:tcPr/>
+          <w:p>
+            <w:pPr>
+              <w:pStyle w:val="Compact"/>
+            </w:pPr>
+            <w:r>
+              <w:t xml:space="preserve">Error</w:t>
+            </w:r>
+          </w:p>
+        </w:tc>
+        <w:tc>
+          <w:tcPr/>
+          <w:p>
+            <w:pPr>
+              <w:pStyle w:val="Compact"/>
+            </w:pPr>
+            <w:r>
+              <w:t xml:space="preserve">The formula is backwards — it models species (categorical) as a function of body mass, which is not the research question; fix:</w:t>
+            </w:r>
+            <w:r>
+              <w:t xml:space="preserve"> </w:t>
+            </w:r>
+            <w:r>
+              <w:rPr>
+                <w:rStyle w:val="VerbatimChar"/>
+              </w:rPr>
+              <w:t xml:space="preserve">lm(body_mass_g ~ species, data = penguins_df)</w:t>
+            </w:r>
+          </w:p>
+        </w:tc>
+      </w:tr>
+      <w:tr>
+        <w:tc>
+          <w:tcPr/>
+          <w:p>
+            <w:pPr>
+              <w:pStyle w:val="Compact"/>
+            </w:pPr>
+            <w:r>
+              <w:t xml:space="preserve">19</w:t>
+            </w:r>
+          </w:p>
+        </w:tc>
+        <w:tc>
+          <w:tcPr/>
+          <w:p>
+            <w:pPr>
+              <w:pStyle w:val="Compact"/>
+            </w:pPr>
+            <w:r>
+              <w:t xml:space="preserve">Error</w:t>
+            </w:r>
+          </w:p>
+        </w:tc>
+        <w:tc>
+          <w:tcPr/>
+          <w:p>
+            <w:pPr>
+              <w:pStyle w:val="Compact"/>
+            </w:pPr>
+            <w:r>
+              <w:rPr>
+                <w:rStyle w:val="VerbatimChar"/>
+              </w:rPr>
+              <w:t xml:space="preserve">shapiro.test()</w:t>
+            </w:r>
+            <w:r>
+              <w:t xml:space="preserve"> </w:t>
+            </w:r>
+            <w:r>
+              <w:t xml:space="preserve">is being run on the model object itself, not on its residuals; fix:</w:t>
+            </w:r>
+            <w:r>
+              <w:t xml:space="preserve"> </w:t>
+            </w:r>
+            <w:r>
+              <w:rPr>
+                <w:rStyle w:val="VerbatimChar"/>
+              </w:rPr>
+              <w:t xml:space="preserve">shapiro.test(residuals(mass_model))</w:t>
+            </w:r>
+            <w:r>
+              <w:t xml:space="preserve"> </w:t>
+            </w:r>
+            <w:r>
+              <w:t xml:space="preserve">— ANOVA’s normality assumption is about the residuals, not raw data or the model</w:t>
+            </w:r>
+          </w:p>
+        </w:tc>
+      </w:tr>
+      <w:tr>
+        <w:tc>
+          <w:tcPr/>
+          <w:p>
+            <w:pPr>
+              <w:pStyle w:val="Compact"/>
+            </w:pPr>
+            <w:r>
+              <w:t xml:space="preserve">20</w:t>
+            </w:r>
+          </w:p>
+        </w:tc>
+        <w:tc>
+          <w:tcPr/>
+          <w:p>
+            <w:pPr>
+              <w:pStyle w:val="Compact"/>
+            </w:pPr>
+            <w:r>
+              <w:t xml:space="preserve">Error</w:t>
+            </w:r>
+          </w:p>
+        </w:tc>
+        <w:tc>
+          <w:tcPr/>
+          <w:p>
+            <w:pPr>
+              <w:pStyle w:val="Compact"/>
+            </w:pPr>
+            <w:r>
+              <w:rPr>
+                <w:rStyle w:val="VerbatimChar"/>
+              </w:rPr>
+              <w:t xml:space="preserve">penguins</w:t>
+            </w:r>
+            <w:r>
+              <w:t xml:space="preserve"> </w:t>
+            </w:r>
+            <w:r>
+              <w:t xml:space="preserve">still has rows with missing</w:t>
+            </w:r>
+            <w:r>
+              <w:t xml:space="preserve"> </w:t>
+            </w:r>
+            <w:r>
+              <w:rPr>
+                <w:rStyle w:val="VerbatimChar"/>
+              </w:rPr>
+              <w:t xml:space="preserve">body_mass_g</w:t>
+            </w:r>
+            <w:r>
+              <w:t xml:space="preserve">/</w:t>
+            </w:r>
+            <w:r>
+              <w:rPr>
+                <w:rStyle w:val="VerbatimChar"/>
+              </w:rPr>
+              <w:t xml:space="preserve">species</w:t>
+            </w:r>
+            <w:r>
+              <w:t xml:space="preserve">;</w:t>
+            </w:r>
+            <w:r>
+              <w:t xml:space="preserve"> </w:t>
+            </w:r>
+            <w:r>
+              <w:rPr>
+                <w:rStyle w:val="VerbatimChar"/>
+              </w:rPr>
+              <w:t xml:space="preserve">lm()</w:t>
+            </w:r>
+            <w:r>
+              <w:t xml:space="preserve"> </w:t>
+            </w:r>
+            <w:r>
+              <w:t xml:space="preserve">will silently drop incomplete rows itself, but sample sizes and downstream</w:t>
+            </w:r>
+            <w:r>
+              <w:t xml:space="preserve"> </w:t>
+            </w:r>
+            <w:r>
+              <w:rPr>
+                <w:rStyle w:val="VerbatimChar"/>
+              </w:rPr>
+              <w:t xml:space="preserve">count()</w:t>
+            </w:r>
+            <w:r>
+              <w:t xml:space="preserve">/plots may not match; the lecture drops NA explicitly for a clean, documented</w:t>
+            </w:r>
+            <w:r>
+              <w:t xml:space="preserve"> </w:t>
+            </w:r>
+            <w:r>
+              <w:rPr>
+                <w:rStyle w:val="VerbatimChar"/>
+              </w:rPr>
+              <w:t xml:space="preserve">penguins_df</w:t>
+            </w:r>
+          </w:p>
+        </w:tc>
+      </w:tr>
+      <w:tr>
+        <w:tc>
+          <w:tcPr/>
+          <w:p>
+            <w:pPr>
+              <w:pStyle w:val="Compact"/>
+            </w:pPr>
+            <w:r>
+              <w:t xml:space="preserve">21</w:t>
+            </w:r>
+          </w:p>
+        </w:tc>
+        <w:tc>
+          <w:tcPr/>
+          <w:p>
+            <w:pPr>
+              <w:pStyle w:val="Compact"/>
+            </w:pPr>
+            <w:r>
+              <w:t xml:space="preserve">Error</w:t>
+            </w:r>
+          </w:p>
+        </w:tc>
+        <w:tc>
+          <w:tcPr/>
+          <w:p>
+            <w:pPr>
+              <w:pStyle w:val="Compact"/>
+            </w:pPr>
+            <w:r>
+              <w:t xml:space="preserve">Forgot</w:t>
+            </w:r>
+            <w:r>
+              <w:t xml:space="preserve"> </w:t>
+            </w:r>
+            <w:r>
+              <w:rPr>
+                <w:rStyle w:val="VerbatimChar"/>
+              </w:rPr>
+              <w:t xml:space="preserve">pairwise ~ species</w:t>
+            </w:r>
+            <w:r>
+              <w:t xml:space="preserve"> </w:t>
+            </w:r>
+            <w:r>
+              <w:t xml:space="preserve">— with just</w:t>
+            </w:r>
+            <w:r>
+              <w:t xml:space="preserve"> </w:t>
+            </w:r>
+            <w:r>
+              <w:rPr>
+                <w:rStyle w:val="VerbatimChar"/>
+              </w:rPr>
+              <w:t xml:space="preserve">~ species</w:t>
+            </w:r>
+            <w:r>
+              <w:t xml:space="preserve">,</w:t>
+            </w:r>
+            <w:r>
+              <w:t xml:space="preserve"> </w:t>
+            </w:r>
+            <w:r>
+              <w:rPr>
+                <w:rStyle w:val="VerbatimChar"/>
+              </w:rPr>
+              <w:t xml:space="preserve">emmeans()</w:t>
+            </w:r>
+            <w:r>
+              <w:t xml:space="preserve"> </w:t>
+            </w:r>
+            <w:r>
+              <w:t xml:space="preserve">only returns estimated means, no</w:t>
+            </w:r>
+            <w:r>
+              <w:t xml:space="preserve"> </w:t>
+            </w:r>
+            <w:r>
+              <w:rPr>
+                <w:rStyle w:val="VerbatimChar"/>
+              </w:rPr>
+              <w:t xml:space="preserve">$contrasts</w:t>
+            </w:r>
+            <w:r>
+              <w:t xml:space="preserve"> </w:t>
+            </w:r>
+            <w:r>
+              <w:t xml:space="preserve">element to extract</w:t>
+            </w:r>
+          </w:p>
+        </w:tc>
+      </w:tr>
+      <w:tr>
+        <w:tc>
+          <w:tcPr/>
+          <w:p>
+            <w:pPr>
+              <w:pStyle w:val="Compact"/>
+            </w:pPr>
+            <w:r>
+              <w:t xml:space="preserve">22</w:t>
+            </w:r>
+          </w:p>
+        </w:tc>
+        <w:tc>
+          <w:tcPr/>
+          <w:p>
+            <w:pPr>
+              <w:pStyle w:val="Compact"/>
+            </w:pPr>
+            <w:r>
+              <w:t xml:space="preserve">Error</w:t>
+            </w:r>
+          </w:p>
+        </w:tc>
+        <w:tc>
+          <w:tcPr/>
+          <w:p>
+            <w:pPr>
+              <w:pStyle w:val="Compact"/>
+            </w:pPr>
+            <w:r>
+              <w:rPr>
+                <w:rStyle w:val="VerbatimChar"/>
+              </w:rPr>
+              <w:t xml:space="preserve">cld()</w:t>
+            </w:r>
+            <w:r>
+              <w:t xml:space="preserve"> </w:t>
+            </w:r>
+            <w:r>
+              <w:t xml:space="preserve">needs the emmeans grid, not the whole</w:t>
+            </w:r>
+            <w:r>
+              <w:t xml:space="preserve"> </w:t>
+            </w:r>
+            <w:r>
+              <w:rPr>
+                <w:rStyle w:val="VerbatimChar"/>
+              </w:rPr>
+              <w:t xml:space="preserve">emmGrid</w:t>
+            </w:r>
+            <w:r>
+              <w:t xml:space="preserve">+contrasts list; fix:</w:t>
+            </w:r>
+            <w:r>
+              <w:t xml:space="preserve"> </w:t>
+            </w:r>
+            <w:r>
+              <w:rPr>
+                <w:rStyle w:val="VerbatimChar"/>
+              </w:rPr>
+              <w:t xml:space="preserve">multcomp::cld(mass_emm$emmeans, Letters = letters)</w:t>
+            </w:r>
+          </w:p>
+        </w:tc>
+      </w:tr>
+      <w:tr>
+        <w:tc>
+          <w:tcPr/>
+          <w:p>
+            <w:pPr>
+              <w:pStyle w:val="Compact"/>
+            </w:pPr>
+            <w:r>
+              <w:t xml:space="preserve">23</w:t>
+            </w:r>
+          </w:p>
+        </w:tc>
+        <w:tc>
+          <w:tcPr/>
+          <w:p>
+            <w:pPr>
+              <w:pStyle w:val="Compact"/>
+            </w:pPr>
+            <w:r>
+              <w:t xml:space="preserve">Error</w:t>
+            </w:r>
+          </w:p>
+        </w:tc>
+        <w:tc>
+          <w:tcPr/>
+          <w:p>
+            <w:pPr>
+              <w:pStyle w:val="Compact"/>
+            </w:pPr>
+            <w:r>
+              <w:rPr>
+                <w:rStyle w:val="VerbatimChar"/>
+              </w:rPr>
+              <w:t xml:space="preserve">leveneTest()</w:t>
+            </w:r>
+            <w:r>
+              <w:t xml:space="preserve"> </w:t>
+            </w:r>
+            <w:r>
+              <w:t xml:space="preserve">expects</w:t>
+            </w:r>
+            <w:r>
+              <w:t xml:space="preserve"> </w:t>
+            </w:r>
+            <w:r>
+              <w:rPr>
+                <w:rStyle w:val="VerbatimChar"/>
+              </w:rPr>
+              <w:t xml:space="preserve">numeric_response ~ grouping_factor</w:t>
+            </w:r>
+            <w:r>
+              <w:t xml:space="preserve">; written backwards it tests variance of a categorical variable across body-mass</w:t>
+            </w:r>
+            <w:r>
+              <w:t xml:space="preserve"> </w:t>
+            </w:r>
+            <w:r>
+              <w:t xml:space="preserve">“groups,”</w:t>
+            </w:r>
+            <w:r>
+              <w:t xml:space="preserve"> </w:t>
+            </w:r>
+            <w:r>
+              <w:t xml:space="preserve">which is meaningless; fix:</w:t>
+            </w:r>
+            <w:r>
+              <w:t xml:space="preserve"> </w:t>
+            </w:r>
+            <w:r>
+              <w:rPr>
+                <w:rStyle w:val="VerbatimChar"/>
+              </w:rPr>
+              <w:t xml:space="preserve">leveneTest(body_mass_g ~ species, data = penguins_df)</w:t>
+            </w:r>
+          </w:p>
+        </w:tc>
+      </w:tr>
+      <w:tr>
+        <w:tc>
+          <w:tcPr/>
+          <w:p>
+            <w:pPr>
+              <w:pStyle w:val="Compact"/>
+            </w:pPr>
+            <w:r>
+              <w:t xml:space="preserve">24</w:t>
+            </w:r>
+          </w:p>
+        </w:tc>
+        <w:tc>
+          <w:tcPr/>
+          <w:p>
+            <w:pPr>
+              <w:pStyle w:val="Compact"/>
+            </w:pPr>
+            <w:r>
+              <w:t xml:space="preserve">Error</w:t>
+            </w:r>
+          </w:p>
+        </w:tc>
+        <w:tc>
+          <w:tcPr/>
+          <w:p>
+            <w:pPr>
+              <w:pStyle w:val="Compact"/>
+            </w:pPr>
+            <w:r>
+              <w:rPr>
+                <w:rStyle w:val="VerbatimChar"/>
+              </w:rPr>
+              <w:t xml:space="preserve">type</w:t>
+            </w:r>
+            <w:r>
+              <w:t xml:space="preserve"> </w:t>
+            </w:r>
+            <w:r>
+              <w:t xml:space="preserve">must be the character values</w:t>
+            </w:r>
+            <w:r>
+              <w:t xml:space="preserve"> </w:t>
+            </w:r>
+            <w:r>
+              <w:rPr>
+                <w:rStyle w:val="VerbatimChar"/>
+              </w:rPr>
+              <w:t xml:space="preserve">"I"</w:t>
+            </w:r>
+            <w:r>
+              <w:t xml:space="preserve">,</w:t>
+            </w:r>
+            <w:r>
+              <w:t xml:space="preserve"> </w:t>
+            </w:r>
+            <w:r>
+              <w:rPr>
+                <w:rStyle w:val="VerbatimChar"/>
+              </w:rPr>
+              <w:t xml:space="preserve">"II"</w:t>
+            </w:r>
+            <w:r>
+              <w:t xml:space="preserve">, or</w:t>
+            </w:r>
+            <w:r>
+              <w:t xml:space="preserve"> </w:t>
+            </w:r>
+            <w:r>
+              <w:rPr>
+                <w:rStyle w:val="VerbatimChar"/>
+              </w:rPr>
+              <w:t xml:space="preserve">"III"</w:t>
+            </w:r>
+            <w:r>
+              <w:t xml:space="preserve"> </w:t>
+            </w:r>
+            <w:r>
+              <w:t xml:space="preserve">(Roman numerals), not</w:t>
+            </w:r>
+            <w:r>
+              <w:t xml:space="preserve"> </w:t>
+            </w:r>
+            <w:r>
+              <w:rPr>
+                <w:rStyle w:val="VerbatimChar"/>
+              </w:rPr>
+              <w:t xml:space="preserve">"2"</w:t>
+            </w:r>
+          </w:p>
+        </w:tc>
+      </w:tr>
+      <w:tr>
+        <w:tc>
+          <w:tcPr/>
+          <w:p>
+            <w:pPr>
+              <w:pStyle w:val="Compact"/>
+            </w:pPr>
+            <w:r>
+              <w:t xml:space="preserve">25</w:t>
+            </w:r>
+          </w:p>
+        </w:tc>
+        <w:tc>
+          <w:tcPr/>
+          <w:p>
+            <w:pPr>
+              <w:pStyle w:val="Compact"/>
+            </w:pPr>
+            <w:r>
+              <w:t xml:space="preserve">Concept</w:t>
+            </w:r>
+          </w:p>
+        </w:tc>
+        <w:tc>
+          <w:tcPr/>
+          <w:p>
+            <w:pPr>
+              <w:pStyle w:val="Compact"/>
+            </w:pPr>
+            <w:r>
+              <w:t xml:space="preserve">H₀: μ_Adelie = μ_Chinstrap = μ_Gentoo (all species means equal); Hₐ: at least one species mean differs</w:t>
+            </w:r>
+          </w:p>
+        </w:tc>
+      </w:tr>
+      <w:tr>
+        <w:tc>
+          <w:tcPr/>
+          <w:p>
+            <w:pPr>
+              <w:pStyle w:val="Compact"/>
+            </w:pPr>
+            <w:r>
+              <w:t xml:space="preserve">26</w:t>
+            </w:r>
+          </w:p>
+        </w:tc>
+        <w:tc>
+          <w:tcPr/>
+          <w:p>
+            <w:pPr>
+              <w:pStyle w:val="Compact"/>
+            </w:pPr>
+            <w:r>
+              <w:t xml:space="preserve">Concept</w:t>
+            </w:r>
+          </w:p>
+        </w:tc>
+        <w:tc>
+          <w:tcPr/>
+          <w:p>
+            <w:pPr>
+              <w:pStyle w:val="Compact"/>
+            </w:pPr>
+            <w:r>
+              <w:t xml:space="preserve">A hypothesis is the formal H₀/Hₐ statistical framework being tested; a prediction is your specific expectation about the data (e.g.,</w:t>
+            </w:r>
+            <w:r>
+              <w:t xml:space="preserve"> </w:t>
+            </w:r>
+            <w:r>
+              <w:t xml:space="preserve">“Gentoo will be heaviest”</w:t>
+            </w:r>
+            <w:r>
+              <w:t xml:space="preserve">) — a hypothesis can be true while your particular prediction about direction/magnitude is wrong</w:t>
+            </w:r>
+          </w:p>
+        </w:tc>
+      </w:tr>
+      <w:tr>
+        <w:tc>
+          <w:tcPr/>
+          <w:p>
+            <w:pPr>
+              <w:pStyle w:val="Compact"/>
+            </w:pPr>
+            <w:r>
+              <w:t xml:space="preserve">27</w:t>
+            </w:r>
+          </w:p>
+        </w:tc>
+        <w:tc>
+          <w:tcPr/>
+          <w:p>
+            <w:pPr>
+              <w:pStyle w:val="Compact"/>
+            </w:pPr>
+            <w:r>
+              <w:t xml:space="preserve">Concept</w:t>
+            </w:r>
+          </w:p>
+        </w:tc>
+        <w:tc>
+          <w:tcPr/>
+          <w:p>
+            <w:pPr>
+              <w:pStyle w:val="Compact"/>
+            </w:pPr>
+            <w:r>
+              <w:t xml:space="preserve">Independence (study design, not testable from data) / Normality of residuals (Q-Q plot + Shapiro-Wilk on</w:t>
+            </w:r>
+            <w:r>
+              <w:t xml:space="preserve"> </w:t>
+            </w:r>
+            <w:r>
+              <w:rPr>
+                <w:rStyle w:val="VerbatimChar"/>
+              </w:rPr>
+              <w:t xml:space="preserve">residuals(model)</w:t>
+            </w:r>
+            <w:r>
+              <w:t xml:space="preserve">) / Equal variance (Residuals vs Fitted pattern + Levene’s test)</w:t>
+            </w:r>
+          </w:p>
+        </w:tc>
+      </w:tr>
+      <w:tr>
+        <w:tc>
+          <w:tcPr/>
+          <w:p>
+            <w:pPr>
+              <w:pStyle w:val="Compact"/>
+            </w:pPr>
+            <w:r>
+              <w:t xml:space="preserve">28</w:t>
+            </w:r>
+          </w:p>
+        </w:tc>
+        <w:tc>
+          <w:tcPr/>
+          <w:p>
+            <w:pPr>
+              <w:pStyle w:val="Compact"/>
+            </w:pPr>
+            <w:r>
+              <w:t xml:space="preserve">Concept</w:t>
+            </w:r>
+          </w:p>
+        </w:tc>
+        <w:tc>
+          <w:tcPr/>
+          <w:p>
+            <w:pPr>
+              <w:pStyle w:val="Compact"/>
+            </w:pPr>
+            <w:r>
+              <w:t xml:space="preserve">Can conclude: at least one species mean differs from the others. Cannot conclude: which specific species differ, or that all three differ from each other</w:t>
+            </w:r>
+          </w:p>
+        </w:tc>
+      </w:tr>
+      <w:tr>
+        <w:tc>
+          <w:tcPr/>
+          <w:p>
+            <w:pPr>
+              <w:pStyle w:val="Compact"/>
+            </w:pPr>
+            <w:r>
+              <w:t xml:space="preserve">29</w:t>
             </w:r>
           </w:p>
         </w:tc>
@@ -1463,14 +5263,149 @@
           </w:p>
         </w:tc>
       </w:tr>
+      <w:tr>
+        <w:tc>
+          <w:tcPr/>
+          <w:p>
+            <w:pPr>
+              <w:pStyle w:val="Compact"/>
+            </w:pPr>
+            <w:r>
+              <w:t xml:space="preserve">30</w:t>
+            </w:r>
+          </w:p>
+        </w:tc>
+        <w:tc>
+          <w:tcPr/>
+          <w:p>
+            <w:pPr>
+              <w:pStyle w:val="Compact"/>
+            </w:pPr>
+            <w:r>
+              <w:t xml:space="preserve">Concept</w:t>
+            </w:r>
+          </w:p>
+        </w:tc>
+        <w:tc>
+          <w:tcPr/>
+          <w:p>
+            <w:pPr>
+              <w:pStyle w:val="Compact"/>
+            </w:pPr>
+            <w:r>
+              <w:t xml:space="preserve">With large n, Shapiro-Wilk has high power and can flag even tiny, practically meaningless departures from normality as</w:t>
+            </w:r>
+            <w:r>
+              <w:t xml:space="preserve"> </w:t>
+            </w:r>
+            <w:r>
+              <w:t xml:space="preserve">“significant”</w:t>
+            </w:r>
+            <w:r>
+              <w:t xml:space="preserve">; trust the Q-Q panel — if points track the line closely, proceed</w:t>
+            </w:r>
+          </w:p>
+        </w:tc>
+      </w:tr>
+      <w:tr>
+        <w:tc>
+          <w:tcPr/>
+          <w:p>
+            <w:pPr>
+              <w:pStyle w:val="Compact"/>
+            </w:pPr>
+            <w:r>
+              <w:t xml:space="preserve">31</w:t>
+            </w:r>
+          </w:p>
+        </w:tc>
+        <w:tc>
+          <w:tcPr/>
+          <w:p>
+            <w:pPr>
+              <w:pStyle w:val="Compact"/>
+            </w:pPr>
+            <w:r>
+              <w:t xml:space="preserve">Concept</w:t>
+            </w:r>
+          </w:p>
+        </w:tc>
+        <w:tc>
+          <w:tcPr/>
+          <w:p>
+            <w:pPr>
+              <w:pStyle w:val="Compact"/>
+            </w:pPr>
+            <w:r>
+              <w:t xml:space="preserve">With one predictor, Type I/II/III all agree, so the habit costs nothing here — but with two or more predictors (two-way ANOVA), the sums-of-squares type changes the answer, especially for unbalanced designs, so it’s safer to build the</w:t>
+            </w:r>
+            <w:r>
+              <w:t xml:space="preserve"> </w:t>
+            </w:r>
+            <w:r>
+              <w:rPr>
+                <w:rStyle w:val="VerbatimChar"/>
+              </w:rPr>
+              <w:t xml:space="preserve">type = "II"</w:t>
+            </w:r>
+            <w:r>
+              <w:t xml:space="preserve"> </w:t>
+            </w:r>
+            <w:r>
+              <w:t xml:space="preserve">habit now</w:t>
+            </w:r>
+          </w:p>
+        </w:tc>
+      </w:tr>
+      <w:tr>
+        <w:tc>
+          <w:tcPr/>
+          <w:p>
+            <w:pPr>
+              <w:pStyle w:val="Compact"/>
+            </w:pPr>
+            <w:r>
+              <w:t xml:space="preserve">32</w:t>
+            </w:r>
+          </w:p>
+        </w:tc>
+        <w:tc>
+          <w:tcPr/>
+          <w:p>
+            <w:pPr>
+              <w:pStyle w:val="Compact"/>
+            </w:pPr>
+            <w:r>
+              <w:t xml:space="preserve">Applied</w:t>
+            </w:r>
+          </w:p>
+        </w:tc>
+        <w:tc>
+          <w:tcPr/>
+          <w:p>
+            <w:pPr>
+              <w:pStyle w:val="Compact"/>
+            </w:pPr>
+            <w:r>
+              <w:t xml:space="preserve">Model:</w:t>
+            </w:r>
+            <w:r>
+              <w:t xml:space="preserve"> </w:t>
+            </w:r>
+            <w:r>
+              <w:t xml:space="preserve">“Body mass differed significantly among the three penguin species (one-way ANOVA: F(2, 339) = 343.6, p &lt; 0.001). Tukey-adjusted comparisons showed all three species differed except Adelie and Chinstrap, with Gentoo heaviest.”</w:t>
+            </w:r>
+          </w:p>
+        </w:tc>
+      </w:tr>
     </w:tbl>
-    <w:bookmarkStart w:id="31" w:name="q5-model-answer"/>
+    <w:bookmarkStart w:id="79" w:name="q17-model-answer"/>
     <w:p>
       <w:pPr>
         <w:pStyle w:val="Heading3"/>
       </w:pPr>
       <w:r>
-        <w:t xml:space="preserve">Q5 model answer</w:t>
+        <w:t xml:space="preserve">Q17 model answer</w:t>
       </w:r>
     </w:p>
     <w:p>
@@ -1479,72 +5414,18 @@
       </w:pPr>
       <w:r>
         <w:rPr>
-          <w:rStyle w:val="NormalTok"/>
-        </w:rPr>
-        <w:t xml:space="preserve">mass_model </w:t>
-      </w:r>
-      <w:r>
-        <w:rPr>
-          <w:rStyle w:val="OtherTok"/>
-        </w:rPr>
-        <w:t xml:space="preserve">&lt;-</w:t>
-      </w:r>
-      <w:r>
-        <w:rPr>
-          <w:rStyle w:val="NormalTok"/>
-        </w:rPr>
-        <w:t xml:space="preserve"> </w:t>
-      </w:r>
-      <w:r>
-        <w:rPr>
           <w:rStyle w:val="FunctionTok"/>
         </w:rPr>
-        <w:t xml:space="preserve">lm</w:t>
-      </w:r>
-      <w:r>
-        <w:rPr>
-          <w:rStyle w:val="NormalTok"/>
-        </w:rPr>
-        <w:t xml:space="preserve">(body_mass_g </w:t>
-      </w:r>
-      <w:r>
-        <w:rPr>
-          <w:rStyle w:val="SpecialCharTok"/>
-        </w:rPr>
-        <w:t xml:space="preserve">~</w:t>
-      </w:r>
-      <w:r>
-        <w:rPr>
-          <w:rStyle w:val="NormalTok"/>
-        </w:rPr>
-        <w:t xml:space="preserve"> species, </w:t>
-      </w:r>
-      <w:r>
-        <w:rPr>
-          <w:rStyle w:val="AttributeTok"/>
-        </w:rPr>
-        <w:t xml:space="preserve">data =</w:t>
-      </w:r>
-      <w:r>
-        <w:rPr>
-          <w:rStyle w:val="NormalTok"/>
-        </w:rPr>
-        <w:t xml:space="preserve"> penguins_df)</w:t>
+        <w:t xml:space="preserve">library</w:t>
+      </w:r>
+      <w:r>
+        <w:rPr>
+          <w:rStyle w:val="NormalTok"/>
+        </w:rPr>
+        <w:t xml:space="preserve">(car)</w:t>
       </w:r>
       <w:r>
         <w:br/>
-      </w:r>
-      <w:r>
-        <w:rPr>
-          <w:rStyle w:val="NormalTok"/>
-        </w:rPr>
-        <w:t xml:space="preserve">car</w:t>
-      </w:r>
-      <w:r>
-        <w:rPr>
-          <w:rStyle w:val="SpecialCharTok"/>
-        </w:rPr>
-        <w:t xml:space="preserve">::</w:t>
       </w:r>
       <w:r>
         <w:rPr>
@@ -1602,8 +5483,8 @@
         <w:t xml:space="preserve">End of Quiz 11.</w:t>
       </w:r>
     </w:p>
-    <w:bookmarkEnd w:id="31"/>
-    <w:bookmarkEnd w:id="32"/>
+    <w:bookmarkEnd w:id="79"/>
+    <w:bookmarkEnd w:id="80"/>
     <w:sectPr>
       <w:footnotePr>
         <w:numRestart w:val="eachSect"/>
@@ -1714,8 +5595,114 @@
       </w:pPr>
     </w:lvl>
   </w:abstractNum>
+  <w:abstractNum w:abstractNumId="991">
+    <w:nsid w:val="0000A991"/>
+    <w:multiLevelType w:val="multilevel"/>
+    <w:lvl w:ilvl="0">
+      <w:numFmt w:val="bullet"/>
+      <w:lvlText w:val=""/>
+      <w:lvlJc w:val="left"/>
+      <w:pPr>
+        <w:ind w:left="720" w:hanging="360"/>
+      </w:pPr>
+      <w:rPr>
+        <w:rFonts w:ascii="Symbol" w:hAnsi="Symbol" w:cs="Symbol" w:hint="default"/>
+      </w:rPr>
+    </w:lvl>
+    <w:lvl w:ilvl="1">
+      <w:numFmt w:val="bullet"/>
+      <w:lvlText w:val="o"/>
+      <w:lvlJc w:val="left"/>
+      <w:pPr>
+        <w:ind w:left="1440" w:hanging="360"/>
+      </w:pPr>
+      <w:rPr>
+        <w:rFonts w:ascii="Courier New" w:hAnsi="Courier New" w:cs="Courier New" w:hint="default"/>
+      </w:rPr>
+    </w:lvl>
+    <w:lvl w:ilvl="2">
+      <w:numFmt w:val="bullet"/>
+      <w:lvlText w:val=""/>
+      <w:lvlJc w:val="left"/>
+      <w:pPr>
+        <w:ind w:left="2160" w:hanging="360"/>
+      </w:pPr>
+      <w:rPr>
+        <w:rFonts w:ascii="Wingdings" w:hAnsi="Wingdings" w:cs="Wingdings" w:hint="default"/>
+      </w:rPr>
+    </w:lvl>
+    <w:lvl w:ilvl="3">
+      <w:numFmt w:val="bullet"/>
+      <w:lvlText w:val=""/>
+      <w:lvlJc w:val="left"/>
+      <w:pPr>
+        <w:ind w:left="2880" w:hanging="360"/>
+      </w:pPr>
+      <w:rPr>
+        <w:rFonts w:ascii="Symbol" w:hAnsi="Symbol" w:cs="Symbol" w:hint="default"/>
+      </w:rPr>
+    </w:lvl>
+    <w:lvl w:ilvl="4">
+      <w:numFmt w:val="bullet"/>
+      <w:lvlText w:val="o"/>
+      <w:lvlJc w:val="left"/>
+      <w:pPr>
+        <w:ind w:left="3600" w:hanging="360"/>
+      </w:pPr>
+      <w:rPr>
+        <w:rFonts w:ascii="Courier New" w:hAnsi="Courier New" w:cs="Courier New" w:hint="default"/>
+      </w:rPr>
+    </w:lvl>
+    <w:lvl w:ilvl="5">
+      <w:numFmt w:val="bullet"/>
+      <w:lvlText w:val=""/>
+      <w:lvlJc w:val="left"/>
+      <w:pPr>
+        <w:ind w:left="4320" w:hanging="360"/>
+      </w:pPr>
+      <w:rPr>
+        <w:rFonts w:ascii="Wingdings" w:hAnsi="Wingdings" w:cs="Wingdings" w:hint="default"/>
+      </w:rPr>
+    </w:lvl>
+    <w:lvl w:ilvl="6">
+      <w:numFmt w:val="bullet"/>
+      <w:lvlText w:val=""/>
+      <w:lvlJc w:val="left"/>
+      <w:pPr>
+        <w:ind w:left="5040" w:hanging="360"/>
+      </w:pPr>
+      <w:rPr>
+        <w:rFonts w:ascii="Symbol" w:hAnsi="Symbol" w:cs="Symbol" w:hint="default"/>
+      </w:rPr>
+    </w:lvl>
+    <w:lvl w:ilvl="7">
+      <w:numFmt w:val="bullet"/>
+      <w:lvlText w:val="o"/>
+      <w:lvlJc w:val="left"/>
+      <w:pPr>
+        <w:ind w:left="5760" w:hanging="360"/>
+      </w:pPr>
+      <w:rPr>
+        <w:rFonts w:ascii="Courier New" w:hAnsi="Courier New" w:cs="Courier New" w:hint="default"/>
+      </w:rPr>
+    </w:lvl>
+    <w:lvl w:ilvl="8">
+      <w:numFmt w:val="bullet"/>
+      <w:lvlText w:val=""/>
+      <w:lvlJc w:val="left"/>
+      <w:pPr>
+        <w:ind w:left="6480" w:hanging="360"/>
+      </w:pPr>
+      <w:rPr>
+        <w:rFonts w:ascii="Wingdings" w:hAnsi="Wingdings" w:cs="Wingdings" w:hint="default"/>
+      </w:rPr>
+    </w:lvl>
+  </w:abstractNum>
   <w:num w:numId="1000">
     <w:abstractNumId w:val="990"/>
+  </w:num>
+  <w:num w:numId="1001">
+    <w:abstractNumId w:val="991"/>
   </w:num>
 </w:numbering>
 </file>

--- a/docs/quizzes/11_quiz_anova.docx
+++ b/docs/quizzes/11_quiz_anova.docx
@@ -31,7 +31,7 @@
         <w:pStyle w:val="Date"/>
       </w:pPr>
       <w:r>
-        <w:t xml:space="preserve">2026-08-27</w:t>
+        <w:t xml:space="preserve">2026-09-01</w:t>
       </w:r>
     </w:p>
     <w:bookmarkStart w:id="10" w:name="quiz-11-one-way-anova"/>

--- a/docs/quizzes/11_quiz_anova.docx
+++ b/docs/quizzes/11_quiz_anova.docx
@@ -31,7 +31,7 @@
         <w:pStyle w:val="Date"/>
       </w:pPr>
       <w:r>
-        <w:t xml:space="preserve">2026-09-01</w:t>
+        <w:t xml:space="preserve">2026-09-03</w:t>
       </w:r>
     </w:p>
     <w:bookmarkStart w:id="10" w:name="quiz-11-one-way-anova"/>

--- a/docs/quizzes/11_quiz_anova.docx
+++ b/docs/quizzes/11_quiz_anova.docx
@@ -5486,9 +5486,10 @@
     <w:bookmarkEnd w:id="79"/>
     <w:bookmarkEnd w:id="80"/>
     <w:sectPr>
-      <w:footnotePr>
-        <w:numRestart w:val="eachSect"/>
-      </w:footnotePr>
+      <w:pgSz w:h="15840" w:w="12240"/>
+      <w:pgMar w:bottom="1440" w:footer="720" w:gutter="0" w:header="720" w:left="1440" w:right="1440" w:top="1440"/>
+      <w:cols w:space="720"/>
+      <w:docGrid w:linePitch="360"/>
     </w:sectPr>
   </w:body>
 </w:document>
@@ -5708,67 +5709,757 @@
 </file>
 
 <file path=word/styles.xml><?xml version="1.0" encoding="utf-8"?>
-<w:styles xmlns:r="http://schemas.openxmlformats.org/officeDocument/2006/relationships" xmlns:w="http://schemas.openxmlformats.org/wordprocessingml/2006/main">
+<w:styles xmlns:mc="http://schemas.openxmlformats.org/markup-compatibility/2006" xmlns:r="http://schemas.openxmlformats.org/officeDocument/2006/relationships" xmlns:w="http://schemas.openxmlformats.org/wordprocessingml/2006/main" xmlns:w14="http://schemas.microsoft.com/office/word/2010/wordml" xmlns:w15="http://schemas.microsoft.com/office/word/2012/wordml" xmlns:w16="http://schemas.microsoft.com/office/word/2018/wordml" xmlns:w16cex="http://schemas.microsoft.com/office/word/2018/wordml/cex" xmlns:w16cid="http://schemas.microsoft.com/office/word/2016/wordml/cid" xmlns:w16du="http://schemas.microsoft.com/office/word/2023/wordml/word16du" xmlns:w16sdtdh="http://schemas.microsoft.com/office/word/2020/wordml/sdtdatahash" xmlns:w16sdtfl="http://schemas.microsoft.com/office/word/2024/wordml/sdtformatlock" xmlns:w16se="http://schemas.microsoft.com/office/word/2015/wordml/symex" mc:Ignorable="w14 w15 w16se w16cid w16 w16cex w16sdtdh w16sdtfl w16du">
   <w:docDefaults>
     <w:rPrDefault>
       <w:rPr>
-        <w:rFonts w:asciiTheme="minorHAnsi" w:cstheme="minorBidi" w:eastAsiaTheme="minorEastAsia" w:hAnsiTheme="minorHAnsi"/>
+        <w:rFonts w:ascii="Calibri" w:cs="Calibri" w:eastAsia="Calibri" w:hAnsi="Calibri"/>
+        <w:kern w:val="2"/>
         <w:sz w:val="24"/>
         <w:szCs w:val="24"/>
-        <w:lang w:bidi="ar-SA" w:eastAsia="zh-CN" w:val="en-US"/>
+        <w:lang w:bidi="ar-SA" w:eastAsia="en-US" w:val="en-US"/>
+        <w14:ligatures w14:val="standardContextual"/>
       </w:rPr>
     </w:rPrDefault>
-    <w:pPrDefault>
-      <w:pPr>
-        <w:spacing w:after="200"/>
-      </w:pPr>
-    </w:pPrDefault>
+    <w:pPrDefault/>
   </w:docDefaults>
-  <w:latentStyles w:count="276" w:defLockedState="0" w:defQFormat="0" w:defSemiHidden="0" w:defUIPriority="0" w:defUnhideWhenUsed="0"/>
+  <w:latentStyles w:count="376" w:defLockedState="0" w:defQFormat="0" w:defSemiHidden="0" w:defUIPriority="99" w:defUnhideWhenUsed="0">
+    <w:lsdException w:name="Normal" w:qFormat="1" w:uiPriority="0"/>
+    <w:lsdException w:name="heading 1" w:qFormat="1" w:uiPriority="9"/>
+    <w:lsdException w:name="heading 2" w:qFormat="1" w:semiHidden="1" w:uiPriority="9" w:unhideWhenUsed="1"/>
+    <w:lsdException w:name="heading 3" w:qFormat="1" w:semiHidden="1" w:uiPriority="9" w:unhideWhenUsed="1"/>
+    <w:lsdException w:name="heading 4" w:qFormat="1" w:semiHidden="1" w:uiPriority="9" w:unhideWhenUsed="1"/>
+    <w:lsdException w:name="heading 5" w:qFormat="1" w:semiHidden="1" w:uiPriority="9" w:unhideWhenUsed="1"/>
+    <w:lsdException w:name="heading 6" w:qFormat="1" w:semiHidden="1" w:uiPriority="9" w:unhideWhenUsed="1"/>
+    <w:lsdException w:name="heading 7" w:qFormat="1" w:semiHidden="1" w:uiPriority="9" w:unhideWhenUsed="1"/>
+    <w:lsdException w:name="heading 8" w:qFormat="1" w:semiHidden="1" w:uiPriority="9" w:unhideWhenUsed="1"/>
+    <w:lsdException w:name="heading 9" w:qFormat="1" w:semiHidden="1" w:uiPriority="9" w:unhideWhenUsed="1"/>
+    <w:lsdException w:name="index 1" w:semiHidden="1" w:unhideWhenUsed="1"/>
+    <w:lsdException w:name="index 2" w:semiHidden="1" w:unhideWhenUsed="1"/>
+    <w:lsdException w:name="index 3" w:semiHidden="1" w:unhideWhenUsed="1"/>
+    <w:lsdException w:name="index 4" w:semiHidden="1" w:unhideWhenUsed="1"/>
+    <w:lsdException w:name="index 5" w:semiHidden="1" w:unhideWhenUsed="1"/>
+    <w:lsdException w:name="index 6" w:semiHidden="1" w:unhideWhenUsed="1"/>
+    <w:lsdException w:name="index 7" w:semiHidden="1" w:unhideWhenUsed="1"/>
+    <w:lsdException w:name="index 8" w:semiHidden="1" w:unhideWhenUsed="1"/>
+    <w:lsdException w:name="index 9" w:semiHidden="1" w:unhideWhenUsed="1"/>
+    <w:lsdException w:name="toc 1" w:semiHidden="1" w:uiPriority="39" w:unhideWhenUsed="1"/>
+    <w:lsdException w:name="toc 2" w:semiHidden="1" w:uiPriority="39" w:unhideWhenUsed="1"/>
+    <w:lsdException w:name="toc 3" w:semiHidden="1" w:uiPriority="39" w:unhideWhenUsed="1"/>
+    <w:lsdException w:name="toc 4" w:semiHidden="1" w:uiPriority="39" w:unhideWhenUsed="1"/>
+    <w:lsdException w:name="toc 5" w:semiHidden="1" w:uiPriority="39" w:unhideWhenUsed="1"/>
+    <w:lsdException w:name="toc 6" w:semiHidden="1" w:uiPriority="39" w:unhideWhenUsed="1"/>
+    <w:lsdException w:name="toc 7" w:semiHidden="1" w:uiPriority="39" w:unhideWhenUsed="1"/>
+    <w:lsdException w:name="toc 8" w:semiHidden="1" w:uiPriority="39" w:unhideWhenUsed="1"/>
+    <w:lsdException w:name="toc 9" w:semiHidden="1" w:uiPriority="39" w:unhideWhenUsed="1"/>
+    <w:lsdException w:name="Normal Indent" w:semiHidden="1" w:unhideWhenUsed="1"/>
+    <w:lsdException w:name="footnote text" w:semiHidden="1" w:unhideWhenUsed="1"/>
+    <w:lsdException w:name="annotation text" w:semiHidden="1" w:unhideWhenUsed="1"/>
+    <w:lsdException w:name="header" w:semiHidden="1" w:unhideWhenUsed="1"/>
+    <w:lsdException w:name="footer" w:semiHidden="1" w:unhideWhenUsed="1"/>
+    <w:lsdException w:name="index heading" w:semiHidden="1" w:unhideWhenUsed="1"/>
+    <w:lsdException w:name="caption" w:qFormat="1" w:semiHidden="1" w:uiPriority="35" w:unhideWhenUsed="1"/>
+    <w:lsdException w:name="table of figures" w:semiHidden="1" w:unhideWhenUsed="1"/>
+    <w:lsdException w:name="envelope address" w:semiHidden="1" w:unhideWhenUsed="1"/>
+    <w:lsdException w:name="envelope return" w:semiHidden="1" w:unhideWhenUsed="1"/>
+    <w:lsdException w:name="footnote reference" w:semiHidden="1" w:unhideWhenUsed="1"/>
+    <w:lsdException w:name="annotation reference" w:semiHidden="1" w:unhideWhenUsed="1"/>
+    <w:lsdException w:name="line number" w:semiHidden="1" w:unhideWhenUsed="1"/>
+    <w:lsdException w:name="page number" w:semiHidden="1" w:unhideWhenUsed="1"/>
+    <w:lsdException w:name="endnote reference" w:semiHidden="1" w:unhideWhenUsed="1"/>
+    <w:lsdException w:name="endnote text" w:semiHidden="1" w:unhideWhenUsed="1"/>
+    <w:lsdException w:name="table of authorities" w:semiHidden="1" w:unhideWhenUsed="1"/>
+    <w:lsdException w:name="macro" w:semiHidden="1" w:unhideWhenUsed="1"/>
+    <w:lsdException w:name="toa heading" w:semiHidden="1" w:unhideWhenUsed="1"/>
+    <w:lsdException w:name="List" w:semiHidden="1" w:unhideWhenUsed="1"/>
+    <w:lsdException w:name="List Bullet" w:semiHidden="1" w:unhideWhenUsed="1"/>
+    <w:lsdException w:name="List Number" w:semiHidden="1" w:unhideWhenUsed="1"/>
+    <w:lsdException w:name="List 2" w:semiHidden="1" w:unhideWhenUsed="1"/>
+    <w:lsdException w:name="List 3" w:semiHidden="1" w:unhideWhenUsed="1"/>
+    <w:lsdException w:name="List 4" w:semiHidden="1" w:unhideWhenUsed="1"/>
+    <w:lsdException w:name="List 5" w:semiHidden="1" w:unhideWhenUsed="1"/>
+    <w:lsdException w:name="List Bullet 2" w:semiHidden="1" w:unhideWhenUsed="1"/>
+    <w:lsdException w:name="List Bullet 3" w:semiHidden="1" w:unhideWhenUsed="1"/>
+    <w:lsdException w:name="List Bullet 4" w:semiHidden="1" w:unhideWhenUsed="1"/>
+    <w:lsdException w:name="List Bullet 5" w:semiHidden="1" w:unhideWhenUsed="1"/>
+    <w:lsdException w:name="List Number 2" w:semiHidden="1" w:unhideWhenUsed="1"/>
+    <w:lsdException w:name="List Number 3" w:semiHidden="1" w:unhideWhenUsed="1"/>
+    <w:lsdException w:name="List Number 4" w:semiHidden="1" w:unhideWhenUsed="1"/>
+    <w:lsdException w:name="List Number 5" w:semiHidden="1" w:unhideWhenUsed="1"/>
+    <w:lsdException w:name="Title" w:qFormat="1" w:uiPriority="10"/>
+    <w:lsdException w:name="Closing" w:semiHidden="1" w:unhideWhenUsed="1"/>
+    <w:lsdException w:name="Signature" w:semiHidden="1" w:unhideWhenUsed="1"/>
+    <w:lsdException w:name="Default Paragraph Font" w:semiHidden="1" w:uiPriority="1" w:unhideWhenUsed="1"/>
+    <w:lsdException w:name="Body Text" w:semiHidden="1" w:unhideWhenUsed="1"/>
+    <w:lsdException w:name="Body Text Indent" w:semiHidden="1" w:unhideWhenUsed="1"/>
+    <w:lsdException w:name="List Continue" w:semiHidden="1" w:unhideWhenUsed="1"/>
+    <w:lsdException w:name="List Continue 2" w:semiHidden="1" w:unhideWhenUsed="1"/>
+    <w:lsdException w:name="List Continue 3" w:semiHidden="1" w:unhideWhenUsed="1"/>
+    <w:lsdException w:name="List Continue 4" w:semiHidden="1" w:unhideWhenUsed="1"/>
+    <w:lsdException w:name="List Continue 5" w:semiHidden="1" w:unhideWhenUsed="1"/>
+    <w:lsdException w:name="Message Header" w:semiHidden="1" w:unhideWhenUsed="1"/>
+    <w:lsdException w:name="Subtitle" w:qFormat="1" w:uiPriority="11"/>
+    <w:lsdException w:name="Salutation" w:semiHidden="1" w:unhideWhenUsed="1"/>
+    <w:lsdException w:name="Date" w:semiHidden="1" w:unhideWhenUsed="1"/>
+    <w:lsdException w:name="Body Text First Indent" w:semiHidden="1" w:unhideWhenUsed="1"/>
+    <w:lsdException w:name="Body Text First Indent 2" w:semiHidden="1" w:unhideWhenUsed="1"/>
+    <w:lsdException w:name="Note Heading" w:semiHidden="1" w:unhideWhenUsed="1"/>
+    <w:lsdException w:name="Body Text 2" w:semiHidden="1" w:unhideWhenUsed="1"/>
+    <w:lsdException w:name="Body Text 3" w:semiHidden="1" w:unhideWhenUsed="1"/>
+    <w:lsdException w:name="Body Text Indent 2" w:semiHidden="1" w:unhideWhenUsed="1"/>
+    <w:lsdException w:name="Body Text Indent 3" w:semiHidden="1" w:unhideWhenUsed="1"/>
+    <w:lsdException w:name="Block Text" w:semiHidden="1" w:unhideWhenUsed="1"/>
+    <w:lsdException w:name="Hyperlink" w:semiHidden="1" w:unhideWhenUsed="1"/>
+    <w:lsdException w:name="FollowedHyperlink" w:semiHidden="1" w:unhideWhenUsed="1"/>
+    <w:lsdException w:name="Strong" w:qFormat="1" w:uiPriority="22"/>
+    <w:lsdException w:name="Emphasis" w:qFormat="1" w:uiPriority="20"/>
+    <w:lsdException w:name="Document Map" w:semiHidden="1" w:unhideWhenUsed="1"/>
+    <w:lsdException w:name="Plain Text" w:semiHidden="1" w:unhideWhenUsed="1"/>
+    <w:lsdException w:name="E-mail Signature" w:semiHidden="1" w:unhideWhenUsed="1"/>
+    <w:lsdException w:name="HTML Top of Form" w:semiHidden="1" w:unhideWhenUsed="1"/>
+    <w:lsdException w:name="HTML Bottom of Form" w:semiHidden="1" w:unhideWhenUsed="1"/>
+    <w:lsdException w:name="Normal (Web)" w:semiHidden="1" w:unhideWhenUsed="1"/>
+    <w:lsdException w:name="HTML Acronym" w:semiHidden="1" w:unhideWhenUsed="1"/>
+    <w:lsdException w:name="HTML Address" w:semiHidden="1" w:unhideWhenUsed="1"/>
+    <w:lsdException w:name="HTML Cite" w:semiHidden="1" w:unhideWhenUsed="1"/>
+    <w:lsdException w:name="HTML Code" w:semiHidden="1" w:unhideWhenUsed="1"/>
+    <w:lsdException w:name="HTML Definition" w:semiHidden="1" w:unhideWhenUsed="1"/>
+    <w:lsdException w:name="HTML Keyboard" w:semiHidden="1" w:unhideWhenUsed="1"/>
+    <w:lsdException w:name="HTML Preformatted" w:semiHidden="1" w:unhideWhenUsed="1"/>
+    <w:lsdException w:name="HTML Sample" w:semiHidden="1" w:unhideWhenUsed="1"/>
+    <w:lsdException w:name="HTML Typewriter" w:semiHidden="1" w:unhideWhenUsed="1"/>
+    <w:lsdException w:name="HTML Variable" w:semiHidden="1" w:unhideWhenUsed="1"/>
+    <w:lsdException w:name="Normal Table" w:semiHidden="1" w:unhideWhenUsed="1"/>
+    <w:lsdException w:name="annotation subject" w:semiHidden="1" w:unhideWhenUsed="1"/>
+    <w:lsdException w:name="No List" w:semiHidden="1" w:unhideWhenUsed="1"/>
+    <w:lsdException w:name="Outline List 1" w:semiHidden="1" w:unhideWhenUsed="1"/>
+    <w:lsdException w:name="Outline List 2" w:semiHidden="1" w:unhideWhenUsed="1"/>
+    <w:lsdException w:name="Outline List 3" w:semiHidden="1" w:unhideWhenUsed="1"/>
+    <w:lsdException w:name="Table Simple 1" w:semiHidden="1" w:unhideWhenUsed="1"/>
+    <w:lsdException w:name="Table Simple 2" w:semiHidden="1" w:unhideWhenUsed="1"/>
+    <w:lsdException w:name="Table Simple 3" w:semiHidden="1" w:unhideWhenUsed="1"/>
+    <w:lsdException w:name="Table Classic 1" w:semiHidden="1" w:unhideWhenUsed="1"/>
+    <w:lsdException w:name="Table Classic 2" w:semiHidden="1" w:unhideWhenUsed="1"/>
+    <w:lsdException w:name="Table Classic 3" w:semiHidden="1" w:unhideWhenUsed="1"/>
+    <w:lsdException w:name="Table Classic 4" w:semiHidden="1" w:unhideWhenUsed="1"/>
+    <w:lsdException w:name="Table Colorful 1" w:semiHidden="1" w:unhideWhenUsed="1"/>
+    <w:lsdException w:name="Table Colorful 2" w:semiHidden="1" w:unhideWhenUsed="1"/>
+    <w:lsdException w:name="Table Colorful 3" w:semiHidden="1" w:unhideWhenUsed="1"/>
+    <w:lsdException w:name="Table Columns 1" w:semiHidden="1" w:unhideWhenUsed="1"/>
+    <w:lsdException w:name="Table Columns 2" w:semiHidden="1" w:unhideWhenUsed="1"/>
+    <w:lsdException w:name="Table Columns 3" w:semiHidden="1" w:unhideWhenUsed="1"/>
+    <w:lsdException w:name="Table Columns 4" w:semiHidden="1" w:unhideWhenUsed="1"/>
+    <w:lsdException w:name="Table Columns 5" w:semiHidden="1" w:unhideWhenUsed="1"/>
+    <w:lsdException w:name="Table Grid 1" w:semiHidden="1" w:unhideWhenUsed="1"/>
+    <w:lsdException w:name="Table Grid 2" w:semiHidden="1" w:unhideWhenUsed="1"/>
+    <w:lsdException w:name="Table Grid 3" w:semiHidden="1" w:unhideWhenUsed="1"/>
+    <w:lsdException w:name="Table Grid 4" w:semiHidden="1" w:unhideWhenUsed="1"/>
+    <w:lsdException w:name="Table Grid 5" w:semiHidden="1" w:unhideWhenUsed="1"/>
+    <w:lsdException w:name="Table Grid 6" w:semiHidden="1" w:unhideWhenUsed="1"/>
+    <w:lsdException w:name="Table Grid 7" w:semiHidden="1" w:unhideWhenUsed="1"/>
+    <w:lsdException w:name="Table Grid 8" w:semiHidden="1" w:unhideWhenUsed="1"/>
+    <w:lsdException w:name="Table List 1" w:semiHidden="1" w:unhideWhenUsed="1"/>
+    <w:lsdException w:name="Table List 2" w:semiHidden="1" w:unhideWhenUsed="1"/>
+    <w:lsdException w:name="Table List 3" w:semiHidden="1" w:unhideWhenUsed="1"/>
+    <w:lsdException w:name="Table List 4" w:semiHidden="1" w:unhideWhenUsed="1"/>
+    <w:lsdException w:name="Table List 5" w:semiHidden="1" w:unhideWhenUsed="1"/>
+    <w:lsdException w:name="Table List 6" w:semiHidden="1" w:unhideWhenUsed="1"/>
+    <w:lsdException w:name="Table List 7" w:semiHidden="1" w:unhideWhenUsed="1"/>
+    <w:lsdException w:name="Table List 8" w:semiHidden="1" w:unhideWhenUsed="1"/>
+    <w:lsdException w:name="Table 3D effects 1" w:semiHidden="1" w:unhideWhenUsed="1"/>
+    <w:lsdException w:name="Table 3D effects 2" w:semiHidden="1" w:unhideWhenUsed="1"/>
+    <w:lsdException w:name="Table 3D effects 3" w:semiHidden="1" w:unhideWhenUsed="1"/>
+    <w:lsdException w:name="Table Contemporary" w:semiHidden="1" w:unhideWhenUsed="1"/>
+    <w:lsdException w:name="Table Elegant" w:semiHidden="1" w:unhideWhenUsed="1"/>
+    <w:lsdException w:name="Table Professional" w:semiHidden="1" w:unhideWhenUsed="1"/>
+    <w:lsdException w:name="Table Subtle 1" w:semiHidden="1" w:unhideWhenUsed="1"/>
+    <w:lsdException w:name="Table Subtle 2" w:semiHidden="1" w:unhideWhenUsed="1"/>
+    <w:lsdException w:name="Table Web 1" w:semiHidden="1" w:unhideWhenUsed="1"/>
+    <w:lsdException w:name="Table Web 2" w:semiHidden="1" w:unhideWhenUsed="1"/>
+    <w:lsdException w:name="Table Web 3" w:semiHidden="1" w:unhideWhenUsed="1"/>
+    <w:lsdException w:name="Balloon Text" w:semiHidden="1" w:unhideWhenUsed="1"/>
+    <w:lsdException w:name="Table Grid" w:uiPriority="39"/>
+    <w:lsdException w:name="Table Theme" w:semiHidden="1" w:unhideWhenUsed="1"/>
+    <w:lsdException w:name="Placeholder Text" w:semiHidden="1"/>
+    <w:lsdException w:name="No Spacing" w:qFormat="1" w:uiPriority="1"/>
+    <w:lsdException w:name="Light Shading" w:uiPriority="60"/>
+    <w:lsdException w:name="Light List" w:uiPriority="61"/>
+    <w:lsdException w:name="Light Grid" w:uiPriority="62"/>
+    <w:lsdException w:name="Medium Shading 1" w:uiPriority="63"/>
+    <w:lsdException w:name="Medium Shading 2" w:uiPriority="64"/>
+    <w:lsdException w:name="Medium List 1" w:uiPriority="65"/>
+    <w:lsdException w:name="Medium List 2" w:uiPriority="66"/>
+    <w:lsdException w:name="Medium Grid 1" w:uiPriority="67"/>
+    <w:lsdException w:name="Medium Grid 2" w:uiPriority="68"/>
+    <w:lsdException w:name="Medium Grid 3" w:uiPriority="69"/>
+    <w:lsdException w:name="Dark List" w:uiPriority="70"/>
+    <w:lsdException w:name="Colorful Shading" w:uiPriority="71"/>
+    <w:lsdException w:name="Colorful List" w:uiPriority="72"/>
+    <w:lsdException w:name="Colorful Grid" w:uiPriority="73"/>
+    <w:lsdException w:name="Light Shading Accent 1" w:uiPriority="60"/>
+    <w:lsdException w:name="Light List Accent 1" w:uiPriority="61"/>
+    <w:lsdException w:name="Light Grid Accent 1" w:uiPriority="62"/>
+    <w:lsdException w:name="Medium Shading 1 Accent 1" w:uiPriority="63"/>
+    <w:lsdException w:name="Medium Shading 2 Accent 1" w:uiPriority="64"/>
+    <w:lsdException w:name="Medium List 1 Accent 1" w:uiPriority="65"/>
+    <w:lsdException w:name="Revision" w:semiHidden="1"/>
+    <w:lsdException w:name="List Paragraph" w:qFormat="1" w:uiPriority="34"/>
+    <w:lsdException w:name="Quote" w:qFormat="1" w:uiPriority="29"/>
+    <w:lsdException w:name="Intense Quote" w:qFormat="1" w:uiPriority="30"/>
+    <w:lsdException w:name="Medium List 2 Accent 1" w:uiPriority="66"/>
+    <w:lsdException w:name="Medium Grid 1 Accent 1" w:uiPriority="67"/>
+    <w:lsdException w:name="Medium Grid 2 Accent 1" w:uiPriority="68"/>
+    <w:lsdException w:name="Medium Grid 3 Accent 1" w:uiPriority="69"/>
+    <w:lsdException w:name="Dark List Accent 1" w:uiPriority="70"/>
+    <w:lsdException w:name="Colorful Shading Accent 1" w:uiPriority="71"/>
+    <w:lsdException w:name="Colorful List Accent 1" w:uiPriority="72"/>
+    <w:lsdException w:name="Colorful Grid Accent 1" w:uiPriority="73"/>
+    <w:lsdException w:name="Light Shading Accent 2" w:uiPriority="60"/>
+    <w:lsdException w:name="Light List Accent 2" w:uiPriority="61"/>
+    <w:lsdException w:name="Light Grid Accent 2" w:uiPriority="62"/>
+    <w:lsdException w:name="Medium Shading 1 Accent 2" w:uiPriority="63"/>
+    <w:lsdException w:name="Medium Shading 2 Accent 2" w:uiPriority="64"/>
+    <w:lsdException w:name="Medium List 1 Accent 2" w:uiPriority="65"/>
+    <w:lsdException w:name="Medium List 2 Accent 2" w:uiPriority="66"/>
+    <w:lsdException w:name="Medium Grid 1 Accent 2" w:uiPriority="67"/>
+    <w:lsdException w:name="Medium Grid 2 Accent 2" w:uiPriority="68"/>
+    <w:lsdException w:name="Medium Grid 3 Accent 2" w:uiPriority="69"/>
+    <w:lsdException w:name="Dark List Accent 2" w:uiPriority="70"/>
+    <w:lsdException w:name="Colorful Shading Accent 2" w:uiPriority="71"/>
+    <w:lsdException w:name="Colorful List Accent 2" w:uiPriority="72"/>
+    <w:lsdException w:name="Colorful Grid Accent 2" w:uiPriority="73"/>
+    <w:lsdException w:name="Light Shading Accent 3" w:uiPriority="60"/>
+    <w:lsdException w:name="Light List Accent 3" w:uiPriority="61"/>
+    <w:lsdException w:name="Light Grid Accent 3" w:uiPriority="62"/>
+    <w:lsdException w:name="Medium Shading 1 Accent 3" w:uiPriority="63"/>
+    <w:lsdException w:name="Medium Shading 2 Accent 3" w:uiPriority="64"/>
+    <w:lsdException w:name="Medium List 1 Accent 3" w:uiPriority="65"/>
+    <w:lsdException w:name="Medium List 2 Accent 3" w:uiPriority="66"/>
+    <w:lsdException w:name="Medium Grid 1 Accent 3" w:uiPriority="67"/>
+    <w:lsdException w:name="Medium Grid 2 Accent 3" w:uiPriority="68"/>
+    <w:lsdException w:name="Medium Grid 3 Accent 3" w:uiPriority="69"/>
+    <w:lsdException w:name="Dark List Accent 3" w:uiPriority="70"/>
+    <w:lsdException w:name="Colorful Shading Accent 3" w:uiPriority="71"/>
+    <w:lsdException w:name="Colorful List Accent 3" w:uiPriority="72"/>
+    <w:lsdException w:name="Colorful Grid Accent 3" w:uiPriority="73"/>
+    <w:lsdException w:name="Light Shading Accent 4" w:uiPriority="60"/>
+    <w:lsdException w:name="Light List Accent 4" w:uiPriority="61"/>
+    <w:lsdException w:name="Light Grid Accent 4" w:uiPriority="62"/>
+    <w:lsdException w:name="Medium Shading 1 Accent 4" w:uiPriority="63"/>
+    <w:lsdException w:name="Medium Shading 2 Accent 4" w:uiPriority="64"/>
+    <w:lsdException w:name="Medium List 1 Accent 4" w:uiPriority="65"/>
+    <w:lsdException w:name="Medium List 2 Accent 4" w:uiPriority="66"/>
+    <w:lsdException w:name="Medium Grid 1 Accent 4" w:uiPriority="67"/>
+    <w:lsdException w:name="Medium Grid 2 Accent 4" w:uiPriority="68"/>
+    <w:lsdException w:name="Medium Grid 3 Accent 4" w:uiPriority="69"/>
+    <w:lsdException w:name="Dark List Accent 4" w:uiPriority="70"/>
+    <w:lsdException w:name="Colorful Shading Accent 4" w:uiPriority="71"/>
+    <w:lsdException w:name="Colorful List Accent 4" w:uiPriority="72"/>
+    <w:lsdException w:name="Colorful Grid Accent 4" w:uiPriority="73"/>
+    <w:lsdException w:name="Light Shading Accent 5" w:uiPriority="60"/>
+    <w:lsdException w:name="Light List Accent 5" w:uiPriority="61"/>
+    <w:lsdException w:name="Light Grid Accent 5" w:uiPriority="62"/>
+    <w:lsdException w:name="Medium Shading 1 Accent 5" w:uiPriority="63"/>
+    <w:lsdException w:name="Medium Shading 2 Accent 5" w:uiPriority="64"/>
+    <w:lsdException w:name="Medium List 1 Accent 5" w:uiPriority="65"/>
+    <w:lsdException w:name="Medium List 2 Accent 5" w:uiPriority="66"/>
+    <w:lsdException w:name="Medium Grid 1 Accent 5" w:uiPriority="67"/>
+    <w:lsdException w:name="Medium Grid 2 Accent 5" w:uiPriority="68"/>
+    <w:lsdException w:name="Medium Grid 3 Accent 5" w:uiPriority="69"/>
+    <w:lsdException w:name="Dark List Accent 5" w:uiPriority="70"/>
+    <w:lsdException w:name="Colorful Shading Accent 5" w:uiPriority="71"/>
+    <w:lsdException w:name="Colorful List Accent 5" w:uiPriority="72"/>
+    <w:lsdException w:name="Colorful Grid Accent 5" w:uiPriority="73"/>
+    <w:lsdException w:name="Light Shading Accent 6" w:uiPriority="60"/>
+    <w:lsdException w:name="Light List Accent 6" w:uiPriority="61"/>
+    <w:lsdException w:name="Light Grid Accent 6" w:uiPriority="62"/>
+    <w:lsdException w:name="Medium Shading 1 Accent 6" w:uiPriority="63"/>
+    <w:lsdException w:name="Medium Shading 2 Accent 6" w:uiPriority="64"/>
+    <w:lsdException w:name="Medium List 1 Accent 6" w:uiPriority="65"/>
+    <w:lsdException w:name="Medium List 2 Accent 6" w:uiPriority="66"/>
+    <w:lsdException w:name="Medium Grid 1 Accent 6" w:uiPriority="67"/>
+    <w:lsdException w:name="Medium Grid 2 Accent 6" w:uiPriority="68"/>
+    <w:lsdException w:name="Medium Grid 3 Accent 6" w:uiPriority="69"/>
+    <w:lsdException w:name="Dark List Accent 6" w:uiPriority="70"/>
+    <w:lsdException w:name="Colorful Shading Accent 6" w:uiPriority="71"/>
+    <w:lsdException w:name="Colorful List Accent 6" w:uiPriority="72"/>
+    <w:lsdException w:name="Colorful Grid Accent 6" w:uiPriority="73"/>
+    <w:lsdException w:name="Subtle Emphasis" w:qFormat="1" w:uiPriority="19"/>
+    <w:lsdException w:name="Intense Emphasis" w:qFormat="1" w:uiPriority="21"/>
+    <w:lsdException w:name="Subtle Reference" w:qFormat="1" w:uiPriority="31"/>
+    <w:lsdException w:name="Intense Reference" w:qFormat="1" w:uiPriority="32"/>
+    <w:lsdException w:name="Book Title" w:qFormat="1" w:uiPriority="33"/>
+    <w:lsdException w:name="Bibliography" w:semiHidden="1" w:uiPriority="37" w:unhideWhenUsed="1"/>
+    <w:lsdException w:name="TOC Heading" w:qFormat="1" w:semiHidden="1" w:uiPriority="39" w:unhideWhenUsed="1"/>
+    <w:lsdException w:name="Plain Table 1" w:uiPriority="41"/>
+    <w:lsdException w:name="Plain Table 2" w:uiPriority="42"/>
+    <w:lsdException w:name="Plain Table 3" w:uiPriority="43"/>
+    <w:lsdException w:name="Plain Table 4" w:uiPriority="44"/>
+    <w:lsdException w:name="Plain Table 5" w:uiPriority="45"/>
+    <w:lsdException w:name="Grid Table Light" w:uiPriority="40"/>
+    <w:lsdException w:name="Grid Table 1 Light" w:uiPriority="46"/>
+    <w:lsdException w:name="Grid Table 2" w:uiPriority="47"/>
+    <w:lsdException w:name="Grid Table 3" w:uiPriority="48"/>
+    <w:lsdException w:name="Grid Table 4" w:uiPriority="49"/>
+    <w:lsdException w:name="Grid Table 5 Dark" w:uiPriority="50"/>
+    <w:lsdException w:name="Grid Table 6 Colorful" w:uiPriority="51"/>
+    <w:lsdException w:name="Grid Table 7 Colorful" w:uiPriority="52"/>
+    <w:lsdException w:name="Grid Table 1 Light Accent 1" w:uiPriority="46"/>
+    <w:lsdException w:name="Grid Table 2 Accent 1" w:uiPriority="47"/>
+    <w:lsdException w:name="Grid Table 3 Accent 1" w:uiPriority="48"/>
+    <w:lsdException w:name="Grid Table 4 Accent 1" w:uiPriority="49"/>
+    <w:lsdException w:name="Grid Table 5 Dark Accent 1" w:uiPriority="50"/>
+    <w:lsdException w:name="Grid Table 6 Colorful Accent 1" w:uiPriority="51"/>
+    <w:lsdException w:name="Grid Table 7 Colorful Accent 1" w:uiPriority="52"/>
+    <w:lsdException w:name="Grid Table 1 Light Accent 2" w:uiPriority="46"/>
+    <w:lsdException w:name="Grid Table 2 Accent 2" w:uiPriority="47"/>
+    <w:lsdException w:name="Grid Table 3 Accent 2" w:uiPriority="48"/>
+    <w:lsdException w:name="Grid Table 4 Accent 2" w:uiPriority="49"/>
+    <w:lsdException w:name="Grid Table 5 Dark Accent 2" w:uiPriority="50"/>
+    <w:lsdException w:name="Grid Table 6 Colorful Accent 2" w:uiPriority="51"/>
+    <w:lsdException w:name="Grid Table 7 Colorful Accent 2" w:uiPriority="52"/>
+    <w:lsdException w:name="Grid Table 1 Light Accent 3" w:uiPriority="46"/>
+    <w:lsdException w:name="Grid Table 2 Accent 3" w:uiPriority="47"/>
+    <w:lsdException w:name="Grid Table 3 Accent 3" w:uiPriority="48"/>
+    <w:lsdException w:name="Grid Table 4 Accent 3" w:uiPriority="49"/>
+    <w:lsdException w:name="Grid Table 5 Dark Accent 3" w:uiPriority="50"/>
+    <w:lsdException w:name="Grid Table 6 Colorful Accent 3" w:uiPriority="51"/>
+    <w:lsdException w:name="Grid Table 7 Colorful Accent 3" w:uiPriority="52"/>
+    <w:lsdException w:name="Grid Table 1 Light Accent 4" w:uiPriority="46"/>
+    <w:lsdException w:name="Grid Table 2 Accent 4" w:uiPriority="47"/>
+    <w:lsdException w:name="Grid Table 3 Accent 4" w:uiPriority="48"/>
+    <w:lsdException w:name="Grid Table 4 Accent 4" w:uiPriority="49"/>
+    <w:lsdException w:name="Grid Table 5 Dark Accent 4" w:uiPriority="50"/>
+    <w:lsdException w:name="Grid Table 6 Colorful Accent 4" w:uiPriority="51"/>
+    <w:lsdException w:name="Grid Table 7 Colorful Accent 4" w:uiPriority="52"/>
+    <w:lsdException w:name="Grid Table 1 Light Accent 5" w:uiPriority="46"/>
+    <w:lsdException w:name="Grid Table 2 Accent 5" w:uiPriority="47"/>
+    <w:lsdException w:name="Grid Table 3 Accent 5" w:uiPriority="48"/>
+    <w:lsdException w:name="Grid Table 4 Accent 5" w:uiPriority="49"/>
+    <w:lsdException w:name="Grid Table 5 Dark Accent 5" w:uiPriority="50"/>
+    <w:lsdException w:name="Grid Table 6 Colorful Accent 5" w:uiPriority="51"/>
+    <w:lsdException w:name="Grid Table 7 Colorful Accent 5" w:uiPriority="52"/>
+    <w:lsdException w:name="Grid Table 1 Light Accent 6" w:uiPriority="46"/>
+    <w:lsdException w:name="Grid Table 2 Accent 6" w:uiPriority="47"/>
+    <w:lsdException w:name="Grid Table 3 Accent 6" w:uiPriority="48"/>
+    <w:lsdException w:name="Grid Table 4 Accent 6" w:uiPriority="49"/>
+    <w:lsdException w:name="Grid Table 5 Dark Accent 6" w:uiPriority="50"/>
+    <w:lsdException w:name="Grid Table 6 Colorful Accent 6" w:uiPriority="51"/>
+    <w:lsdException w:name="Grid Table 7 Colorful Accent 6" w:uiPriority="52"/>
+    <w:lsdException w:name="List Table 1 Light" w:uiPriority="46"/>
+    <w:lsdException w:name="List Table 2" w:uiPriority="47"/>
+    <w:lsdException w:name="List Table 3" w:uiPriority="48"/>
+    <w:lsdException w:name="List Table 4" w:uiPriority="49"/>
+    <w:lsdException w:name="List Table 5 Dark" w:uiPriority="50"/>
+    <w:lsdException w:name="List Table 6 Colorful" w:uiPriority="51"/>
+    <w:lsdException w:name="List Table 7 Colorful" w:uiPriority="52"/>
+    <w:lsdException w:name="List Table 1 Light Accent 1" w:uiPriority="46"/>
+    <w:lsdException w:name="List Table 2 Accent 1" w:uiPriority="47"/>
+    <w:lsdException w:name="List Table 3 Accent 1" w:uiPriority="48"/>
+    <w:lsdException w:name="List Table 4 Accent 1" w:uiPriority="49"/>
+    <w:lsdException w:name="List Table 5 Dark Accent 1" w:uiPriority="50"/>
+    <w:lsdException w:name="List Table 6 Colorful Accent 1" w:uiPriority="51"/>
+    <w:lsdException w:name="List Table 7 Colorful Accent 1" w:uiPriority="52"/>
+    <w:lsdException w:name="List Table 1 Light Accent 2" w:uiPriority="46"/>
+    <w:lsdException w:name="List Table 2 Accent 2" w:uiPriority="47"/>
+    <w:lsdException w:name="List Table 3 Accent 2" w:uiPriority="48"/>
+    <w:lsdException w:name="List Table 4 Accent 2" w:uiPriority="49"/>
+    <w:lsdException w:name="List Table 5 Dark Accent 2" w:uiPriority="50"/>
+    <w:lsdException w:name="List Table 6 Colorful Accent 2" w:uiPriority="51"/>
+    <w:lsdException w:name="List Table 7 Colorful Accent 2" w:uiPriority="52"/>
+    <w:lsdException w:name="List Table 1 Light Accent 3" w:uiPriority="46"/>
+    <w:lsdException w:name="List Table 2 Accent 3" w:uiPriority="47"/>
+    <w:lsdException w:name="List Table 3 Accent 3" w:uiPriority="48"/>
+    <w:lsdException w:name="List Table 4 Accent 3" w:uiPriority="49"/>
+    <w:lsdException w:name="List Table 5 Dark Accent 3" w:uiPriority="50"/>
+    <w:lsdException w:name="List Table 6 Colorful Accent 3" w:uiPriority="51"/>
+    <w:lsdException w:name="List Table 7 Colorful Accent 3" w:uiPriority="52"/>
+    <w:lsdException w:name="List Table 1 Light Accent 4" w:uiPriority="46"/>
+    <w:lsdException w:name="List Table 2 Accent 4" w:uiPriority="47"/>
+    <w:lsdException w:name="List Table 3 Accent 4" w:uiPriority="48"/>
+    <w:lsdException w:name="List Table 4 Accent 4" w:uiPriority="49"/>
+    <w:lsdException w:name="List Table 5 Dark Accent 4" w:uiPriority="50"/>
+    <w:lsdException w:name="List Table 6 Colorful Accent 4" w:uiPriority="51"/>
+    <w:lsdException w:name="List Table 7 Colorful Accent 4" w:uiPriority="52"/>
+    <w:lsdException w:name="List Table 1 Light Accent 5" w:uiPriority="46"/>
+    <w:lsdException w:name="List Table 2 Accent 5" w:uiPriority="47"/>
+    <w:lsdException w:name="List Table 3 Accent 5" w:uiPriority="48"/>
+    <w:lsdException w:name="List Table 4 Accent 5" w:uiPriority="49"/>
+    <w:lsdException w:name="List Table 5 Dark Accent 5" w:uiPriority="50"/>
+    <w:lsdException w:name="List Table 6 Colorful Accent 5" w:uiPriority="51"/>
+    <w:lsdException w:name="List Table 7 Colorful Accent 5" w:uiPriority="52"/>
+    <w:lsdException w:name="List Table 1 Light Accent 6" w:uiPriority="46"/>
+    <w:lsdException w:name="List Table 2 Accent 6" w:uiPriority="47"/>
+    <w:lsdException w:name="List Table 3 Accent 6" w:uiPriority="48"/>
+    <w:lsdException w:name="List Table 4 Accent 6" w:uiPriority="49"/>
+    <w:lsdException w:name="List Table 5 Dark Accent 6" w:uiPriority="50"/>
+    <w:lsdException w:name="List Table 6 Colorful Accent 6" w:uiPriority="51"/>
+    <w:lsdException w:name="List Table 7 Colorful Accent 6" w:uiPriority="52"/>
+    <w:lsdException w:name="Mention" w:semiHidden="1" w:unhideWhenUsed="1"/>
+    <w:lsdException w:name="Smart Hyperlink" w:semiHidden="1" w:unhideWhenUsed="1"/>
+    <w:lsdException w:name="Hashtag" w:semiHidden="1" w:unhideWhenUsed="1"/>
+    <w:lsdException w:name="Unresolved Mention" w:semiHidden="1" w:unhideWhenUsed="1"/>
+    <w:lsdException w:name="Smart Link" w:semiHidden="1" w:unhideWhenUsed="1"/>
+  </w:latentStyles>
   <w:style w:default="1" w:styleId="Normal" w:type="paragraph">
     <w:name w:val="Normal"/>
     <w:qFormat/>
   </w:style>
-  <w:style w:styleId="BodyText" w:type="paragraph">
-    <w:name w:val="Body Text"/>
+  <w:style w:styleId="Heading1" w:type="paragraph">
+    <w:name w:val="heading 1"/>
     <w:basedOn w:val="Normal"/>
-    <w:link w:val="BodyTextChar"/>
+    <w:next w:val="Normal"/>
+    <w:link w:val="Heading1Char"/>
+    <w:uiPriority w:val="9"/>
     <w:qFormat/>
+    <w:rsid w:val="00846576"/>
     <w:pPr>
-      <w:spacing w:after="180" w:before="180"/>
+      <w:keepNext/>
+      <w:keepLines/>
+      <w:spacing w:after="80" w:before="360"/>
+      <w:outlineLvl w:val="0"/>
     </w:pPr>
+    <w:rPr>
+      <w:rFonts w:asciiTheme="majorHAnsi" w:cstheme="majorBidi" w:eastAsiaTheme="majorEastAsia" w:hAnsiTheme="majorHAnsi"/>
+      <w:b/>
+      <w:color w:val="002147"/>
+      <w:sz w:val="28"/>
+      <w:szCs w:val="40"/>
+    </w:rPr>
   </w:style>
-  <w:style w:customStyle="1" w:styleId="FirstParagraph" w:type="paragraph">
-    <w:name w:val="First Paragraph"/>
-    <w:basedOn w:val="BodyText"/>
-    <w:next w:val="BodyText"/>
+  <w:style w:styleId="Heading2" w:type="paragraph">
+    <w:name w:val="heading 2"/>
+    <w:basedOn w:val="Normal"/>
+    <w:next w:val="Normal"/>
+    <w:link w:val="Heading2Char"/>
+    <w:uiPriority w:val="9"/>
+    <w:semiHidden/>
+    <w:unhideWhenUsed/>
     <w:qFormat/>
+    <w:rsid w:val="00846576"/>
+    <w:pPr>
+      <w:keepNext/>
+      <w:keepLines/>
+      <w:spacing w:after="80" w:before="160"/>
+      <w:outlineLvl w:val="1"/>
+    </w:pPr>
+    <w:rPr>
+      <w:rFonts w:asciiTheme="majorHAnsi" w:cstheme="majorBidi" w:eastAsiaTheme="majorEastAsia" w:hAnsiTheme="majorHAnsi"/>
+      <w:color w:val="002147"/>
+      <w:szCs w:val="32"/>
+    </w:rPr>
   </w:style>
-  <w:style w:customStyle="1" w:styleId="Compact" w:type="paragraph">
-    <w:name w:val="Compact"/>
-    <w:basedOn w:val="BodyText"/>
+  <w:style w:styleId="Heading3" w:type="paragraph">
+    <w:name w:val="heading 3"/>
+    <w:basedOn w:val="Normal"/>
+    <w:next w:val="Normal"/>
+    <w:link w:val="Heading3Char"/>
+    <w:uiPriority w:val="9"/>
+    <w:unhideWhenUsed/>
     <w:qFormat/>
+    <w:rsid w:val="00846576"/>
     <w:pPr>
-      <w:spacing w:after="36" w:before="36"/>
+      <w:keepNext/>
+      <w:keepLines/>
+      <w:spacing w:after="80" w:before="160"/>
+      <w:outlineLvl w:val="2"/>
     </w:pPr>
+    <w:rPr>
+      <w:rFonts w:asciiTheme="minorHAnsi" w:cstheme="majorBidi" w:eastAsiaTheme="majorEastAsia" w:hAnsiTheme="minorHAnsi"/>
+      <w:color w:val="002147"/>
+      <w:sz w:val="22"/>
+      <w:szCs w:val="28"/>
+    </w:rPr>
+  </w:style>
+  <w:style w:styleId="Heading4" w:type="paragraph">
+    <w:name w:val="heading 4"/>
+    <w:basedOn w:val="Normal"/>
+    <w:next w:val="Normal"/>
+    <w:link w:val="Heading4Char"/>
+    <w:uiPriority w:val="9"/>
+    <w:semiHidden/>
+    <w:unhideWhenUsed/>
+    <w:qFormat/>
+    <w:rsid w:val="00846576"/>
+    <w:pPr>
+      <w:keepNext/>
+      <w:keepLines/>
+      <w:spacing w:after="40" w:before="80"/>
+      <w:outlineLvl w:val="3"/>
+    </w:pPr>
+    <w:rPr>
+      <w:rFonts w:asciiTheme="minorHAnsi" w:cstheme="majorBidi" w:eastAsiaTheme="majorEastAsia" w:hAnsiTheme="minorHAnsi"/>
+      <w:iCs/>
+      <w:color w:val="002147"/>
+    </w:rPr>
+  </w:style>
+  <w:style w:styleId="Heading5" w:type="paragraph">
+    <w:name w:val="heading 5"/>
+    <w:basedOn w:val="Normal"/>
+    <w:next w:val="Normal"/>
+    <w:link w:val="Heading5Char"/>
+    <w:uiPriority w:val="9"/>
+    <w:semiHidden/>
+    <w:unhideWhenUsed/>
+    <w:qFormat/>
+    <w:rsid w:val="00AF5CF1"/>
+    <w:pPr>
+      <w:keepNext/>
+      <w:keepLines/>
+      <w:spacing w:after="40" w:before="80"/>
+      <w:outlineLvl w:val="4"/>
+    </w:pPr>
+    <w:rPr>
+      <w:rFonts w:asciiTheme="minorHAnsi" w:cstheme="majorBidi" w:eastAsiaTheme="majorEastAsia" w:hAnsiTheme="minorHAnsi"/>
+      <w:color w:val="002147"/>
+    </w:rPr>
+  </w:style>
+  <w:style w:styleId="Heading6" w:type="paragraph">
+    <w:name w:val="heading 6"/>
+    <w:basedOn w:val="Normal"/>
+    <w:next w:val="Normal"/>
+    <w:link w:val="Heading6Char"/>
+    <w:uiPriority w:val="9"/>
+    <w:semiHidden/>
+    <w:unhideWhenUsed/>
+    <w:qFormat/>
+    <w:rsid w:val="00846576"/>
+    <w:pPr>
+      <w:keepNext/>
+      <w:keepLines/>
+      <w:spacing w:before="40"/>
+      <w:outlineLvl w:val="5"/>
+    </w:pPr>
+    <w:rPr>
+      <w:rFonts w:asciiTheme="minorHAnsi" w:cstheme="majorBidi" w:eastAsiaTheme="majorEastAsia" w:hAnsiTheme="minorHAnsi"/>
+      <w:iCs/>
+      <w:color w:themeColor="text1" w:themeTint="A6" w:val="595959"/>
+    </w:rPr>
+  </w:style>
+  <w:style w:styleId="Heading7" w:type="paragraph">
+    <w:name w:val="heading 7"/>
+    <w:basedOn w:val="Normal"/>
+    <w:next w:val="Normal"/>
+    <w:link w:val="Heading7Char"/>
+    <w:uiPriority w:val="9"/>
+    <w:semiHidden/>
+    <w:unhideWhenUsed/>
+    <w:qFormat/>
+    <w:rsid w:val="00AF5CF1"/>
+    <w:pPr>
+      <w:keepNext/>
+      <w:keepLines/>
+      <w:spacing w:before="40"/>
+      <w:outlineLvl w:val="6"/>
+    </w:pPr>
+    <w:rPr>
+      <w:rFonts w:asciiTheme="minorHAnsi" w:cstheme="majorBidi" w:eastAsiaTheme="majorEastAsia" w:hAnsiTheme="minorHAnsi"/>
+      <w:color w:themeColor="text1" w:themeTint="A6" w:val="595959"/>
+    </w:rPr>
+  </w:style>
+  <w:style w:styleId="Heading8" w:type="paragraph">
+    <w:name w:val="heading 8"/>
+    <w:basedOn w:val="Normal"/>
+    <w:next w:val="Normal"/>
+    <w:link w:val="Heading8Char"/>
+    <w:uiPriority w:val="9"/>
+    <w:semiHidden/>
+    <w:unhideWhenUsed/>
+    <w:qFormat/>
+    <w:rsid w:val="00846576"/>
+    <w:pPr>
+      <w:keepNext/>
+      <w:keepLines/>
+      <w:outlineLvl w:val="7"/>
+    </w:pPr>
+    <w:rPr>
+      <w:rFonts w:asciiTheme="minorHAnsi" w:cstheme="majorBidi" w:eastAsiaTheme="majorEastAsia" w:hAnsiTheme="minorHAnsi"/>
+      <w:iCs/>
+      <w:color w:themeColor="text1" w:themeTint="D8" w:val="272727"/>
+    </w:rPr>
+  </w:style>
+  <w:style w:styleId="Heading9" w:type="paragraph">
+    <w:name w:val="heading 9"/>
+    <w:basedOn w:val="Normal"/>
+    <w:next w:val="Normal"/>
+    <w:link w:val="Heading9Char"/>
+    <w:uiPriority w:val="9"/>
+    <w:semiHidden/>
+    <w:unhideWhenUsed/>
+    <w:qFormat/>
+    <w:rsid w:val="00846576"/>
+    <w:pPr>
+      <w:keepNext/>
+      <w:keepLines/>
+      <w:outlineLvl w:val="8"/>
+    </w:pPr>
+    <w:rPr>
+      <w:rFonts w:asciiTheme="minorHAnsi" w:cstheme="majorBidi" w:eastAsiaTheme="majorEastAsia" w:hAnsiTheme="minorHAnsi"/>
+      <w:color w:themeColor="text1" w:themeTint="D8" w:val="272727"/>
+      <w:sz w:val="22"/>
+    </w:rPr>
+  </w:style>
+  <w:style w:default="1" w:styleId="DefaultParagraphFont" w:type="character">
+    <w:name w:val="Default Paragraph Font"/>
+    <w:uiPriority w:val="1"/>
+    <w:semiHidden/>
+    <w:unhideWhenUsed/>
+  </w:style>
+  <w:style w:default="1" w:styleId="TableNormal" w:type="table">
+    <w:name w:val="Normal Table"/>
+    <w:uiPriority w:val="99"/>
+    <w:semiHidden/>
+    <w:unhideWhenUsed/>
+    <w:tblPr>
+      <w:tblInd w:type="dxa" w:w="0"/>
+      <w:tblCellMar>
+        <w:top w:type="dxa" w:w="0"/>
+        <w:left w:type="dxa" w:w="108"/>
+        <w:bottom w:type="dxa" w:w="0"/>
+        <w:right w:type="dxa" w:w="108"/>
+      </w:tblCellMar>
+    </w:tblPr>
+  </w:style>
+  <w:style w:default="1" w:styleId="NoList" w:type="numbering">
+    <w:name w:val="No List"/>
+    <w:uiPriority w:val="99"/>
+    <w:semiHidden/>
+    <w:unhideWhenUsed/>
+  </w:style>
+  <w:style w:customStyle="1" w:styleId="Heading1Char" w:type="character">
+    <w:name w:val="Heading 1 Char"/>
+    <w:basedOn w:val="DefaultParagraphFont"/>
+    <w:link w:val="Heading1"/>
+    <w:uiPriority w:val="9"/>
+    <w:rsid w:val="00846576"/>
+    <w:rPr>
+      <w:rFonts w:asciiTheme="majorHAnsi" w:cstheme="majorBidi" w:eastAsiaTheme="majorEastAsia" w:hAnsiTheme="majorHAnsi"/>
+      <w:b/>
+      <w:color w:val="002147"/>
+      <w:sz w:val="28"/>
+      <w:szCs w:val="40"/>
+    </w:rPr>
+  </w:style>
+  <w:style w:customStyle="1" w:styleId="Heading2Char" w:type="character">
+    <w:name w:val="Heading 2 Char"/>
+    <w:basedOn w:val="DefaultParagraphFont"/>
+    <w:link w:val="Heading2"/>
+    <w:uiPriority w:val="9"/>
+    <w:semiHidden/>
+    <w:rsid w:val="00846576"/>
+    <w:rPr>
+      <w:rFonts w:asciiTheme="majorHAnsi" w:cstheme="majorBidi" w:eastAsiaTheme="majorEastAsia" w:hAnsiTheme="majorHAnsi"/>
+      <w:color w:val="002147"/>
+      <w:szCs w:val="32"/>
+    </w:rPr>
+  </w:style>
+  <w:style w:customStyle="1" w:styleId="Heading3Char" w:type="character">
+    <w:name w:val="Heading 3 Char"/>
+    <w:basedOn w:val="DefaultParagraphFont"/>
+    <w:link w:val="Heading3"/>
+    <w:uiPriority w:val="9"/>
+    <w:rsid w:val="00846576"/>
+    <w:rPr>
+      <w:rFonts w:asciiTheme="minorHAnsi" w:cstheme="majorBidi" w:eastAsiaTheme="majorEastAsia" w:hAnsiTheme="minorHAnsi"/>
+      <w:color w:val="002147"/>
+      <w:sz w:val="22"/>
+      <w:szCs w:val="28"/>
+    </w:rPr>
+  </w:style>
+  <w:style w:customStyle="1" w:styleId="Heading4Char" w:type="character">
+    <w:name w:val="Heading 4 Char"/>
+    <w:basedOn w:val="DefaultParagraphFont"/>
+    <w:link w:val="Heading4"/>
+    <w:uiPriority w:val="9"/>
+    <w:semiHidden/>
+    <w:rsid w:val="00846576"/>
+    <w:rPr>
+      <w:rFonts w:asciiTheme="minorHAnsi" w:cstheme="majorBidi" w:eastAsiaTheme="majorEastAsia" w:hAnsiTheme="minorHAnsi"/>
+      <w:iCs/>
+      <w:color w:val="002147"/>
+    </w:rPr>
+  </w:style>
+  <w:style w:customStyle="1" w:styleId="Heading5Char" w:type="character">
+    <w:name w:val="Heading 5 Char"/>
+    <w:basedOn w:val="DefaultParagraphFont"/>
+    <w:link w:val="Heading5"/>
+    <w:uiPriority w:val="9"/>
+    <w:semiHidden/>
+    <w:rsid w:val="00AF5CF1"/>
+    <w:rPr>
+      <w:rFonts w:asciiTheme="minorHAnsi" w:cstheme="majorBidi" w:eastAsiaTheme="majorEastAsia" w:hAnsiTheme="minorHAnsi"/>
+      <w:color w:val="002147"/>
+    </w:rPr>
+  </w:style>
+  <w:style w:customStyle="1" w:styleId="Heading6Char" w:type="character">
+    <w:name w:val="Heading 6 Char"/>
+    <w:basedOn w:val="DefaultParagraphFont"/>
+    <w:link w:val="Heading6"/>
+    <w:uiPriority w:val="9"/>
+    <w:semiHidden/>
+    <w:rsid w:val="00846576"/>
+    <w:rPr>
+      <w:rFonts w:asciiTheme="minorHAnsi" w:cstheme="majorBidi" w:eastAsiaTheme="majorEastAsia" w:hAnsiTheme="minorHAnsi"/>
+      <w:iCs/>
+      <w:color w:themeColor="text1" w:themeTint="A6" w:val="595959"/>
+    </w:rPr>
+  </w:style>
+  <w:style w:customStyle="1" w:styleId="Heading7Char" w:type="character">
+    <w:name w:val="Heading 7 Char"/>
+    <w:basedOn w:val="DefaultParagraphFont"/>
+    <w:link w:val="Heading7"/>
+    <w:uiPriority w:val="9"/>
+    <w:semiHidden/>
+    <w:rsid w:val="00AF5CF1"/>
+    <w:rPr>
+      <w:rFonts w:asciiTheme="minorHAnsi" w:cstheme="majorBidi" w:eastAsiaTheme="majorEastAsia" w:hAnsiTheme="minorHAnsi"/>
+      <w:color w:themeColor="text1" w:themeTint="A6" w:val="595959"/>
+    </w:rPr>
+  </w:style>
+  <w:style w:customStyle="1" w:styleId="Heading8Char" w:type="character">
+    <w:name w:val="Heading 8 Char"/>
+    <w:basedOn w:val="DefaultParagraphFont"/>
+    <w:link w:val="Heading8"/>
+    <w:uiPriority w:val="9"/>
+    <w:semiHidden/>
+    <w:rsid w:val="00846576"/>
+    <w:rPr>
+      <w:rFonts w:asciiTheme="minorHAnsi" w:cstheme="majorBidi" w:eastAsiaTheme="majorEastAsia" w:hAnsiTheme="minorHAnsi"/>
+      <w:iCs/>
+      <w:color w:themeColor="text1" w:themeTint="D8" w:val="272727"/>
+    </w:rPr>
+  </w:style>
+  <w:style w:customStyle="1" w:styleId="Heading9Char" w:type="character">
+    <w:name w:val="Heading 9 Char"/>
+    <w:basedOn w:val="DefaultParagraphFont"/>
+    <w:link w:val="Heading9"/>
+    <w:uiPriority w:val="9"/>
+    <w:semiHidden/>
+    <w:rsid w:val="00846576"/>
+    <w:rPr>
+      <w:rFonts w:asciiTheme="minorHAnsi" w:cstheme="majorBidi" w:eastAsiaTheme="majorEastAsia" w:hAnsiTheme="minorHAnsi"/>
+      <w:color w:themeColor="text1" w:themeTint="D8" w:val="272727"/>
+      <w:sz w:val="22"/>
+    </w:rPr>
   </w:style>
   <w:style w:styleId="Title" w:type="paragraph">
     <w:name w:val="Title"/>
     <w:basedOn w:val="Normal"/>
-    <w:next w:val="BodyText"/>
+    <w:next w:val="Normal"/>
     <w:link w:val="TitleChar"/>
     <w:uiPriority w:val="10"/>
     <w:qFormat/>
-    <w:rsid w:val="00A10FD9"/>
+    <w:rsid w:val="00AF5CF1"/>
     <w:pPr>
-      <w:spacing w:after="80" w:line="240" w:lineRule="auto"/>
+      <w:spacing w:after="80"/>
       <w:contextualSpacing/>
-      <w:jc w:val="center"/>
     </w:pPr>
     <w:rPr>
       <w:rFonts w:asciiTheme="majorHAnsi" w:cstheme="majorBidi" w:eastAsiaTheme="majorEastAsia" w:hAnsiTheme="majorHAnsi"/>
-      <w:sz w:val="56"/>
-      <w:szCs w:val="56"/>
+      <w:spacing w:val="-10"/>
+      <w:kern w:val="28"/>
+      <w:sz w:val="40"/>
+      <w:szCs w:val="40"/>
     </w:rPr>
   </w:style>
   <w:style w:customStyle="1" w:styleId="TitleChar" w:type="character">
@@ -5776,28 +6467,32 @@
     <w:basedOn w:val="DefaultParagraphFont"/>
     <w:link w:val="Title"/>
     <w:uiPriority w:val="10"/>
-    <w:rsid w:val="00A10FD9"/>
+    <w:rsid w:val="00AF5CF1"/>
     <w:rPr>
       <w:rFonts w:asciiTheme="majorHAnsi" w:cstheme="majorBidi" w:eastAsiaTheme="majorEastAsia" w:hAnsiTheme="majorHAnsi"/>
-      <w:sz w:val="56"/>
-      <w:szCs w:val="56"/>
+      <w:spacing w:val="-10"/>
+      <w:kern w:val="28"/>
+      <w:sz w:val="40"/>
+      <w:szCs w:val="40"/>
     </w:rPr>
   </w:style>
   <w:style w:styleId="Subtitle" w:type="paragraph">
     <w:name w:val="Subtitle"/>
-    <w:basedOn w:val="Title"/>
-    <w:next w:val="BodyText"/>
+    <w:basedOn w:val="Normal"/>
+    <w:next w:val="Normal"/>
     <w:link w:val="SubtitleChar"/>
     <w:uiPriority w:val="11"/>
     <w:qFormat/>
-    <w:rsid w:val="00A10FD9"/>
+    <w:rsid w:val="00AF5CF1"/>
     <w:pPr>
       <w:numPr>
         <w:ilvl w:val="1"/>
       </w:numPr>
+      <w:spacing w:after="160"/>
     </w:pPr>
     <w:rPr>
-      <w:rFonts w:cstheme="majorBidi" w:eastAsiaTheme="majorEastAsia"/>
+      <w:rFonts w:asciiTheme="minorHAnsi" w:cstheme="majorBidi" w:eastAsiaTheme="majorEastAsia" w:hAnsiTheme="minorHAnsi"/>
+      <w:color w:themeColor="text1" w:themeTint="A6" w:val="595959"/>
       <w:spacing w:val="15"/>
       <w:sz w:val="28"/>
       <w:szCs w:val="28"/>
@@ -5808,821 +6503,446 @@
     <w:basedOn w:val="DefaultParagraphFont"/>
     <w:link w:val="Subtitle"/>
     <w:uiPriority w:val="11"/>
-    <w:rsid w:val="00A10FD9"/>
+    <w:rsid w:val="00AF5CF1"/>
     <w:rPr>
-      <w:rFonts w:cstheme="majorBidi" w:eastAsiaTheme="majorEastAsia"/>
+      <w:rFonts w:asciiTheme="minorHAnsi" w:cstheme="majorBidi" w:eastAsiaTheme="majorEastAsia" w:hAnsiTheme="minorHAnsi"/>
       <w:color w:themeColor="text1" w:themeTint="A6" w:val="595959"/>
       <w:spacing w:val="15"/>
       <w:sz w:val="28"/>
       <w:szCs w:val="28"/>
     </w:rPr>
   </w:style>
-  <w:style w:customStyle="1" w:styleId="Author" w:type="paragraph">
-    <w:name w:val="Author"/>
-    <w:basedOn w:val="Title"/>
-    <w:next w:val="BodyText"/>
+  <w:style w:styleId="Quote" w:type="paragraph">
+    <w:name w:val="Quote"/>
+    <w:basedOn w:val="Normal"/>
+    <w:next w:val="Normal"/>
+    <w:link w:val="QuoteChar"/>
+    <w:uiPriority w:val="29"/>
     <w:qFormat/>
+    <w:rsid w:val="00AF5CF1"/>
     <w:pPr>
-      <w:keepNext/>
-      <w:keepLines/>
-    </w:pPr>
-    <w:rPr>
-      <w:sz w:val="24"/>
-      <w:szCs w:val="24"/>
-    </w:rPr>
-  </w:style>
-  <w:style w:styleId="Date" w:type="paragraph">
-    <w:name w:val="Date"/>
-    <w:basedOn w:val="Title"/>
-    <w:next w:val="BodyText"/>
-    <w:qFormat/>
-    <w:pPr>
-      <w:keepNext/>
-      <w:keepLines/>
-    </w:pPr>
-    <w:rPr>
-      <w:sz w:val="24"/>
-      <w:szCs w:val="24"/>
-    </w:rPr>
-  </w:style>
-  <w:style w:customStyle="1" w:styleId="AbstractTitle" w:type="paragraph">
-    <w:name w:val="Abstract Title"/>
-    <w:basedOn w:val="Normal"/>
-    <w:next w:val="Abstract"/>
-    <w:qFormat/>
-    <w:pPr>
-      <w:keepNext/>
-      <w:keepLines/>
-      <w:spacing w:after="0" w:before="300"/>
+      <w:spacing w:after="160" w:before="160"/>
       <w:jc w:val="center"/>
     </w:pPr>
     <w:rPr>
+      <w:i/>
+      <w:iCs/>
+      <w:color w:themeColor="text1" w:themeTint="BF" w:val="404040"/>
+    </w:rPr>
+  </w:style>
+  <w:style w:customStyle="1" w:styleId="QuoteChar" w:type="character">
+    <w:name w:val="Quote Char"/>
+    <w:basedOn w:val="DefaultParagraphFont"/>
+    <w:link w:val="Quote"/>
+    <w:uiPriority w:val="29"/>
+    <w:rsid w:val="00AF5CF1"/>
+    <w:rPr>
+      <w:i/>
+      <w:iCs/>
+      <w:color w:themeColor="text1" w:themeTint="BF" w:val="404040"/>
+    </w:rPr>
+  </w:style>
+  <w:style w:styleId="ListParagraph" w:type="paragraph">
+    <w:name w:val="List Paragraph"/>
+    <w:basedOn w:val="Normal"/>
+    <w:uiPriority w:val="34"/>
+    <w:qFormat/>
+    <w:rsid w:val="00AF5CF1"/>
+    <w:pPr>
+      <w:ind w:left="720"/>
+      <w:contextualSpacing/>
+    </w:pPr>
+  </w:style>
+  <w:style w:styleId="IntenseEmphasis" w:type="character">
+    <w:name w:val="Intense Emphasis"/>
+    <w:basedOn w:val="DefaultParagraphFont"/>
+    <w:uiPriority w:val="21"/>
+    <w:qFormat/>
+    <w:rsid w:val="00AF5CF1"/>
+    <w:rPr>
+      <w:i/>
+      <w:iCs/>
+      <w:color w:val="002147"/>
+    </w:rPr>
+  </w:style>
+  <w:style w:styleId="IntenseQuote" w:type="paragraph">
+    <w:name w:val="Intense Quote"/>
+    <w:basedOn w:val="Normal"/>
+    <w:next w:val="Normal"/>
+    <w:link w:val="IntenseQuoteChar"/>
+    <w:uiPriority w:val="30"/>
+    <w:qFormat/>
+    <w:rsid w:val="00AF5CF1"/>
+    <w:pPr>
+      <w:pBdr>
+        <w:top w:color="002147" w:space="10" w:sz="4" w:val="single"/>
+        <w:bottom w:color="002147" w:space="10" w:sz="4" w:val="single"/>
+      </w:pBdr>
+      <w:spacing w:after="360" w:before="360"/>
+      <w:ind w:left="864" w:right="864"/>
+      <w:jc w:val="center"/>
+    </w:pPr>
+    <w:rPr>
+      <w:i/>
+      <w:iCs/>
+      <w:color w:val="002147"/>
+    </w:rPr>
+  </w:style>
+  <w:style w:customStyle="1" w:styleId="IntenseQuoteChar" w:type="character">
+    <w:name w:val="Intense Quote Char"/>
+    <w:basedOn w:val="DefaultParagraphFont"/>
+    <w:link w:val="IntenseQuote"/>
+    <w:uiPriority w:val="30"/>
+    <w:rsid w:val="00AF5CF1"/>
+    <w:rPr>
+      <w:i/>
+      <w:iCs/>
+      <w:color w:val="002147"/>
+    </w:rPr>
+  </w:style>
+  <w:style w:styleId="IntenseReference" w:type="character">
+    <w:name w:val="Intense Reference"/>
+    <w:basedOn w:val="DefaultParagraphFont"/>
+    <w:uiPriority w:val="32"/>
+    <w:qFormat/>
+    <w:rsid w:val="00AF5CF1"/>
+    <w:rPr>
       <w:b/>
-      <w:sz w:val="20"/>
+      <w:bCs/>
+      <w:smallCaps/>
+      <w:color w:val="002147"/>
+      <w:spacing w:val="5"/>
+    </w:rPr>
+  </w:style>
+  <w:style w:styleId="HTMLCode" w:type="character">
+    <w:name w:val="HTML Code"/>
+    <w:basedOn w:val="DefaultParagraphFont"/>
+    <w:uiPriority w:val="99"/>
+    <w:unhideWhenUsed/>
+    <w:rsid w:val="00771E03"/>
+    <w:rPr>
+      <w:rFonts w:ascii="Consolas" w:cs="Consolas" w:hAnsi="Consolas"/>
+      <w:sz w:val="18"/>
       <w:szCs w:val="20"/>
     </w:rPr>
   </w:style>
-  <w:style w:customStyle="1" w:styleId="Abstract" w:type="paragraph">
-    <w:name w:val="Abstract"/>
+  <w:style w:customStyle="1" w:styleId="Code" w:type="paragraph">
+    <w:name w:val="Code"/>
     <w:basedOn w:val="Normal"/>
-    <w:next w:val="BodyText"/>
+    <w:next w:val="Normal"/>
     <w:qFormat/>
+    <w:rsid w:val="00BC28E9"/>
     <w:pPr>
-      <w:keepNext/>
-      <w:keepLines/>
-      <w:spacing w:after="300" w:before="100"/>
+      <w:pBdr>
+        <w:top w:color="FF0000" w:space="1" w:sz="8" w:val="single"/>
+        <w:left w:color="FF0000" w:space="4" w:sz="8" w:val="single"/>
+        <w:bottom w:color="FF0000" w:space="1" w:sz="8" w:val="single"/>
+        <w:right w:color="FF0000" w:space="4" w:sz="8" w:val="single"/>
+      </w:pBdr>
+      <w:shd w:color="auto" w:fill="auto" w:val="pct15"/>
+      <w:spacing w:after="120" w:before="120"/>
+      <w:ind w:left="432" w:right="432"/>
     </w:pPr>
+    <w:rPr>
+      <w:rFonts w:ascii="Courier New" w:hAnsi="Courier New"/>
+      <w:sz w:val="18"/>
+    </w:rPr>
+  </w:style>
+  <w:style w:customStyle="1" w:styleId="SourceCode" w:type="paragraph">
+    <w:name w:val="Source Code"/>
+    <w:basedOn w:val="Normal"/>
+    <w:qFormat/>
+    <w:rsid w:val="00771E03"/>
+    <w:pPr>
+      <w:pBdr>
+        <w:top w:color="auto" w:space="1" w:sz="8" w:val="single"/>
+        <w:left w:color="auto" w:space="4" w:sz="8" w:val="single"/>
+        <w:bottom w:color="auto" w:space="1" w:sz="8" w:val="single"/>
+        <w:right w:color="auto" w:space="4" w:sz="8" w:val="single"/>
+      </w:pBdr>
+      <w:shd w:color="auto" w:fill="auto" w:val="pct15"/>
+      <w:spacing w:after="240" w:before="240"/>
+      <w:ind w:left="432" w:right="432"/>
+    </w:pPr>
+    <w:rPr>
+      <w:rFonts w:ascii="Courier New" w:hAnsi="Courier New"/>
+      <w:sz w:val="20"/>
+    </w:rPr>
+  </w:style>
+  <w:style w:customStyle="1" w:styleId="Verbatim" w:type="paragraph">
+    <w:name w:val="Verbatim"/>
+    <w:basedOn w:val="Normal"/>
+    <w:qFormat/>
+    <w:rsid w:val="00771E03"/>
+    <w:pPr>
+      <w:shd w:color="auto" w:fill="auto" w:val="pct15"/>
+      <w:spacing w:after="240" w:before="240"/>
+      <w:ind w:left="432" w:right="432"/>
+    </w:pPr>
+    <w:rPr>
+      <w:rFonts w:ascii="Courier New" w:hAnsi="Courier New"/>
+      <w:sz w:val="18"/>
+    </w:rPr>
+  </w:style>
+  <w:style w:customStyle="1" w:styleId="CodeBlock" w:type="paragraph">
+    <w:name w:val="Code Block"/>
+    <w:basedOn w:val="Verbatim"/>
+    <w:qFormat/>
+    <w:rsid w:val="00BC28E9"/>
+  </w:style>
+  <w:style w:styleId="CommentText" w:type="paragraph">
+    <w:name w:val="annotation text"/>
+    <w:basedOn w:val="Normal"/>
+    <w:link w:val="CommentTextChar"/>
+    <w:uiPriority w:val="99"/>
+    <w:unhideWhenUsed/>
+    <w:rsid w:val="00771E03"/>
     <w:rPr>
       <w:sz w:val="20"/>
       <w:szCs w:val="20"/>
     </w:rPr>
   </w:style>
-  <w:style w:styleId="Bibliography" w:type="paragraph">
-    <w:name w:val="Bibliography"/>
-    <w:basedOn w:val="Normal"/>
-    <w:next w:val="Bibliography"/>
-    <w:qFormat/>
-    <w:pPr/>
-    <w:rPr/>
-  </w:style>
-  <w:style w:styleId="Heading1" w:type="paragraph">
-    <w:name w:val="heading 1"/>
-    <w:basedOn w:val="Normal"/>
-    <w:next w:val="BodyText"/>
-    <w:link w:val="Heading1Char"/>
-    <w:uiPriority w:val="9"/>
-    <w:qFormat/>
-    <w:rsid w:val="00A10FD9"/>
-    <w:pPr>
-      <w:keepNext/>
-      <w:keepLines/>
-      <w:spacing w:after="80" w:before="360"/>
-      <w:outlineLvl w:val="0"/>
-    </w:pPr>
+  <w:style w:customStyle="1" w:styleId="CommentTextChar" w:type="character">
+    <w:name w:val="Comment Text Char"/>
+    <w:basedOn w:val="DefaultParagraphFont"/>
+    <w:link w:val="CommentText"/>
+    <w:uiPriority w:val="99"/>
+    <w:rsid w:val="00771E03"/>
     <w:rPr>
-      <w:rFonts w:asciiTheme="majorHAnsi" w:cstheme="majorBidi" w:eastAsiaTheme="majorEastAsia" w:hAnsiTheme="majorHAnsi"/>
-      <w:color w:themeColor="accent1" w:themeShade="BF" w:val="0F4761"/>
-      <w:sz w:val="40"/>
-      <w:szCs w:val="40"/>
+      <w:sz w:val="20"/>
+      <w:szCs w:val="20"/>
     </w:rPr>
   </w:style>
-  <w:style w:styleId="Heading2" w:type="paragraph">
-    <w:name w:val="heading 2"/>
+  <w:style w:styleId="TOC1" w:type="paragraph">
+    <w:name w:val="toc 1"/>
     <w:basedOn w:val="Normal"/>
-    <w:next w:val="BodyText"/>
-    <w:link w:val="Heading2Char"/>
-    <w:uiPriority w:val="9"/>
-    <w:semiHidden/>
-    <w:unhideWhenUsed/>
-    <w:qFormat/>
-    <w:rsid w:val="00A10FD9"/>
-    <w:pPr>
-      <w:keepNext/>
-      <w:keepLines/>
-      <w:spacing w:after="80" w:before="160"/>
-      <w:outlineLvl w:val="1"/>
-    </w:pPr>
-    <w:rPr>
-      <w:rFonts w:asciiTheme="majorHAnsi" w:cstheme="majorBidi" w:eastAsiaTheme="majorEastAsia" w:hAnsiTheme="majorHAnsi"/>
-      <w:color w:themeColor="accent1" w:themeShade="BF" w:val="0F4761"/>
-      <w:sz w:val="32"/>
-      <w:szCs w:val="32"/>
-    </w:rPr>
-  </w:style>
-  <w:style w:styleId="Heading3" w:type="paragraph">
-    <w:name w:val="heading 3"/>
-    <w:basedOn w:val="Normal"/>
-    <w:next w:val="BodyText"/>
-    <w:link w:val="Heading3Char"/>
-    <w:uiPriority w:val="9"/>
-    <w:semiHidden/>
-    <w:unhideWhenUsed/>
-    <w:qFormat/>
-    <w:rsid w:val="00A10FD9"/>
-    <w:pPr>
-      <w:keepNext/>
-      <w:keepLines/>
-      <w:spacing w:after="80" w:before="160"/>
-      <w:outlineLvl w:val="2"/>
-    </w:pPr>
-    <w:rPr>
-      <w:rFonts w:cstheme="majorBidi" w:eastAsiaTheme="majorEastAsia"/>
-      <w:color w:themeColor="accent1" w:themeShade="BF" w:val="0F4761"/>
-      <w:sz w:val="28"/>
-      <w:szCs w:val="28"/>
-    </w:rPr>
-  </w:style>
-  <w:style w:styleId="Heading4" w:type="paragraph">
-    <w:name w:val="heading 4"/>
-    <w:basedOn w:val="Normal"/>
-    <w:next w:val="BodyText"/>
-    <w:link w:val="Heading4Char"/>
-    <w:uiPriority w:val="9"/>
-    <w:semiHidden/>
-    <w:unhideWhenUsed/>
-    <w:qFormat/>
-    <w:rsid w:val="00A10FD9"/>
-    <w:pPr>
-      <w:keepNext/>
-      <w:keepLines/>
-      <w:spacing w:after="40" w:before="80"/>
-      <w:outlineLvl w:val="3"/>
-    </w:pPr>
-    <w:rPr>
-      <w:rFonts w:cstheme="majorBidi" w:eastAsiaTheme="majorEastAsia"/>
-      <w:i/>
-      <w:iCs/>
-      <w:color w:themeColor="accent1" w:themeShade="BF" w:val="0F4761"/>
-    </w:rPr>
-  </w:style>
-  <w:style w:styleId="Heading5" w:type="paragraph">
-    <w:name w:val="heading 5"/>
-    <w:basedOn w:val="Normal"/>
-    <w:next w:val="BodyText"/>
-    <w:link w:val="Heading5Char"/>
-    <w:uiPriority w:val="9"/>
-    <w:semiHidden/>
-    <w:unhideWhenUsed/>
-    <w:qFormat/>
-    <w:rsid w:val="00A10FD9"/>
-    <w:pPr>
-      <w:keepNext/>
-      <w:keepLines/>
-      <w:spacing w:after="40" w:before="80"/>
-      <w:outlineLvl w:val="4"/>
-    </w:pPr>
-    <w:rPr>
-      <w:rFonts w:cstheme="majorBidi" w:eastAsiaTheme="majorEastAsia"/>
-      <w:color w:themeColor="accent1" w:themeShade="BF" w:val="0F4761"/>
-    </w:rPr>
-  </w:style>
-  <w:style w:styleId="Heading6" w:type="paragraph">
-    <w:name w:val="heading 6"/>
-    <w:basedOn w:val="Normal"/>
-    <w:next w:val="BodyText"/>
-    <w:link w:val="Heading6Char"/>
-    <w:uiPriority w:val="9"/>
-    <w:semiHidden/>
-    <w:unhideWhenUsed/>
-    <w:qFormat/>
-    <w:rsid w:val="00A10FD9"/>
-    <w:pPr>
-      <w:keepNext/>
-      <w:keepLines/>
-      <w:spacing w:after="0" w:before="40"/>
-      <w:outlineLvl w:val="5"/>
-    </w:pPr>
-    <w:rPr>
-      <w:rFonts w:cstheme="majorBidi" w:eastAsiaTheme="majorEastAsia"/>
-      <w:i/>
-      <w:iCs/>
-      <w:color w:themeColor="text1" w:themeTint="A6" w:val="595959"/>
-    </w:rPr>
-  </w:style>
-  <w:style w:styleId="Heading7" w:type="paragraph">
-    <w:name w:val="heading 7"/>
-    <w:basedOn w:val="Normal"/>
-    <w:next w:val="BodyText"/>
-    <w:link w:val="Heading7Char"/>
-    <w:uiPriority w:val="9"/>
-    <w:semiHidden/>
-    <w:unhideWhenUsed/>
-    <w:qFormat/>
-    <w:rsid w:val="00A10FD9"/>
-    <w:pPr>
-      <w:keepNext/>
-      <w:keepLines/>
-      <w:spacing w:after="0" w:before="40"/>
-      <w:outlineLvl w:val="6"/>
-    </w:pPr>
-    <w:rPr>
-      <w:rFonts w:cstheme="majorBidi" w:eastAsiaTheme="majorEastAsia"/>
-      <w:color w:themeColor="text1" w:themeTint="A6" w:val="595959"/>
-    </w:rPr>
-  </w:style>
-  <w:style w:styleId="Heading8" w:type="paragraph">
-    <w:name w:val="heading 8"/>
-    <w:basedOn w:val="Normal"/>
-    <w:next w:val="BodyText"/>
-    <w:link w:val="Heading8Char"/>
-    <w:uiPriority w:val="9"/>
-    <w:semiHidden/>
-    <w:unhideWhenUsed/>
-    <w:qFormat/>
-    <w:rsid w:val="00A10FD9"/>
-    <w:pPr>
-      <w:keepNext/>
-      <w:keepLines/>
-      <w:spacing w:after="0"/>
-      <w:outlineLvl w:val="7"/>
-    </w:pPr>
-    <w:rPr>
-      <w:rFonts w:cstheme="majorBidi" w:eastAsiaTheme="majorEastAsia"/>
-      <w:i/>
-      <w:iCs/>
-      <w:color w:themeColor="text1" w:themeTint="D8" w:val="272727"/>
-    </w:rPr>
-  </w:style>
-  <w:style w:styleId="Heading9" w:type="paragraph">
-    <w:name w:val="heading 9"/>
-    <w:basedOn w:val="Normal"/>
-    <w:next w:val="BodyText"/>
-    <w:link w:val="Heading9Char"/>
-    <w:uiPriority w:val="9"/>
-    <w:semiHidden/>
-    <w:unhideWhenUsed/>
-    <w:qFormat/>
-    <w:rsid w:val="00A10FD9"/>
-    <w:pPr>
-      <w:keepNext/>
-      <w:keepLines/>
-      <w:spacing w:after="0"/>
-      <w:outlineLvl w:val="8"/>
-    </w:pPr>
-    <w:rPr>
-      <w:rFonts w:cstheme="majorBidi" w:eastAsiaTheme="majorEastAsia"/>
-      <w:color w:themeColor="text1" w:themeTint="D8" w:val="272727"/>
-    </w:rPr>
-  </w:style>
-  <w:style w:customStyle="1" w:styleId="Heading1Char" w:type="character">
-    <w:name w:val="Heading 1 Char"/>
-    <w:basedOn w:val="DefaultParagraphFont"/>
-    <w:link w:val="Heading1"/>
-    <w:uiPriority w:val="9"/>
-    <w:rsid w:val="00A10FD9"/>
-    <w:rPr>
-      <w:rFonts w:asciiTheme="majorHAnsi" w:cstheme="majorBidi" w:eastAsiaTheme="majorEastAsia" w:hAnsiTheme="majorHAnsi"/>
-      <w:color w:themeColor="accent1" w:themeShade="BF" w:val="0F4761"/>
-      <w:sz w:val="40"/>
-      <w:szCs w:val="40"/>
-    </w:rPr>
-  </w:style>
-  <w:style w:customStyle="1" w:styleId="Heading2Char" w:type="character">
-    <w:name w:val="Heading 2 Char"/>
-    <w:basedOn w:val="DefaultParagraphFont"/>
-    <w:link w:val="Heading2"/>
-    <w:uiPriority w:val="9"/>
-    <w:semiHidden/>
-    <w:rsid w:val="00A10FD9"/>
-    <w:rPr>
-      <w:rFonts w:asciiTheme="majorHAnsi" w:cstheme="majorBidi" w:eastAsiaTheme="majorEastAsia" w:hAnsiTheme="majorHAnsi"/>
-      <w:color w:themeColor="accent1" w:themeShade="BF" w:val="0F4761"/>
-      <w:sz w:val="32"/>
-      <w:szCs w:val="32"/>
-    </w:rPr>
-  </w:style>
-  <w:style w:customStyle="1" w:styleId="Heading3Char" w:type="character">
-    <w:name w:val="Heading 3 Char"/>
-    <w:basedOn w:val="DefaultParagraphFont"/>
-    <w:link w:val="Heading3"/>
-    <w:uiPriority w:val="9"/>
-    <w:semiHidden/>
-    <w:rsid w:val="00A10FD9"/>
-    <w:rPr>
-      <w:rFonts w:cstheme="majorBidi" w:eastAsiaTheme="majorEastAsia"/>
-      <w:color w:themeColor="accent1" w:themeShade="BF" w:val="0F4761"/>
-      <w:sz w:val="28"/>
-      <w:szCs w:val="28"/>
-    </w:rPr>
-  </w:style>
-  <w:style w:customStyle="1" w:styleId="Heading4Char" w:type="character">
-    <w:name w:val="Heading 4 Char"/>
-    <w:basedOn w:val="DefaultParagraphFont"/>
-    <w:link w:val="Heading4"/>
-    <w:uiPriority w:val="9"/>
-    <w:semiHidden/>
-    <w:rsid w:val="00A10FD9"/>
-    <w:rPr>
-      <w:rFonts w:cstheme="majorBidi" w:eastAsiaTheme="majorEastAsia"/>
-      <w:i/>
-      <w:iCs/>
-      <w:color w:themeColor="accent1" w:themeShade="BF" w:val="0F4761"/>
-    </w:rPr>
-  </w:style>
-  <w:style w:customStyle="1" w:styleId="Heading5Char" w:type="character">
-    <w:name w:val="Heading 5 Char"/>
-    <w:basedOn w:val="DefaultParagraphFont"/>
-    <w:link w:val="Heading5"/>
-    <w:uiPriority w:val="9"/>
-    <w:semiHidden/>
-    <w:rsid w:val="00A10FD9"/>
-    <w:rPr>
-      <w:rFonts w:cstheme="majorBidi" w:eastAsiaTheme="majorEastAsia"/>
-      <w:color w:themeColor="accent1" w:themeShade="BF" w:val="0F4761"/>
-    </w:rPr>
-  </w:style>
-  <w:style w:customStyle="1" w:styleId="Heading6Char" w:type="character">
-    <w:name w:val="Heading 6 Char"/>
-    <w:basedOn w:val="DefaultParagraphFont"/>
-    <w:link w:val="Heading6"/>
-    <w:uiPriority w:val="9"/>
-    <w:semiHidden/>
-    <w:rsid w:val="00A10FD9"/>
-    <w:rPr>
-      <w:rFonts w:cstheme="majorBidi" w:eastAsiaTheme="majorEastAsia"/>
-      <w:i/>
-      <w:iCs/>
-      <w:color w:themeColor="text1" w:themeTint="A6" w:val="595959"/>
-    </w:rPr>
-  </w:style>
-  <w:style w:customStyle="1" w:styleId="Heading7Char" w:type="character">
-    <w:name w:val="Heading 7 Char"/>
-    <w:basedOn w:val="DefaultParagraphFont"/>
-    <w:link w:val="Heading7"/>
-    <w:uiPriority w:val="9"/>
-    <w:semiHidden/>
-    <w:rsid w:val="00A10FD9"/>
-    <w:rPr>
-      <w:rFonts w:cstheme="majorBidi" w:eastAsiaTheme="majorEastAsia"/>
-      <w:color w:themeColor="text1" w:themeTint="A6" w:val="595959"/>
-    </w:rPr>
-  </w:style>
-  <w:style w:customStyle="1" w:styleId="Heading8Char" w:type="character">
-    <w:name w:val="Heading 8 Char"/>
-    <w:basedOn w:val="DefaultParagraphFont"/>
-    <w:link w:val="Heading8"/>
-    <w:uiPriority w:val="9"/>
-    <w:semiHidden/>
-    <w:rsid w:val="00A10FD9"/>
-    <w:rPr>
-      <w:rFonts w:cstheme="majorBidi" w:eastAsiaTheme="majorEastAsia"/>
-      <w:i/>
-      <w:iCs/>
-      <w:color w:themeColor="text1" w:themeTint="D8" w:val="272727"/>
-    </w:rPr>
-  </w:style>
-  <w:style w:customStyle="1" w:styleId="Heading9Char" w:type="character">
-    <w:name w:val="Heading 9 Char"/>
-    <w:basedOn w:val="DefaultParagraphFont"/>
-    <w:link w:val="Heading9"/>
-    <w:uiPriority w:val="9"/>
-    <w:semiHidden/>
-    <w:rsid w:val="00A10FD9"/>
-    <w:rPr>
-      <w:rFonts w:cstheme="majorBidi" w:eastAsiaTheme="majorEastAsia"/>
-      <w:color w:themeColor="text1" w:themeTint="D8" w:val="272727"/>
-    </w:rPr>
-  </w:style>
-  <w:style w:styleId="BlockText" w:type="paragraph">
-    <w:name w:val="Block Text"/>
-    <w:basedOn w:val="BodyText"/>
-    <w:next w:val="BodyText"/>
-    <w:uiPriority w:val="9"/>
-    <w:unhideWhenUsed/>
-    <w:qFormat/>
-    <w:pPr>
-      <w:spacing w:after="100" w:before="100"/>
-      <w:ind w:firstLine="0" w:left="480" w:right="480"/>
-    </w:pPr>
-  </w:style>
-  <w:style w:styleId="FootnoteText" w:type="paragraph">
-    <w:name w:val="Footnote Text"/>
-    <w:basedOn w:val="Normal"/>
-    <w:next w:val="FootnoteText"/>
-    <w:uiPriority w:val="9"/>
-    <w:unhideWhenUsed/>
-    <w:qFormat/>
-  </w:style>
-  <w:style w:styleId="FootnoteBlockText" w:type="paragraph">
-    <w:name w:val="Footnote Block Text"/>
-    <w:basedOn w:val="FootnoteText"/>
-    <w:next w:val="FootnoteText"/>
-    <w:uiPriority w:val="9"/>
-    <w:unhideWhenUsed/>
-    <w:qFormat/>
-    <w:pPr>
-      <w:spacing w:after="100" w:before="100"/>
-      <w:ind w:firstLine="0" w:left="480" w:right="480"/>
-    </w:pPr>
-  </w:style>
-  <w:style w:default="1" w:styleId="DefaultParagraphFont" w:type="character">
-    <w:name w:val="Default Paragraph Font"/>
-    <w:semiHidden/>
-    <w:unhideWhenUsed/>
-  </w:style>
-  <w:style w:default="1" w:styleId="Table" w:type="table">
-    <w:name w:val="Table"/>
-    <w:basedOn w:val="TableNormal"/>
-    <w:semiHidden/>
-    <w:unhideWhenUsed/>
-    <w:qFormat/>
-    <w:tblPr>
-      <w:tblInd w:type="dxa" w:w="0"/>
-      <w:tblCellMar>
-        <w:top w:type="dxa" w:w="0"/>
-        <w:left w:type="dxa" w:w="108"/>
-        <w:bottom w:type="dxa" w:w="0"/>
-        <w:right w:type="dxa" w:w="108"/>
-      </w:tblCellMar>
-    </w:tblPr>
-    <w:tblStylePr w:type="firstRow">
-      <w:tcPr>
-        <w:tcBorders>
-          <w:bottom w:val="single"/>
-        </w:tcBorders>
-        <w:vAlign w:val="bottom"/>
-      </w:tcPr>
-    </w:tblStylePr>
-  </w:style>
-  <w:style w:customStyle="1" w:styleId="DefinitionTerm" w:type="paragraph">
-    <w:name w:val="Definition Term"/>
-    <w:basedOn w:val="Normal"/>
-    <w:next w:val="Definition"/>
-    <w:pPr>
-      <w:keepNext/>
-      <w:keepLines/>
-      <w:spacing w:after="0"/>
-    </w:pPr>
-    <w:rPr>
-      <w:b/>
-    </w:rPr>
-  </w:style>
-  <w:style w:customStyle="1" w:styleId="Definition" w:type="paragraph">
-    <w:name w:val="Definition"/>
-    <w:basedOn w:val="Normal"/>
-  </w:style>
-  <w:style w:styleId="Caption" w:type="paragraph">
-    <w:name w:val="Caption"/>
-    <w:basedOn w:val="Normal"/>
-    <w:link w:val="BodyTextChar"/>
-    <w:pPr>
-      <w:spacing w:after="120" w:before="0"/>
-    </w:pPr>
-    <w:rPr>
-      <w:i/>
-    </w:rPr>
-  </w:style>
-  <w:style w:customStyle="1" w:styleId="TableCaption" w:type="paragraph">
-    <w:name w:val="Table Caption"/>
-    <w:basedOn w:val="Caption"/>
-    <w:pPr>
-      <w:keepNext/>
-    </w:pPr>
-  </w:style>
-  <w:style w:customStyle="1" w:styleId="ImageCaption" w:type="paragraph">
-    <w:name w:val="Image Caption"/>
-    <w:basedOn w:val="Caption"/>
-  </w:style>
-  <w:style w:customStyle="1" w:styleId="Figure" w:type="paragraph">
-    <w:name w:val="Figure"/>
-    <w:basedOn w:val="Normal"/>
-  </w:style>
-  <w:style w:customStyle="1" w:styleId="CaptionedFigure" w:type="paragraph">
-    <w:name w:val="Captioned Figure"/>
-    <w:basedOn w:val="Figure"/>
-    <w:pPr>
-      <w:keepNext/>
-    </w:pPr>
-  </w:style>
-  <w:style w:customStyle="1" w:styleId="BodyTextChar" w:type="character">
-    <w:name w:val="Body Text Char"/>
-    <w:basedOn w:val="DefaultParagraphFont"/>
-    <w:link w:val="BodyText"/>
-  </w:style>
-  <w:style w:customStyle="1" w:styleId="VerbatimChar" w:type="character">
-    <w:name w:val="Verbatim Char"/>
-    <w:basedOn w:val="BodyTextChar"/>
-    <w:rPr>
-      <w:rFonts w:ascii="Consolas" w:hAnsi="Consolas"/>
-      <w:sz w:val="22"/>
-    </w:rPr>
-  </w:style>
-  <w:style w:customStyle="1" w:styleId="SectionNumber" w:type="character">
-    <w:name w:val="Section Number"/>
-    <w:basedOn w:val="BodyTextChar"/>
-  </w:style>
-  <w:style w:styleId="FootnoteReference" w:type="character">
-    <w:name w:val="Footnote Reference"/>
-    <w:basedOn w:val="BodyTextChar"/>
-    <w:rPr>
-      <w:vertAlign w:val="superscript"/>
-    </w:rPr>
-  </w:style>
-  <w:style w:styleId="Hyperlink" w:type="character">
-    <w:name w:val="Hyperlink"/>
-    <w:basedOn w:val="BodyTextChar"/>
-    <w:rPr>
-      <w:color w:themeColor="accent1" w:val="4F81BD"/>
-    </w:rPr>
-  </w:style>
-  <w:style w:styleId="TOCHeading" w:type="paragraph">
-    <w:name w:val="TOC Heading"/>
-    <w:basedOn w:val="Heading1"/>
-    <w:next w:val="BodyText"/>
+    <w:next w:val="Normal"/>
+    <w:autoRedefine/>
     <w:uiPriority w:val="39"/>
     <w:unhideWhenUsed/>
-    <w:qFormat/>
+    <w:rsid w:val="00322D32"/>
     <w:pPr>
-      <w:spacing w:before="240" w:line="259" w:lineRule="auto"/>
-      <w:outlineLvl w:val="9"/>
-    </w:pPr>
-    <w:rPr>
-      <w:rFonts w:asciiTheme="majorHAnsi" w:cstheme="majorBidi" w:eastAsiaTheme="majorEastAsia" w:hAnsiTheme="majorHAnsi"/>
-      <w:b w:val="0"/>
-      <w:bCs w:val="0"/>
-      <w:color w:themeColor="accent1" w:themeShade="BF" w:val="365F91"/>
-    </w:rPr>
-  </w:style>
-  <w:style w:type="paragraph" w:customStyle="1" w:styleId="SourceCode">
-    <w:name w:val="Source Code"/>
-    <w:basedOn w:val="Normal"/>
-    <w:link w:val="VerbatimChar"/>
-    <w:pPr>
-      <w:wordWrap w:val="off"/>
-      <w:shd w:val="clear" w:fill="f1f3f5"/>
+      <w:spacing w:after="100"/>
     </w:pPr>
   </w:style>
   <w:style w:type="character" w:customStyle="1" w:styleId="KeywordTok">
     <w:name w:val="KeywordTok"/>
     <w:basedOn w:val="VerbatimChar"/>
     <w:rPr>
-      <w:b/>
-      <w:color w:val="003b4f"/>
-      <w:shd w:val="clear" w:fill="f1f3f5"/>
+      <w:color w:val="d73a49"/>
     </w:rPr>
   </w:style>
   <w:style w:type="character" w:customStyle="1" w:styleId="DataTypeTok">
     <w:name w:val="DataTypeTok"/>
     <w:basedOn w:val="VerbatimChar"/>
     <w:rPr>
-      <w:color w:val="ad0000"/>
-      <w:shd w:val="clear" w:fill="f1f3f5"/>
+      <w:color w:val="d73a49"/>
     </w:rPr>
   </w:style>
   <w:style w:type="character" w:customStyle="1" w:styleId="DecValTok">
     <w:name w:val="DecValTok"/>
     <w:basedOn w:val="VerbatimChar"/>
     <w:rPr>
-      <w:color w:val="ad0000"/>
-      <w:shd w:val="clear" w:fill="f1f3f5"/>
+      <w:color w:val="005cc5"/>
     </w:rPr>
   </w:style>
   <w:style w:type="character" w:customStyle="1" w:styleId="BaseNTok">
     <w:name w:val="BaseNTok"/>
     <w:basedOn w:val="VerbatimChar"/>
     <w:rPr>
-      <w:color w:val="ad0000"/>
-      <w:shd w:val="clear" w:fill="f1f3f5"/>
+      <w:color w:val="005cc5"/>
     </w:rPr>
   </w:style>
   <w:style w:type="character" w:customStyle="1" w:styleId="FloatTok">
     <w:name w:val="FloatTok"/>
     <w:basedOn w:val="VerbatimChar"/>
     <w:rPr>
-      <w:color w:val="ad0000"/>
-      <w:shd w:val="clear" w:fill="f1f3f5"/>
+      <w:color w:val="005cc5"/>
     </w:rPr>
   </w:style>
   <w:style w:type="character" w:customStyle="1" w:styleId="ConstantTok">
     <w:name w:val="ConstantTok"/>
     <w:basedOn w:val="VerbatimChar"/>
     <w:rPr>
-      <w:color w:val="8f5902"/>
-      <w:shd w:val="clear" w:fill="f1f3f5"/>
+      <w:color w:val="005cc5"/>
     </w:rPr>
   </w:style>
   <w:style w:type="character" w:customStyle="1" w:styleId="CharTok">
     <w:name w:val="CharTok"/>
     <w:basedOn w:val="VerbatimChar"/>
     <w:rPr>
-      <w:color w:val="20794d"/>
-      <w:shd w:val="clear" w:fill="f1f3f5"/>
+      <w:color w:val="032f62"/>
     </w:rPr>
   </w:style>
   <w:style w:type="character" w:customStyle="1" w:styleId="SpecialCharTok">
     <w:name w:val="SpecialCharTok"/>
     <w:basedOn w:val="VerbatimChar"/>
     <w:rPr>
-      <w:color w:val="5e5e5e"/>
-      <w:shd w:val="clear" w:fill="f1f3f5"/>
+      <w:color w:val="005cc5"/>
     </w:rPr>
   </w:style>
   <w:style w:type="character" w:customStyle="1" w:styleId="StringTok">
     <w:name w:val="StringTok"/>
     <w:basedOn w:val="VerbatimChar"/>
     <w:rPr>
-      <w:color w:val="20794d"/>
-      <w:shd w:val="clear" w:fill="f1f3f5"/>
+      <w:color w:val="032f62"/>
     </w:rPr>
   </w:style>
   <w:style w:type="character" w:customStyle="1" w:styleId="VerbatimStringTok">
     <w:name w:val="VerbatimStringTok"/>
     <w:basedOn w:val="VerbatimChar"/>
     <w:rPr>
-      <w:color w:val="20794d"/>
-      <w:shd w:val="clear" w:fill="f1f3f5"/>
+      <w:color w:val="032f62"/>
     </w:rPr>
   </w:style>
   <w:style w:type="character" w:customStyle="1" w:styleId="SpecialStringTok">
     <w:name w:val="SpecialStringTok"/>
     <w:basedOn w:val="VerbatimChar"/>
     <w:rPr>
-      <w:color w:val="20794d"/>
-      <w:shd w:val="clear" w:fill="f1f3f5"/>
+      <w:color w:val="032f62"/>
     </w:rPr>
   </w:style>
   <w:style w:type="character" w:customStyle="1" w:styleId="ImportTok">
     <w:name w:val="ImportTok"/>
     <w:basedOn w:val="VerbatimChar"/>
     <w:rPr>
-      <w:color w:val="00769e"/>
-      <w:shd w:val="clear" w:fill="f1f3f5"/>
+      <w:color w:val="032f62"/>
     </w:rPr>
   </w:style>
   <w:style w:type="character" w:customStyle="1" w:styleId="CommentTok">
     <w:name w:val="CommentTok"/>
     <w:basedOn w:val="VerbatimChar"/>
     <w:rPr>
-      <w:color w:val="5e5e5e"/>
-      <w:shd w:val="clear" w:fill="f1f3f5"/>
+      <w:color w:val="6a737d"/>
     </w:rPr>
   </w:style>
   <w:style w:type="character" w:customStyle="1" w:styleId="DocumentationTok">
     <w:name w:val="DocumentationTok"/>
     <w:basedOn w:val="VerbatimChar"/>
     <w:rPr>
-      <w:i/>
-      <w:color w:val="5e5e5e"/>
-      <w:shd w:val="clear" w:fill="f1f3f5"/>
+      <w:color w:val="6a737d"/>
     </w:rPr>
   </w:style>
   <w:style w:type="character" w:customStyle="1" w:styleId="AnnotationTok">
     <w:name w:val="AnnotationTok"/>
     <w:basedOn w:val="VerbatimChar"/>
     <w:rPr>
-      <w:color w:val="5e5e5e"/>
-      <w:shd w:val="clear" w:fill="f1f3f5"/>
+      <w:color w:val="6a737d"/>
     </w:rPr>
   </w:style>
   <w:style w:type="character" w:customStyle="1" w:styleId="CommentVarTok">
     <w:name w:val="CommentVarTok"/>
     <w:basedOn w:val="VerbatimChar"/>
     <w:rPr>
-      <w:i/>
-      <w:color w:val="5e5e5e"/>
-      <w:shd w:val="clear" w:fill="f1f3f5"/>
+      <w:color w:val="6a737d"/>
     </w:rPr>
   </w:style>
   <w:style w:type="character" w:customStyle="1" w:styleId="OtherTok">
     <w:name w:val="OtherTok"/>
     <w:basedOn w:val="VerbatimChar"/>
     <w:rPr>
-      <w:color w:val="003b4f"/>
-      <w:shd w:val="clear" w:fill="f1f3f5"/>
+      <w:color w:val="6f42c1"/>
     </w:rPr>
   </w:style>
   <w:style w:type="character" w:customStyle="1" w:styleId="FunctionTok">
     <w:name w:val="FunctionTok"/>
     <w:basedOn w:val="VerbatimChar"/>
     <w:rPr>
-      <w:color w:val="4758ab"/>
-      <w:shd w:val="clear" w:fill="f1f3f5"/>
+      <w:color w:val="6f42c1"/>
     </w:rPr>
   </w:style>
   <w:style w:type="character" w:customStyle="1" w:styleId="VariableTok">
     <w:name w:val="VariableTok"/>
     <w:basedOn w:val="VerbatimChar"/>
     <w:rPr>
-      <w:color w:val="111111"/>
-      <w:shd w:val="clear" w:fill="f1f3f5"/>
+      <w:color w:val="e36209"/>
     </w:rPr>
   </w:style>
   <w:style w:type="character" w:customStyle="1" w:styleId="ControlFlowTok">
     <w:name w:val="ControlFlowTok"/>
     <w:basedOn w:val="VerbatimChar"/>
     <w:rPr>
-      <w:b/>
-      <w:color w:val="003b4f"/>
-      <w:shd w:val="clear" w:fill="f1f3f5"/>
+      <w:color w:val="d73a49"/>
     </w:rPr>
   </w:style>
   <w:style w:type="character" w:customStyle="1" w:styleId="OperatorTok">
     <w:name w:val="OperatorTok"/>
     <w:basedOn w:val="VerbatimChar"/>
     <w:rPr>
-      <w:color w:val="5e5e5e"/>
-      <w:shd w:val="clear" w:fill="f1f3f5"/>
+      <w:color w:val="24292e"/>
     </w:rPr>
   </w:style>
   <w:style w:type="character" w:customStyle="1" w:styleId="BuiltInTok">
     <w:name w:val="BuiltInTok"/>
     <w:basedOn w:val="VerbatimChar"/>
     <w:rPr>
-      <w:color w:val="003b4f"/>
-      <w:shd w:val="clear" w:fill="f1f3f5"/>
+      <w:color w:val="d73a49"/>
     </w:rPr>
   </w:style>
   <w:style w:type="character" w:customStyle="1" w:styleId="ExtensionTok">
     <w:name w:val="ExtensionTok"/>
     <w:basedOn w:val="VerbatimChar"/>
     <w:rPr>
-      <w:color w:val="003b4f"/>
-      <w:shd w:val="clear" w:fill="f1f3f5"/>
+      <w:b/>
+      <w:color w:val="d73a49"/>
     </w:rPr>
   </w:style>
   <w:style w:type="character" w:customStyle="1" w:styleId="PreprocessorTok">
     <w:name w:val="PreprocessorTok"/>
     <w:basedOn w:val="VerbatimChar"/>
     <w:rPr>
-      <w:color w:val="ad0000"/>
-      <w:shd w:val="clear" w:fill="f1f3f5"/>
+      <w:color w:val="d73a49"/>
     </w:rPr>
   </w:style>
   <w:style w:type="character" w:customStyle="1" w:styleId="AttributeTok">
     <w:name w:val="AttributeTok"/>
     <w:basedOn w:val="VerbatimChar"/>
     <w:rPr>
-      <w:color w:val="657422"/>
-      <w:shd w:val="clear" w:fill="f1f3f5"/>
+      <w:color w:val="d73a49"/>
     </w:rPr>
   </w:style>
   <w:style w:type="character" w:customStyle="1" w:styleId="RegionMarkerTok">
     <w:name w:val="RegionMarkerTok"/>
     <w:basedOn w:val="VerbatimChar"/>
     <w:rPr>
-      <w:color w:val="003b4f"/>
-      <w:shd w:val="clear" w:fill="f1f3f5"/>
+      <w:color w:val="6a737d"/>
     </w:rPr>
   </w:style>
   <w:style w:type="character" w:customStyle="1" w:styleId="InformationTok">
     <w:name w:val="InformationTok"/>
     <w:basedOn w:val="VerbatimChar"/>
     <w:rPr>
-      <w:color w:val="5e5e5e"/>
-      <w:shd w:val="clear" w:fill="f1f3f5"/>
+      <w:color w:val="6a737d"/>
     </w:rPr>
   </w:style>
   <w:style w:type="character" w:customStyle="1" w:styleId="WarningTok">
     <w:name w:val="WarningTok"/>
     <w:basedOn w:val="VerbatimChar"/>
     <w:rPr>
-      <w:i/>
-      <w:color w:val="5e5e5e"/>
-      <w:shd w:val="clear" w:fill="f1f3f5"/>
+      <w:color w:val="ff5555"/>
     </w:rPr>
   </w:style>
   <w:style w:type="character" w:customStyle="1" w:styleId="AlertTok">
     <w:name w:val="AlertTok"/>
     <w:basedOn w:val="VerbatimChar"/>
     <w:rPr>
-      <w:color w:val="ad0000"/>
-      <w:shd w:val="clear" w:fill="f1f3f5"/>
+      <w:b/>
+      <w:color w:val="ff5555"/>
     </w:rPr>
   </w:style>
   <w:style w:type="character" w:customStyle="1" w:styleId="ErrorTok">
     <w:name w:val="ErrorTok"/>
     <w:basedOn w:val="VerbatimChar"/>
     <w:rPr>
-      <w:color w:val="ad0000"/>
-      <w:shd w:val="clear" w:fill="f1f3f5"/>
+      <w:color w:val="ff5555"/>
+      <w:u/>
     </w:rPr>
   </w:style>
   <w:style w:type="character" w:customStyle="1" w:styleId="NormalTok">
     <w:name w:val="NormalTok"/>
     <w:basedOn w:val="VerbatimChar"/>
     <w:rPr>
-      <w:color w:val="003b4f"/>
-      <w:shd w:val="clear" w:fill="f1f3f5"/>
+      <w:color w:val="24292e"/>
     </w:rPr>
   </w:style>
 </w:styles>
@@ -6726,7 +7046,7 @@
         <a:latin typeface="Aptos" panose="02110004020202020204"/>
         <a:ea typeface=""/>
         <a:cs typeface=""/>
-        <a:font script="Jpan" typeface="游明朝"/>
+        <a:font script="Jpan" typeface="游ゴシック"/>
         <a:font script="Hang" typeface="맑은 고딕"/>
         <a:font script="Hans" typeface="等线"/>
         <a:font script="Hant" typeface="新細明體"/>
@@ -6917,7 +7237,7 @@
   <a:extraClrSchemeLst/>
   <a:extLst>
     <a:ext uri="{05A4C25C-085E-4340-85A3-A5531E510DB2}">
-      <thm15:themeFamily xmlns:thm15="http://schemas.microsoft.com/office/thememl/2012/main" name="Office Theme" id="{2E142A2C-CD16-42D6-873A-C26D2A0506FA}" vid="{1BDDFF52-6CD6-40A5-AB3C-68EB2F1E4D0A}"/>
+      <thm15:themeFamily xmlns:thm15="http://schemas.microsoft.com/office/thememl/2012/main" name="Office Theme" id="{62F939B6-93AF-4DB8-9C6B-D6C7DFDC589F}" vid="{4A3C46E8-61CC-4603-A589-7422A47A8E4A}"/>
     </a:ext>
   </a:extLst>
 </a:theme>

--- a/docs/quizzes/11_quiz_anova.docx
+++ b/docs/quizzes/11_quiz_anova.docx
@@ -31,7 +31,7 @@
         <w:pStyle w:val="Date"/>
       </w:pPr>
       <w:r>
-        <w:t xml:space="preserve">2026-09-03</w:t>
+        <w:t xml:space="preserve">2026-09-04</w:t>
       </w:r>
     </w:p>
     <w:bookmarkStart w:id="10" w:name="quiz-11-one-way-anova"/>
